--- a/Soc2Type2-chatgpt/Review_Output_2026-10-12_Final/01_Reviewed_Policies/08 - Data Collection & Privacy Handling Policy.docx
+++ b/Soc2Type2-chatgpt/Review_Output_2026-10-12_Final/01_Reviewed_Policies/08 - Data Collection & Privacy Handling Policy.docx
@@ -5,726 +5,119 @@
   <w:body>
     <w:p>
       <w:pPr>
-        <w:widowControl w:val="1"/>
-        <w:spacing w:after="0" w:line="240" w:lineRule="auto"/>
-        <w:rPr>
-          <w:rFonts w:ascii="Arial" w:cs="Arial" w:eastAsia="Arial" w:hAnsi="Arial"/>
-          <w:sz w:val="20"/>
-          <w:szCs w:val="20"/>
-        </w:rPr>
+        <w:jc w:val="center"/>
       </w:pPr>
       <w:r>
         <w:rPr>
-          <w:rtl w:val="0"/>
+          <w:b/>
+          <w:sz w:val="18"/>
         </w:rPr>
+        <w:t>DRAFT — OWNER VALIDATION AND AUTHORIZED APPROVAL REQUIRED</w:t>
       </w:r>
     </w:p>
     <w:p>
       <w:pPr>
-        <w:widowControl w:val="1"/>
-        <w:spacing w:after="0" w:line="240" w:lineRule="auto"/>
-        <w:rPr>
-          <w:rFonts w:ascii="Arial" w:cs="Arial" w:eastAsia="Arial" w:hAnsi="Arial"/>
-          <w:sz w:val="20"/>
-          <w:szCs w:val="20"/>
-        </w:rPr>
+        <w:pStyle w:val="Title"/>
+        <w:jc w:val="center"/>
       </w:pPr>
       <w:r>
-        <w:rPr>
-          <w:rtl w:val="0"/>
-        </w:rPr>
-      </w:r>
-    </w:p>
-    <w:p>
-      <w:pPr>
-        <w:widowControl w:val="1"/>
-        <w:spacing w:after="0" w:line="240" w:lineRule="auto"/>
-        <w:rPr>
-          <w:rFonts w:ascii="Verdana" w:cs="Verdana" w:eastAsia="Verdana" w:hAnsi="Verdana"/>
-          <w:b w:val="1"/>
-          <w:sz w:val="20"/>
-          <w:szCs w:val="20"/>
-        </w:rPr>
-      </w:pPr>
-      <w:r>
-        <w:rPr>
-          <w:rtl w:val="0"/>
-        </w:rPr>
-      </w:r>
-    </w:p>
-    <w:p>
-      <w:pPr>
-        <w:widowControl w:val="1"/>
-        <w:pBdr>
-          <w:bottom w:color="000000" w:space="2" w:sz="18" w:val="single"/>
-        </w:pBdr>
-        <w:shd w:fill="000099" w:val="clear"/>
-        <w:tabs>
-          <w:tab w:val="left" w:leader="none" w:pos="600"/>
-        </w:tabs>
-        <w:spacing w:after="0" w:line="240" w:lineRule="auto"/>
-        <w:ind w:left="720" w:firstLine="0"/>
-        <w:jc w:val="center"/>
-        <w:rPr>
-          <w:rFonts w:ascii="Verdana" w:cs="Verdana" w:eastAsia="Verdana" w:hAnsi="Verdana"/>
-          <w:b w:val="1"/>
-          <w:color w:val="ffffff"/>
-          <w:sz w:val="32"/>
-          <w:szCs w:val="32"/>
-        </w:rPr>
-      </w:pPr>
-      <w:r>
-        <w:rPr>
-          <w:rFonts w:ascii="Verdana" w:cs="Verdana" w:eastAsia="Verdana" w:hAnsi="Verdana"/>
-          <w:b w:val="1"/>
-          <w:color w:val="ffffff"/>
-          <w:sz w:val="32"/>
-          <w:szCs w:val="32"/>
-          <w:rtl w:val="0"/>
-        </w:rPr>
-        <w:t xml:space="preserve">Privacy &amp; Data Handling Policy</w:t>
-      </w:r>
-    </w:p>
-    <w:p>
-      <w:pPr>
-        <w:widowControl w:val="1"/>
-        <w:spacing w:after="0" w:line="240" w:lineRule="auto"/>
-        <w:jc w:val="center"/>
-        <w:rPr>
-          <w:rFonts w:ascii="Verdana" w:cs="Verdana" w:eastAsia="Verdana" w:hAnsi="Verdana"/>
-          <w:b w:val="1"/>
-          <w:sz w:val="20"/>
-          <w:szCs w:val="20"/>
-        </w:rPr>
-      </w:pPr>
-      <w:r>
-        <w:rPr>
-          <w:rtl w:val="0"/>
-        </w:rPr>
-      </w:r>
-    </w:p>
-    <w:p>
-      <w:pPr>
-        <w:widowControl w:val="1"/>
-        <w:spacing w:after="0" w:line="240" w:lineRule="auto"/>
-        <w:jc w:val="center"/>
-        <w:rPr>
-          <w:rFonts w:ascii="Verdana" w:cs="Verdana" w:eastAsia="Verdana" w:hAnsi="Verdana"/>
-          <w:b w:val="1"/>
-          <w:sz w:val="20"/>
-          <w:szCs w:val="20"/>
-        </w:rPr>
-      </w:pPr>
-      <w:r>
-        <w:rPr>
-          <w:rtl w:val="0"/>
-        </w:rPr>
-      </w:r>
-    </w:p>
-    <w:p>
-      <w:pPr>
-        <w:widowControl w:val="1"/>
-        <w:spacing w:after="0" w:line="240" w:lineRule="auto"/>
-        <w:jc w:val="center"/>
-        <w:rPr>
-          <w:rFonts w:ascii="Verdana" w:cs="Verdana" w:eastAsia="Verdana" w:hAnsi="Verdana"/>
-          <w:b w:val="1"/>
-          <w:sz w:val="20"/>
-          <w:szCs w:val="20"/>
-        </w:rPr>
-      </w:pPr>
-      <w:r>
-        <w:rPr>
-          <w:rtl w:val="0"/>
-        </w:rPr>
-      </w:r>
-    </w:p>
-    <w:p>
-      <w:pPr>
-        <w:widowControl w:val="1"/>
-        <w:spacing w:after="0" w:line="240" w:lineRule="auto"/>
-        <w:jc w:val="center"/>
-        <w:rPr>
-          <w:rFonts w:ascii="Verdana" w:cs="Verdana" w:eastAsia="Verdana" w:hAnsi="Verdana"/>
-          <w:b w:val="1"/>
-          <w:sz w:val="20"/>
-          <w:szCs w:val="20"/>
-        </w:rPr>
-      </w:pPr>
-      <w:r>
-        <w:rPr>
-          <w:rtl w:val="0"/>
-        </w:rPr>
-      </w:r>
-    </w:p>
-    <w:p>
-      <w:pPr>
-        <w:widowControl w:val="1"/>
-        <w:spacing w:after="0" w:line="240" w:lineRule="auto"/>
-        <w:jc w:val="center"/>
-        <w:rPr>
-          <w:rFonts w:ascii="Verdana" w:cs="Verdana" w:eastAsia="Verdana" w:hAnsi="Verdana"/>
-          <w:b w:val="1"/>
-          <w:sz w:val="20"/>
-          <w:szCs w:val="20"/>
-        </w:rPr>
-      </w:pPr>
-      <w:r>
-        <w:rPr>
-          <w:rtl w:val="0"/>
-        </w:rPr>
-      </w:r>
-    </w:p>
-    <w:p>
-      <w:pPr>
-        <w:widowControl w:val="1"/>
-        <w:spacing w:after="0" w:line="240" w:lineRule="auto"/>
-        <w:jc w:val="center"/>
-        <w:rPr>
-          <w:rFonts w:ascii="Verdana" w:cs="Verdana" w:eastAsia="Verdana" w:hAnsi="Verdana"/>
-          <w:b w:val="1"/>
-          <w:sz w:val="20"/>
-          <w:szCs w:val="20"/>
-        </w:rPr>
-      </w:pPr>
-      <w:r>
-        <w:rPr>
-          <w:rtl w:val="0"/>
-        </w:rPr>
-      </w:r>
-    </w:p>
-    <w:p>
-      <w:pPr>
-        <w:spacing w:after="0" w:line="240" w:lineRule="auto"/>
-        <w:jc w:val="center"/>
-        <w:rPr>
-          <w:rFonts w:ascii="Verdana" w:cs="Verdana" w:eastAsia="Verdana" w:hAnsi="Verdana"/>
-          <w:b w:val="1"/>
-          <w:sz w:val="20"/>
-          <w:szCs w:val="20"/>
-        </w:rPr>
-      </w:pPr>
-      <w:r>
-        <w:rPr>
-          <w:rFonts w:ascii="Helvetica Neue" w:cs="Helvetica Neue" w:eastAsia="Helvetica Neue" w:hAnsi="Helvetica Neue"/>
-          <w:sz w:val="22"/>
-          <w:szCs w:val="22"/>
-        </w:rPr>
-        <w:drawing>
-          <wp:inline distB="114300" distT="114300" distL="114300" distR="114300">
-            <wp:extent cx="1440000" cy="556800"/>
-            <wp:effectExtent b="0" l="0" r="0" t="0"/>
-            <wp:docPr id="169" name="image1.png"/>
-            <a:graphic>
-              <a:graphicData uri="http://schemas.openxmlformats.org/drawingml/2006/picture">
-                <pic:pic>
-                  <pic:nvPicPr>
-                    <pic:cNvPr id="0" name="image1.png"/>
-                    <pic:cNvPicPr preferRelativeResize="0"/>
-                  </pic:nvPicPr>
-                  <pic:blipFill>
-                    <a:blip r:embed="rId7"/>
-                    <a:srcRect b="0" l="0" r="0" t="0"/>
-                    <a:stretch>
-                      <a:fillRect/>
-                    </a:stretch>
-                  </pic:blipFill>
-                  <pic:spPr>
-                    <a:xfrm>
-                      <a:off x="0" y="0"/>
-                      <a:ext cx="1440000" cy="556800"/>
-                    </a:xfrm>
-                    <a:prstGeom prst="rect"/>
-                    <a:ln/>
-                  </pic:spPr>
-                </pic:pic>
-              </a:graphicData>
-            </a:graphic>
-          </wp:inline>
-        </w:drawing>
-      </w:r>
-      <w:r>
-        <w:rPr>
-          <w:rtl w:val="0"/>
-        </w:rPr>
-      </w:r>
-    </w:p>
-    <w:p>
-      <w:pPr>
-        <w:widowControl w:val="1"/>
-        <w:spacing w:after="0" w:line="240" w:lineRule="auto"/>
-        <w:jc w:val="center"/>
-        <w:rPr>
-          <w:rFonts w:ascii="Verdana" w:cs="Verdana" w:eastAsia="Verdana" w:hAnsi="Verdana"/>
-          <w:b w:val="1"/>
-          <w:sz w:val="20"/>
-          <w:szCs w:val="20"/>
-        </w:rPr>
-      </w:pPr>
-      <w:r>
-        <w:rPr>
-          <w:rtl w:val="0"/>
-        </w:rPr>
-      </w:r>
-    </w:p>
-    <w:p>
-      <w:pPr>
-        <w:widowControl w:val="1"/>
-        <w:spacing w:after="0" w:line="240" w:lineRule="auto"/>
-        <w:jc w:val="center"/>
-        <w:rPr>
-          <w:rFonts w:ascii="Verdana" w:cs="Verdana" w:eastAsia="Verdana" w:hAnsi="Verdana"/>
-          <w:b w:val="1"/>
-          <w:sz w:val="20"/>
-          <w:szCs w:val="20"/>
-        </w:rPr>
-      </w:pPr>
-      <w:r>
-        <w:rPr>
-          <w:rtl w:val="0"/>
-        </w:rPr>
-      </w:r>
-    </w:p>
-    <w:p>
-      <w:pPr>
-        <w:widowControl w:val="1"/>
-        <w:spacing w:after="0" w:line="240" w:lineRule="auto"/>
-        <w:jc w:val="center"/>
-        <w:rPr>
-          <w:rFonts w:ascii="Verdana" w:cs="Verdana" w:eastAsia="Verdana" w:hAnsi="Verdana"/>
-          <w:b w:val="1"/>
-          <w:sz w:val="20"/>
-          <w:szCs w:val="20"/>
-        </w:rPr>
-      </w:pPr>
-      <w:r>
-        <w:rPr>
-          <w:rtl w:val="0"/>
-        </w:rPr>
-      </w:r>
-    </w:p>
-    <w:p>
-      <w:pPr>
-        <w:widowControl w:val="1"/>
-        <w:spacing w:after="0" w:line="240" w:lineRule="auto"/>
-        <w:jc w:val="center"/>
-        <w:rPr>
-          <w:rFonts w:ascii="Verdana" w:cs="Verdana" w:eastAsia="Verdana" w:hAnsi="Verdana"/>
-          <w:b w:val="1"/>
-          <w:sz w:val="20"/>
-          <w:szCs w:val="20"/>
-        </w:rPr>
-      </w:pPr>
-      <w:r>
-        <w:rPr>
-          <w:rtl w:val="0"/>
-        </w:rPr>
-      </w:r>
-    </w:p>
-    <w:p>
-      <w:pPr>
-        <w:widowControl w:val="1"/>
-        <w:spacing w:after="0" w:line="240" w:lineRule="auto"/>
-        <w:jc w:val="center"/>
-        <w:rPr>
-          <w:rFonts w:ascii="Verdana" w:cs="Verdana" w:eastAsia="Verdana" w:hAnsi="Verdana"/>
-          <w:b w:val="1"/>
-          <w:sz w:val="20"/>
-          <w:szCs w:val="20"/>
-        </w:rPr>
-      </w:pPr>
-      <w:r>
-        <w:rPr>
-          <w:rtl w:val="0"/>
-        </w:rPr>
-      </w:r>
-    </w:p>
-    <w:p>
-      <w:pPr>
-        <w:widowControl w:val="1"/>
-        <w:spacing w:after="0" w:line="240" w:lineRule="auto"/>
-        <w:jc w:val="center"/>
-        <w:rPr>
-          <w:rFonts w:ascii="Verdana" w:cs="Verdana" w:eastAsia="Verdana" w:hAnsi="Verdana"/>
-          <w:b w:val="1"/>
-          <w:sz w:val="20"/>
-          <w:szCs w:val="20"/>
-        </w:rPr>
-      </w:pPr>
-      <w:r>
-        <w:rPr>
-          <w:rtl w:val="0"/>
-        </w:rPr>
+        <w:t>DATA COLLECTION AND PRIVACY HANDLING POLICY</w:t>
       </w:r>
     </w:p>
     <w:tbl>
       <w:tblPr>
-        <w:tblStyle w:val="Table1"/>
-        <w:tblW w:w="5610.0" w:type="dxa"/>
-        <w:jc w:val="center"/>
-        <w:tblBorders>
-          <w:top w:color="ffffff" w:space="0" w:sz="4" w:val="single"/>
-          <w:left w:color="ffffff" w:space="0" w:sz="4" w:val="single"/>
-          <w:bottom w:color="ffffff" w:space="0" w:sz="4" w:val="single"/>
-          <w:right w:color="ffffff" w:space="0" w:sz="4" w:val="single"/>
-          <w:insideH w:color="ffffff" w:space="0" w:sz="4" w:val="single"/>
-          <w:insideV w:color="ffffff" w:space="0" w:sz="4" w:val="single"/>
-        </w:tblBorders>
-        <w:tblLayout w:type="fixed"/>
-        <w:tblLook w:val="0000"/>
+        <w:tblStyle w:val="TableGrid"/>
+        <w:tblW w:type="auto" w:w="0"/>
+        <w:tblLook w:firstColumn="1" w:firstRow="1" w:lastColumn="0" w:lastRow="0" w:noHBand="0" w:noVBand="1" w:val="04A0"/>
       </w:tblPr>
       <w:tblGrid>
-        <w:gridCol w:w="5610"/>
-        <w:tblGridChange w:id="0">
-          <w:tblGrid>
-            <w:gridCol w:w="5610"/>
-          </w:tblGrid>
-        </w:tblGridChange>
+        <w:gridCol w:w="4961"/>
+        <w:gridCol w:w="4961"/>
       </w:tblGrid>
       <w:tr>
-        <w:trPr>
-          <w:cantSplit w:val="0"/>
-          <w:tblHeader w:val="0"/>
-        </w:trPr>
         <w:tc>
           <w:tcPr>
-            <w:tcBorders>
-              <w:bottom w:color="ffffff" w:space="0" w:sz="4" w:val="single"/>
-            </w:tcBorders>
-            <w:shd w:fill="ffffff" w:val="clear"/>
-            <w:tcMar>
-              <w:top w:w="0.0" w:type="dxa"/>
-              <w:left w:w="108.0" w:type="dxa"/>
-              <w:bottom w:w="0.0" w:type="dxa"/>
-              <w:right w:w="108.0" w:type="dxa"/>
-            </w:tcMar>
-            <w:vAlign w:val="center"/>
+            <w:tcW w:type="dxa" w:w="4961"/>
           </w:tcPr>
           <w:p>
-            <w:pPr>
-              <w:widowControl w:val="1"/>
-              <w:tabs>
-                <w:tab w:val="left" w:leader="none" w:pos="90"/>
-              </w:tabs>
-              <w:spacing w:after="0" w:line="240" w:lineRule="auto"/>
-              <w:jc w:val="center"/>
-              <w:rPr>
-                <w:rFonts w:ascii="Verdana" w:cs="Verdana" w:eastAsia="Verdana" w:hAnsi="Verdana"/>
-                <w:sz w:val="20"/>
-                <w:szCs w:val="20"/>
-              </w:rPr>
-            </w:pPr>
             <w:r>
-              <w:rPr>
-                <w:rFonts w:ascii="Verdana" w:cs="Verdana" w:eastAsia="Verdana" w:hAnsi="Verdana"/>
-                <w:sz w:val="20"/>
-                <w:szCs w:val="20"/>
-                <w:rtl w:val="0"/>
-              </w:rPr>
-              <w:t xml:space="preserve">DOCUMENT</w:t>
+              <w:t>Document owner</w:t>
+            </w:r>
+          </w:p>
+        </w:tc>
+        <w:tc>
+          <w:tcPr>
+            <w:tcW w:type="dxa" w:w="4961"/>
+          </w:tcPr>
+          <w:p>
+            <w:r>
+              <w:t>Assign by management</w:t>
             </w:r>
           </w:p>
         </w:tc>
       </w:tr>
       <w:tr>
-        <w:trPr>
-          <w:cantSplit w:val="0"/>
-          <w:tblHeader w:val="0"/>
-        </w:trPr>
         <w:tc>
           <w:tcPr>
-            <w:tcBorders>
-              <w:bottom w:color="ffffff" w:space="0" w:sz="4" w:val="single"/>
-            </w:tcBorders>
-            <w:shd w:fill="ffffff" w:val="clear"/>
-            <w:tcMar>
-              <w:top w:w="0.0" w:type="dxa"/>
-              <w:left w:w="108.0" w:type="dxa"/>
-              <w:bottom w:w="0.0" w:type="dxa"/>
-              <w:right w:w="108.0" w:type="dxa"/>
-            </w:tcMar>
-            <w:vAlign w:val="center"/>
+            <w:tcW w:type="dxa" w:w="4961"/>
           </w:tcPr>
           <w:p>
-            <w:pPr>
-              <w:widowControl w:val="1"/>
-              <w:tabs>
-                <w:tab w:val="left" w:leader="none" w:pos="90"/>
-              </w:tabs>
-              <w:spacing w:after="0" w:line="240" w:lineRule="auto"/>
-              <w:jc w:val="center"/>
-              <w:rPr>
-                <w:rFonts w:ascii="Verdana" w:cs="Verdana" w:eastAsia="Verdana" w:hAnsi="Verdana"/>
-                <w:sz w:val="20"/>
-                <w:szCs w:val="20"/>
-              </w:rPr>
-            </w:pPr>
             <w:r>
-              <w:rPr>
-                <w:rtl w:val="0"/>
-              </w:rPr>
+              <w:t>Version</w:t>
+            </w:r>
+          </w:p>
+        </w:tc>
+        <w:tc>
+          <w:tcPr>
+            <w:tcW w:type="dxa" w:w="4961"/>
+          </w:tcPr>
+          <w:p>
+            <w:r>
+              <w:t>Assign after review</w:t>
             </w:r>
           </w:p>
         </w:tc>
       </w:tr>
       <w:tr>
-        <w:trPr>
-          <w:cantSplit w:val="0"/>
-          <w:trHeight w:val="458" w:hRule="atLeast"/>
-          <w:tblHeader w:val="0"/>
-        </w:trPr>
         <w:tc>
           <w:tcPr>
-            <w:tcBorders>
-              <w:top w:color="ffffff" w:space="0" w:sz="4" w:val="single"/>
-            </w:tcBorders>
-            <w:shd w:fill="ffffff" w:val="clear"/>
-            <w:tcMar>
-              <w:top w:w="0.0" w:type="dxa"/>
-              <w:left w:w="108.0" w:type="dxa"/>
-              <w:bottom w:w="0.0" w:type="dxa"/>
-              <w:right w:w="108.0" w:type="dxa"/>
-            </w:tcMar>
-            <w:vAlign w:val="center"/>
+            <w:tcW w:type="dxa" w:w="4961"/>
           </w:tcPr>
           <w:p>
-            <w:pPr>
-              <w:widowControl w:val="1"/>
-              <w:spacing w:after="0" w:line="240" w:lineRule="auto"/>
-              <w:jc w:val="center"/>
-              <w:rPr>
-                <w:rFonts w:ascii="Verdana" w:cs="Verdana" w:eastAsia="Verdana" w:hAnsi="Verdana"/>
-                <w:b w:val="1"/>
-                <w:sz w:val="20"/>
-                <w:szCs w:val="20"/>
-              </w:rPr>
-            </w:pPr>
             <w:r>
-              <w:rPr>
-                <w:rFonts w:ascii="Verdana" w:cs="Verdana" w:eastAsia="Verdana" w:hAnsi="Verdana"/>
-                <w:b w:val="1"/>
-                <w:rtl w:val="0"/>
-              </w:rPr>
-              <w:t xml:space="preserve">Privacy &amp; Data Handling Policy</w:t>
+              <w:t>Effective date</w:t>
             </w:r>
+          </w:p>
+        </w:tc>
+        <w:tc>
+          <w:tcPr>
+            <w:tcW w:type="dxa" w:w="4961"/>
+          </w:tcPr>
+          <w:p>
             <w:r>
-              <w:rPr>
-                <w:rtl w:val="0"/>
-              </w:rPr>
+              <w:t>Enter actual authorized date; do not backdate</w:t>
             </w:r>
           </w:p>
         </w:tc>
       </w:tr>
       <w:tr>
-        <w:trPr>
-          <w:cantSplit w:val="0"/>
-          <w:trHeight w:val="450" w:hRule="atLeast"/>
-          <w:tblHeader w:val="0"/>
-        </w:trPr>
         <w:tc>
           <w:tcPr>
-            <w:tcBorders>
-              <w:bottom w:color="ffffff" w:space="0" w:sz="4" w:val="single"/>
-            </w:tcBorders>
-            <w:shd w:fill="ffffff" w:val="clear"/>
-            <w:tcMar>
-              <w:top w:w="0.0" w:type="dxa"/>
-              <w:left w:w="108.0" w:type="dxa"/>
-              <w:bottom w:w="0.0" w:type="dxa"/>
-              <w:right w:w="108.0" w:type="dxa"/>
-            </w:tcMar>
-            <w:vAlign w:val="center"/>
+            <w:tcW w:type="dxa" w:w="4961"/>
           </w:tcPr>
           <w:p>
-            <w:pPr>
-              <w:widowControl w:val="1"/>
-              <w:tabs>
-                <w:tab w:val="left" w:leader="none" w:pos="90"/>
-              </w:tabs>
-              <w:spacing w:after="0" w:line="240" w:lineRule="auto"/>
-              <w:jc w:val="center"/>
-              <w:rPr>
-                <w:rFonts w:ascii="Verdana" w:cs="Verdana" w:eastAsia="Verdana" w:hAnsi="Verdana"/>
-                <w:sz w:val="20"/>
-                <w:szCs w:val="20"/>
-              </w:rPr>
-            </w:pPr>
             <w:r>
-              <w:rPr>
-                <w:rFonts w:ascii="Verdana" w:cs="Verdana" w:eastAsia="Verdana" w:hAnsi="Verdana"/>
-                <w:sz w:val="20"/>
-                <w:szCs w:val="20"/>
-                <w:rtl w:val="0"/>
-              </w:rPr>
-              <w:t xml:space="preserve">PREPARED BY</w:t>
+              <w:t>Approved by</w:t>
             </w:r>
           </w:p>
         </w:tc>
-      </w:tr>
-      <w:tr>
-        <w:trPr>
-          <w:cantSplit w:val="0"/>
-          <w:trHeight w:val="431" w:hRule="atLeast"/>
-          <w:tblHeader w:val="0"/>
-        </w:trPr>
         <w:tc>
           <w:tcPr>
-            <w:tcBorders>
-              <w:top w:color="ffffff" w:space="0" w:sz="4" w:val="single"/>
-            </w:tcBorders>
-            <w:shd w:fill="ffffff" w:val="clear"/>
-            <w:tcMar>
-              <w:top w:w="0.0" w:type="dxa"/>
-              <w:left w:w="108.0" w:type="dxa"/>
-              <w:bottom w:w="0.0" w:type="dxa"/>
-              <w:right w:w="108.0" w:type="dxa"/>
-            </w:tcMar>
-            <w:vAlign w:val="center"/>
+            <w:tcW w:type="dxa" w:w="4961"/>
           </w:tcPr>
           <w:p>
-            <w:pPr>
-              <w:keepLines w:val="1"/>
-              <w:widowControl w:val="1"/>
-              <w:tabs>
-                <w:tab w:val="center" w:leader="none" w:pos="4320"/>
-                <w:tab w:val="right" w:leader="none" w:pos="8640"/>
-                <w:tab w:val="left" w:leader="none" w:pos="90"/>
-              </w:tabs>
-              <w:spacing w:after="0" w:line="240" w:lineRule="auto"/>
-              <w:jc w:val="center"/>
-              <w:rPr>
-                <w:rFonts w:ascii="Verdana" w:cs="Verdana" w:eastAsia="Verdana" w:hAnsi="Verdana"/>
-                <w:sz w:val="20"/>
-                <w:szCs w:val="20"/>
-              </w:rPr>
-            </w:pPr>
             <w:r>
-              <w:rPr>
-                <w:rFonts w:ascii="Verdana" w:cs="Verdana" w:eastAsia="Verdana" w:hAnsi="Verdana"/>
-                <w:b w:val="1"/>
-                <w:sz w:val="20"/>
-                <w:szCs w:val="20"/>
-                <w:rtl w:val="0"/>
-              </w:rPr>
-              <w:t xml:space="preserve">Rajeev Jaiswal</w:t>
-            </w:r>
-            <w:r>
-              <w:rPr>
-                <w:rtl w:val="0"/>
-              </w:rPr>
-            </w:r>
-          </w:p>
-        </w:tc>
-      </w:tr>
-      <w:tr>
-        <w:trPr>
-          <w:cantSplit w:val="0"/>
-          <w:trHeight w:val="468" w:hRule="atLeast"/>
-          <w:tblHeader w:val="0"/>
-        </w:trPr>
-        <w:tc>
-          <w:tcPr>
-            <w:tcBorders>
-              <w:bottom w:color="ffffff" w:space="0" w:sz="4" w:val="single"/>
-            </w:tcBorders>
-            <w:shd w:fill="ffffff" w:val="clear"/>
-            <w:tcMar>
-              <w:top w:w="0.0" w:type="dxa"/>
-              <w:left w:w="108.0" w:type="dxa"/>
-              <w:bottom w:w="0.0" w:type="dxa"/>
-              <w:right w:w="108.0" w:type="dxa"/>
-            </w:tcMar>
-            <w:vAlign w:val="center"/>
-          </w:tcPr>
-          <w:p>
-            <w:pPr>
-              <w:widowControl w:val="1"/>
-              <w:tabs>
-                <w:tab w:val="left" w:leader="none" w:pos="90"/>
-              </w:tabs>
-              <w:spacing w:after="0" w:line="240" w:lineRule="auto"/>
-              <w:jc w:val="center"/>
-              <w:rPr>
-                <w:rFonts w:ascii="Verdana" w:cs="Verdana" w:eastAsia="Verdana" w:hAnsi="Verdana"/>
-                <w:sz w:val="20"/>
-                <w:szCs w:val="20"/>
-              </w:rPr>
-            </w:pPr>
-            <w:r>
-              <w:rPr>
-                <w:rFonts w:ascii="Verdana" w:cs="Verdana" w:eastAsia="Verdana" w:hAnsi="Verdana"/>
-                <w:rtl w:val="0"/>
-              </w:rPr>
-              <w:t xml:space="preserve">LAST UP</w:t>
-            </w:r>
-            <w:r>
-              <w:rPr>
-                <w:rFonts w:ascii="Verdana" w:cs="Verdana" w:eastAsia="Verdana" w:hAnsi="Verdana"/>
-                <w:sz w:val="20"/>
-                <w:szCs w:val="20"/>
-                <w:rtl w:val="0"/>
-              </w:rPr>
-              <w:t xml:space="preserve">DATED DATE</w:t>
-            </w:r>
-          </w:p>
-        </w:tc>
-      </w:tr>
-      <w:tr>
-        <w:trPr>
-          <w:cantSplit w:val="0"/>
-          <w:tblHeader w:val="0"/>
-        </w:trPr>
-        <w:tc>
-          <w:tcPr>
-            <w:tcBorders>
-              <w:top w:color="ffffff" w:space="0" w:sz="4" w:val="single"/>
-            </w:tcBorders>
-            <w:shd w:fill="ffffff" w:val="clear"/>
-            <w:tcMar>
-              <w:top w:w="0.0" w:type="dxa"/>
-              <w:left w:w="108.0" w:type="dxa"/>
-              <w:bottom w:w="0.0" w:type="dxa"/>
-              <w:right w:w="108.0" w:type="dxa"/>
-            </w:tcMar>
-            <w:vAlign w:val="center"/>
-          </w:tcPr>
-          <w:p>
-            <w:pPr>
-              <w:widowControl w:val="1"/>
-              <w:tabs>
-                <w:tab w:val="left" w:leader="none" w:pos="90"/>
-              </w:tabs>
-              <w:spacing w:after="0" w:line="240" w:lineRule="auto"/>
-              <w:jc w:val="center"/>
-              <w:rPr>
-                <w:rFonts w:ascii="Verdana" w:cs="Verdana" w:eastAsia="Verdana" w:hAnsi="Verdana"/>
-                <w:b w:val="1"/>
-                <w:sz w:val="20"/>
-                <w:szCs w:val="20"/>
-              </w:rPr>
-            </w:pPr>
-            <w:r>
-              <w:rPr>
-                <w:rFonts w:ascii="Verdana" w:cs="Verdana" w:eastAsia="Verdana" w:hAnsi="Verdana"/>
-                <w:b w:val="1"/>
-                <w:sz w:val="20"/>
-                <w:szCs w:val="20"/>
-                <w:rtl w:val="0"/>
-              </w:rPr>
-              <w:t xml:space="preserve">June, 202</w:t>
-            </w:r>
-            <w:r>
-              <w:rPr>
-                <w:rFonts w:ascii="Verdana" w:cs="Verdana" w:eastAsia="Verdana" w:hAnsi="Verdana"/>
-                <w:b w:val="1"/>
-                <w:rtl w:val="0"/>
-              </w:rPr>
-              <w:t xml:space="preserve">5</w:t>
-            </w:r>
-            <w:r>
-              <w:rPr>
-                <w:rtl w:val="0"/>
-              </w:rPr>
+              <w:t>Authorized approver to complete</w:t>
             </w:r>
           </w:p>
         </w:tc>
@@ -732,4134 +125,106 @@
     </w:tbl>
     <w:p>
       <w:pPr>
-        <w:widowControl w:val="1"/>
-        <w:spacing w:after="0" w:line="240" w:lineRule="auto"/>
-        <w:jc w:val="center"/>
-        <w:rPr>
-          <w:rFonts w:ascii="Verdana" w:cs="Verdana" w:eastAsia="Verdana" w:hAnsi="Verdana"/>
-          <w:b w:val="1"/>
-          <w:sz w:val="20"/>
-          <w:szCs w:val="20"/>
-        </w:rPr>
+        <w:pStyle w:val="Heading1"/>
       </w:pPr>
       <w:r>
-        <w:rPr>
-          <w:rtl w:val="0"/>
-        </w:rPr>
+        <w:t>1. Purpose and scope</w:t>
       </w:r>
     </w:p>
     <w:p>
-      <w:pPr>
-        <w:widowControl w:val="1"/>
-        <w:spacing w:after="0" w:line="240" w:lineRule="auto"/>
-        <w:jc w:val="center"/>
-        <w:rPr>
-          <w:rFonts w:ascii="Verdana" w:cs="Verdana" w:eastAsia="Verdana" w:hAnsi="Verdana"/>
-          <w:b w:val="1"/>
-          <w:sz w:val="20"/>
-          <w:szCs w:val="20"/>
-        </w:rPr>
-      </w:pPr>
       <w:r>
-        <w:rPr>
-          <w:rtl w:val="0"/>
-        </w:rPr>
+        <w:t>Set requirements for collecting and handling personal information by Zediant personnel and service providers acting on its behalf. Apply the stricter contractual or legal requirement where applicable; obtain privacy/legal review when applicability is uncertain.</w:t>
       </w:r>
     </w:p>
     <w:p>
       <w:pPr>
-        <w:widowControl w:val="1"/>
-        <w:spacing w:after="0" w:line="240" w:lineRule="auto"/>
-        <w:jc w:val="center"/>
-        <w:rPr>
-          <w:rFonts w:ascii="Verdana" w:cs="Verdana" w:eastAsia="Verdana" w:hAnsi="Verdana"/>
-          <w:b w:val="1"/>
-          <w:sz w:val="20"/>
-          <w:szCs w:val="20"/>
-        </w:rPr>
+        <w:pStyle w:val="Heading1"/>
       </w:pPr>
       <w:r>
-        <w:rPr>
-          <w:rtl w:val="0"/>
-        </w:rPr>
+        <w:t>2. Collection requirements</w:t>
       </w:r>
     </w:p>
     <w:p>
-      <w:pPr>
-        <w:widowControl w:val="1"/>
-        <w:spacing w:after="0" w:line="240" w:lineRule="auto"/>
-        <w:jc w:val="center"/>
-        <w:rPr>
-          <w:rFonts w:ascii="Verdana" w:cs="Verdana" w:eastAsia="Verdana" w:hAnsi="Verdana"/>
-          <w:b w:val="1"/>
-          <w:sz w:val="20"/>
-          <w:szCs w:val="20"/>
-        </w:rPr>
-      </w:pPr>
       <w:r>
-        <w:rPr>
-          <w:rtl w:val="0"/>
-        </w:rPr>
+        <w:t>Collect personal information only for a defined and authorized business purpose, using a lawful basis and notice/consent where required. Limit collection to the minimum information needed. Do not repurpose information incompatibly or collect sensitive information without documented authorization and safeguards.</w:t>
       </w:r>
     </w:p>
     <w:p>
       <w:pPr>
-        <w:widowControl w:val="1"/>
-        <w:spacing w:after="0" w:line="240" w:lineRule="auto"/>
-        <w:jc w:val="center"/>
-        <w:rPr>
-          <w:rFonts w:ascii="Verdana" w:cs="Verdana" w:eastAsia="Verdana" w:hAnsi="Verdana"/>
-          <w:b w:val="1"/>
-          <w:sz w:val="20"/>
-          <w:szCs w:val="20"/>
-        </w:rPr>
+        <w:pStyle w:val="Heading1"/>
       </w:pPr>
       <w:r>
-        <w:rPr>
-          <w:rtl w:val="0"/>
-        </w:rPr>
+        <w:t>3. Responsibilities</w:t>
       </w:r>
     </w:p>
     <w:p>
-      <w:pPr>
-        <w:widowControl w:val="1"/>
-        <w:spacing w:after="0" w:line="240" w:lineRule="auto"/>
-        <w:jc w:val="center"/>
-        <w:rPr>
-          <w:rFonts w:ascii="Verdana" w:cs="Verdana" w:eastAsia="Verdana" w:hAnsi="Verdana"/>
-          <w:b w:val="1"/>
-          <w:sz w:val="20"/>
-          <w:szCs w:val="20"/>
-        </w:rPr>
-      </w:pPr>
       <w:r>
-        <w:rPr>
-          <w:rtl w:val="0"/>
-        </w:rPr>
+        <w:t>The business owner defines purpose and access need; HR manages workforce information; the designated privacy/security owner advises on safeguards and incidents; IT implements approved technical controls; management assigns accountable owners and approves material exceptions.</w:t>
       </w:r>
     </w:p>
     <w:p>
       <w:pPr>
-        <w:widowControl w:val="1"/>
-        <w:spacing w:after="0" w:line="240" w:lineRule="auto"/>
-        <w:jc w:val="center"/>
-        <w:rPr>
-          <w:rFonts w:ascii="Verdana" w:cs="Verdana" w:eastAsia="Verdana" w:hAnsi="Verdana"/>
-          <w:b w:val="1"/>
-          <w:sz w:val="20"/>
-          <w:szCs w:val="20"/>
-        </w:rPr>
+        <w:pStyle w:val="Heading1"/>
       </w:pPr>
       <w:r>
-        <w:rPr>
-          <w:rtl w:val="0"/>
-        </w:rPr>
+        <w:t>4. Access, use, and quality</w:t>
       </w:r>
     </w:p>
     <w:p>
-      <w:pPr>
-        <w:widowControl w:val="1"/>
-        <w:spacing w:after="0" w:line="240" w:lineRule="auto"/>
-        <w:jc w:val="center"/>
-        <w:rPr>
-          <w:rFonts w:ascii="Verdana" w:cs="Verdana" w:eastAsia="Verdana" w:hAnsi="Verdana"/>
-          <w:b w:val="1"/>
-          <w:sz w:val="20"/>
-          <w:szCs w:val="20"/>
-        </w:rPr>
-      </w:pPr>
       <w:r>
-        <w:rPr>
-          <w:rtl w:val="0"/>
-        </w:rPr>
+        <w:t>Restrict access by role and need to know. Use information only for the approved purpose. Protect it from unauthorized access, disclosure, alteration, and loss. Correct inaccurate information when identified and maintain records of material collection and use where required.</w:t>
       </w:r>
     </w:p>
     <w:p>
       <w:pPr>
-        <w:widowControl w:val="1"/>
-        <w:spacing w:after="0" w:line="240" w:lineRule="auto"/>
-        <w:jc w:val="center"/>
-        <w:rPr>
-          <w:rFonts w:ascii="Verdana" w:cs="Verdana" w:eastAsia="Verdana" w:hAnsi="Verdana"/>
-          <w:b w:val="1"/>
-          <w:sz w:val="20"/>
-          <w:szCs w:val="20"/>
-        </w:rPr>
+        <w:pStyle w:val="Heading1"/>
       </w:pPr>
       <w:r>
-        <w:rPr>
-          <w:rtl w:val="0"/>
-        </w:rPr>
+        <w:t>5. Retention and individual requests</w:t>
       </w:r>
     </w:p>
     <w:p>
-      <w:pPr>
-        <w:widowControl w:val="1"/>
-        <w:spacing w:after="0" w:line="240" w:lineRule="auto"/>
-        <w:jc w:val="center"/>
-        <w:rPr>
-          <w:rFonts w:ascii="Verdana" w:cs="Verdana" w:eastAsia="Verdana" w:hAnsi="Verdana"/>
-          <w:b w:val="1"/>
-          <w:sz w:val="20"/>
-          <w:szCs w:val="20"/>
-        </w:rPr>
-      </w:pPr>
       <w:r>
-        <w:rPr>
-          <w:rtl w:val="0"/>
-        </w:rPr>
+        <w:t>Retain information only for the approved schedule or documented legal/contractual hold. Route access, correction, deletion, objection, or other data-subject requests to the designated privacy contact and track assessment, response, and closure within applicable deadlines.</w:t>
       </w:r>
     </w:p>
     <w:p>
       <w:pPr>
-        <w:widowControl w:val="1"/>
-        <w:spacing w:after="0" w:line="240" w:lineRule="auto"/>
-        <w:jc w:val="center"/>
-        <w:rPr>
-          <w:rFonts w:ascii="Verdana" w:cs="Verdana" w:eastAsia="Verdana" w:hAnsi="Verdana"/>
-          <w:b w:val="1"/>
-          <w:sz w:val="20"/>
-          <w:szCs w:val="20"/>
-        </w:rPr>
+        <w:pStyle w:val="Heading1"/>
       </w:pPr>
       <w:r>
-        <w:rPr>
-          <w:rtl w:val="0"/>
-        </w:rPr>
+        <w:t>6. Third parties and incidents</w:t>
       </w:r>
     </w:p>
     <w:p>
-      <w:pPr>
-        <w:widowControl w:val="1"/>
-        <w:spacing w:after="0" w:line="240" w:lineRule="auto"/>
-        <w:jc w:val="center"/>
-        <w:rPr>
-          <w:rFonts w:ascii="Verdana" w:cs="Verdana" w:eastAsia="Verdana" w:hAnsi="Verdana"/>
-          <w:b w:val="1"/>
-          <w:sz w:val="20"/>
-          <w:szCs w:val="20"/>
-        </w:rPr>
-      </w:pPr>
       <w:r>
-        <w:rPr>
-          <w:rtl w:val="0"/>
-        </w:rPr>
+        <w:t>Before a service provider processes personal information, complete required risk and contract review, define permitted processing, confidentiality, safeguards, incident notice, return/deletion, and audit cooperation. Escalate suspected privacy incidents promptly under the incident procedure.</w:t>
       </w:r>
     </w:p>
     <w:p>
       <w:pPr>
-        <w:widowControl w:val="1"/>
-        <w:spacing w:after="0" w:line="240" w:lineRule="auto"/>
-        <w:ind w:left="1080" w:firstLine="0"/>
-        <w:rPr>
-          <w:rFonts w:ascii="Verdana" w:cs="Verdana" w:eastAsia="Verdana" w:hAnsi="Verdana"/>
-          <w:b w:val="1"/>
-          <w:sz w:val="20"/>
-          <w:szCs w:val="20"/>
-        </w:rPr>
+        <w:pStyle w:val="Heading1"/>
       </w:pPr>
       <w:r>
-        <w:br w:type="page"/>
-      </w:r>
-      <w:r>
-        <w:rPr>
-          <w:rtl w:val="0"/>
-        </w:rPr>
+        <w:t>7. Records and review</w:t>
       </w:r>
     </w:p>
     <w:p>
-      <w:pPr>
-        <w:widowControl w:val="1"/>
-        <w:spacing w:after="0" w:line="240" w:lineRule="auto"/>
-        <w:jc w:val="center"/>
-        <w:rPr>
-          <w:rFonts w:ascii="Verdana" w:cs="Verdana" w:eastAsia="Verdana" w:hAnsi="Verdana"/>
-          <w:b w:val="1"/>
-          <w:sz w:val="20"/>
-          <w:szCs w:val="20"/>
-        </w:rPr>
-      </w:pPr>
       <w:r>
-        <w:rPr>
-          <w:rtl w:val="0"/>
-        </w:rPr>
+        <w:t>Retain notices, approvals, assessments, data requests, processor terms, and incident records as applicable. Review this policy annually and after material changes. Management approval and the effective date must reflect actual authorization.</w:t>
       </w:r>
     </w:p>
     <w:p>
       <w:pPr>
-        <w:widowControl w:val="1"/>
-        <w:spacing w:after="0" w:line="240" w:lineRule="auto"/>
-        <w:jc w:val="center"/>
-        <w:rPr>
-          <w:rFonts w:ascii="Verdana" w:cs="Verdana" w:eastAsia="Verdana" w:hAnsi="Verdana"/>
-          <w:b w:val="1"/>
-          <w:sz w:val="20"/>
-          <w:szCs w:val="20"/>
-        </w:rPr>
+        <w:pStyle w:val="Heading1"/>
       </w:pPr>
       <w:r>
-        <w:rPr>
-          <w:rtl w:val="0"/>
-        </w:rPr>
+        <w:t>Document approval</w:t>
       </w:r>
     </w:p>
     <w:p>
-      <w:pPr>
-        <w:widowControl w:val="1"/>
-        <w:pBdr>
-          <w:bottom w:color="000000" w:space="2" w:sz="18" w:val="single"/>
-        </w:pBdr>
-        <w:shd w:fill="000099" w:val="clear"/>
-        <w:tabs>
-          <w:tab w:val="left" w:leader="none" w:pos="600"/>
-        </w:tabs>
-        <w:spacing w:after="0" w:line="240" w:lineRule="auto"/>
-        <w:ind w:left="720" w:firstLine="0"/>
-        <w:jc w:val="center"/>
-        <w:rPr>
-          <w:rFonts w:ascii="Verdana" w:cs="Verdana" w:eastAsia="Verdana" w:hAnsi="Verdana"/>
-          <w:b w:val="1"/>
-          <w:color w:val="ffffff"/>
-          <w:sz w:val="32"/>
-          <w:szCs w:val="32"/>
-        </w:rPr>
-      </w:pPr>
       <w:r>
-        <w:rPr>
-          <w:rFonts w:ascii="Verdana" w:cs="Verdana" w:eastAsia="Verdana" w:hAnsi="Verdana"/>
-          <w:b w:val="1"/>
-          <w:color w:val="ffffff"/>
-          <w:sz w:val="32"/>
-          <w:szCs w:val="32"/>
-          <w:rtl w:val="0"/>
-        </w:rPr>
-        <w:t xml:space="preserve">INDEX</w:t>
-      </w:r>
-    </w:p>
-    <w:sdt>
-      <w:sdtPr>
-        <w:id w:val="-184154415"/>
-        <w:docPartObj>
-          <w:docPartGallery w:val="Table of Contents"/>
-          <w:docPartUnique w:val="1"/>
-        </w:docPartObj>
-      </w:sdtPr>
-      <w:sdtContent>
-        <w:p>
-          <w:pPr>
-            <w:tabs>
-              <w:tab w:val="right" w:leader="none" w:pos="12000"/>
-            </w:tabs>
-            <w:spacing w:after="0" w:before="60" w:line="240" w:lineRule="auto"/>
-            <w:rPr>
-              <w:rFonts w:ascii="Arial" w:cs="Arial" w:eastAsia="Arial" w:hAnsi="Arial"/>
-              <w:b w:val="1"/>
-              <w:i w:val="0"/>
-              <w:smallCaps w:val="0"/>
-              <w:strike w:val="0"/>
-              <w:color w:val="000000"/>
-              <w:sz w:val="22"/>
-              <w:szCs w:val="22"/>
-              <w:u w:val="none"/>
-              <w:shd w:fill="auto" w:val="clear"/>
-              <w:vertAlign w:val="baseline"/>
-            </w:rPr>
-          </w:pPr>
-          <w:r>
-            <w:fldChar w:fldCharType="begin"/>
-            <w:instrText xml:space="preserve"> TOC \h \u \z \t "Heading 1,1,Heading 2,2,Heading 3,3,Heading 4,4,Heading 5,5,Heading 6,6,"</w:instrText>
-            <w:fldChar w:fldCharType="separate"/>
-          </w:r>
-          <w:hyperlink w:anchor="_heading=h.eh9n1nhqfji3">
-            <w:r>
-              <w:rPr>
-                <w:rFonts w:ascii="Arial" w:cs="Arial" w:eastAsia="Arial" w:hAnsi="Arial"/>
-                <w:b w:val="1"/>
-                <w:i w:val="0"/>
-                <w:smallCaps w:val="0"/>
-                <w:strike w:val="0"/>
-                <w:color w:val="000000"/>
-                <w:sz w:val="22"/>
-                <w:szCs w:val="22"/>
-                <w:u w:val="none"/>
-                <w:shd w:fill="auto" w:val="clear"/>
-                <w:vertAlign w:val="baseline"/>
-                <w:rtl w:val="0"/>
-              </w:rPr>
-              <w:t xml:space="preserve">1. Purpose</w:t>
-              <w:tab/>
-              <w:t xml:space="preserve">3</w:t>
-            </w:r>
-          </w:hyperlink>
-          <w:r>
-            <w:rPr>
-              <w:rtl w:val="0"/>
-            </w:rPr>
-          </w:r>
-        </w:p>
-        <w:p>
-          <w:pPr>
-            <w:tabs>
-              <w:tab w:val="right" w:leader="none" w:pos="12000"/>
-            </w:tabs>
-            <w:spacing w:after="0" w:before="60" w:line="240" w:lineRule="auto"/>
-            <w:rPr>
-              <w:rFonts w:ascii="Arial" w:cs="Arial" w:eastAsia="Arial" w:hAnsi="Arial"/>
-              <w:b w:val="1"/>
-              <w:i w:val="0"/>
-              <w:smallCaps w:val="0"/>
-              <w:strike w:val="0"/>
-              <w:color w:val="000000"/>
-              <w:sz w:val="22"/>
-              <w:szCs w:val="22"/>
-              <w:u w:val="none"/>
-              <w:shd w:fill="auto" w:val="clear"/>
-              <w:vertAlign w:val="baseline"/>
-            </w:rPr>
-          </w:pPr>
-          <w:hyperlink w:anchor="_heading=h.7z1ea7k4na3">
-            <w:r>
-              <w:rPr>
-                <w:rFonts w:ascii="Arial" w:cs="Arial" w:eastAsia="Arial" w:hAnsi="Arial"/>
-                <w:b w:val="1"/>
-                <w:i w:val="0"/>
-                <w:smallCaps w:val="0"/>
-                <w:strike w:val="0"/>
-                <w:color w:val="000000"/>
-                <w:sz w:val="22"/>
-                <w:szCs w:val="22"/>
-                <w:u w:val="none"/>
-                <w:shd w:fill="auto" w:val="clear"/>
-                <w:vertAlign w:val="baseline"/>
-                <w:rtl w:val="0"/>
-              </w:rPr>
-              <w:t xml:space="preserve">2. Scope</w:t>
-              <w:tab/>
-              <w:t xml:space="preserve">3</w:t>
-            </w:r>
-          </w:hyperlink>
-          <w:r>
-            <w:rPr>
-              <w:rtl w:val="0"/>
-            </w:rPr>
-          </w:r>
-        </w:p>
-        <w:p>
-          <w:pPr>
-            <w:tabs>
-              <w:tab w:val="right" w:leader="none" w:pos="12000"/>
-            </w:tabs>
-            <w:spacing w:after="0" w:before="60" w:line="240" w:lineRule="auto"/>
-            <w:rPr>
-              <w:rFonts w:ascii="Arial" w:cs="Arial" w:eastAsia="Arial" w:hAnsi="Arial"/>
-              <w:b w:val="1"/>
-              <w:i w:val="0"/>
-              <w:smallCaps w:val="0"/>
-              <w:strike w:val="0"/>
-              <w:color w:val="000000"/>
-              <w:sz w:val="22"/>
-              <w:szCs w:val="22"/>
-              <w:u w:val="none"/>
-              <w:shd w:fill="auto" w:val="clear"/>
-              <w:vertAlign w:val="baseline"/>
-            </w:rPr>
-          </w:pPr>
-          <w:hyperlink w:anchor="_heading=h.z5e6opfye9ph">
-            <w:r>
-              <w:rPr>
-                <w:rFonts w:ascii="Arial" w:cs="Arial" w:eastAsia="Arial" w:hAnsi="Arial"/>
-                <w:b w:val="1"/>
-                <w:i w:val="0"/>
-                <w:smallCaps w:val="0"/>
-                <w:strike w:val="0"/>
-                <w:color w:val="000000"/>
-                <w:sz w:val="22"/>
-                <w:szCs w:val="22"/>
-                <w:u w:val="none"/>
-                <w:shd w:fill="auto" w:val="clear"/>
-                <w:vertAlign w:val="baseline"/>
-                <w:rtl w:val="0"/>
-              </w:rPr>
-              <w:t xml:space="preserve">3. Data Collection Policy</w:t>
-              <w:tab/>
-              <w:t xml:space="preserve">3</w:t>
-            </w:r>
-          </w:hyperlink>
-          <w:r>
-            <w:rPr>
-              <w:rtl w:val="0"/>
-            </w:rPr>
-          </w:r>
-        </w:p>
-        <w:p>
-          <w:pPr>
-            <w:tabs>
-              <w:tab w:val="right" w:leader="none" w:pos="12000"/>
-            </w:tabs>
-            <w:spacing w:after="0" w:before="60" w:line="240" w:lineRule="auto"/>
-            <w:ind w:left="360" w:firstLine="0"/>
-            <w:rPr>
-              <w:rFonts w:ascii="Arial" w:cs="Arial" w:eastAsia="Arial" w:hAnsi="Arial"/>
-              <w:b w:val="0"/>
-              <w:i w:val="0"/>
-              <w:smallCaps w:val="0"/>
-              <w:strike w:val="0"/>
-              <w:color w:val="000000"/>
-              <w:sz w:val="22"/>
-              <w:szCs w:val="22"/>
-              <w:u w:val="none"/>
-              <w:shd w:fill="auto" w:val="clear"/>
-              <w:vertAlign w:val="baseline"/>
-            </w:rPr>
-          </w:pPr>
-          <w:hyperlink w:anchor="_heading=h.6cyjgivjb5lv">
-            <w:r>
-              <w:rPr>
-                <w:rFonts w:ascii="Arial" w:cs="Arial" w:eastAsia="Arial" w:hAnsi="Arial"/>
-                <w:b w:val="0"/>
-                <w:i w:val="0"/>
-                <w:smallCaps w:val="0"/>
-                <w:strike w:val="0"/>
-                <w:color w:val="000000"/>
-                <w:sz w:val="22"/>
-                <w:szCs w:val="22"/>
-                <w:u w:val="none"/>
-                <w:shd w:fill="auto" w:val="clear"/>
-                <w:vertAlign w:val="baseline"/>
-                <w:rtl w:val="0"/>
-              </w:rPr>
-              <w:t xml:space="preserve">3.1 Principles</w:t>
-              <w:tab/>
-              <w:t xml:space="preserve">3</w:t>
-            </w:r>
-          </w:hyperlink>
-          <w:r>
-            <w:rPr>
-              <w:rtl w:val="0"/>
-            </w:rPr>
-          </w:r>
-        </w:p>
-        <w:p>
-          <w:pPr>
-            <w:tabs>
-              <w:tab w:val="right" w:leader="none" w:pos="12000"/>
-            </w:tabs>
-            <w:spacing w:after="0" w:before="60" w:line="240" w:lineRule="auto"/>
-            <w:ind w:left="360" w:firstLine="0"/>
-            <w:rPr>
-              <w:rFonts w:ascii="Arial" w:cs="Arial" w:eastAsia="Arial" w:hAnsi="Arial"/>
-              <w:b w:val="0"/>
-              <w:i w:val="0"/>
-              <w:smallCaps w:val="0"/>
-              <w:strike w:val="0"/>
-              <w:color w:val="000000"/>
-              <w:sz w:val="22"/>
-              <w:szCs w:val="22"/>
-              <w:u w:val="none"/>
-              <w:shd w:fill="auto" w:val="clear"/>
-              <w:vertAlign w:val="baseline"/>
-            </w:rPr>
-          </w:pPr>
-          <w:hyperlink w:anchor="_heading=h.ma85yywgh3ra">
-            <w:r>
-              <w:rPr>
-                <w:rFonts w:ascii="Arial" w:cs="Arial" w:eastAsia="Arial" w:hAnsi="Arial"/>
-                <w:b w:val="0"/>
-                <w:i w:val="0"/>
-                <w:smallCaps w:val="0"/>
-                <w:strike w:val="0"/>
-                <w:color w:val="000000"/>
-                <w:sz w:val="22"/>
-                <w:szCs w:val="22"/>
-                <w:u w:val="none"/>
-                <w:shd w:fill="auto" w:val="clear"/>
-                <w:vertAlign w:val="baseline"/>
-                <w:rtl w:val="0"/>
-              </w:rPr>
-              <w:t xml:space="preserve">3.2 Responsibilities</w:t>
-              <w:tab/>
-              <w:t xml:space="preserve">3</w:t>
-            </w:r>
-          </w:hyperlink>
-          <w:r>
-            <w:rPr>
-              <w:rtl w:val="0"/>
-            </w:rPr>
-          </w:r>
-        </w:p>
-        <w:p>
-          <w:pPr>
-            <w:tabs>
-              <w:tab w:val="right" w:leader="none" w:pos="12000"/>
-            </w:tabs>
-            <w:spacing w:after="0" w:before="60" w:line="240" w:lineRule="auto"/>
-            <w:rPr>
-              <w:rFonts w:ascii="Arial" w:cs="Arial" w:eastAsia="Arial" w:hAnsi="Arial"/>
-              <w:b w:val="1"/>
-              <w:i w:val="0"/>
-              <w:smallCaps w:val="0"/>
-              <w:strike w:val="0"/>
-              <w:color w:val="000000"/>
-              <w:sz w:val="22"/>
-              <w:szCs w:val="22"/>
-              <w:u w:val="none"/>
-              <w:shd w:fill="auto" w:val="clear"/>
-              <w:vertAlign w:val="baseline"/>
-            </w:rPr>
-          </w:pPr>
-          <w:hyperlink w:anchor="_heading=h.chsinfissq74">
-            <w:r>
-              <w:rPr>
-                <w:rFonts w:ascii="Arial" w:cs="Arial" w:eastAsia="Arial" w:hAnsi="Arial"/>
-                <w:b w:val="1"/>
-                <w:i w:val="0"/>
-                <w:smallCaps w:val="0"/>
-                <w:strike w:val="0"/>
-                <w:color w:val="000000"/>
-                <w:sz w:val="22"/>
-                <w:szCs w:val="22"/>
-                <w:u w:val="none"/>
-                <w:shd w:fill="auto" w:val="clear"/>
-                <w:vertAlign w:val="baseline"/>
-                <w:rtl w:val="0"/>
-              </w:rPr>
-              <w:t xml:space="preserve">4. Data Disclosure &amp; Third-Party Sharing Policy</w:t>
-              <w:tab/>
-              <w:t xml:space="preserve">3</w:t>
-            </w:r>
-          </w:hyperlink>
-          <w:r>
-            <w:rPr>
-              <w:rtl w:val="0"/>
-            </w:rPr>
-          </w:r>
-        </w:p>
-        <w:p>
-          <w:pPr>
-            <w:tabs>
-              <w:tab w:val="right" w:leader="none" w:pos="12000"/>
-            </w:tabs>
-            <w:spacing w:after="0" w:before="60" w:line="240" w:lineRule="auto"/>
-            <w:ind w:left="360" w:firstLine="0"/>
-            <w:rPr>
-              <w:rFonts w:ascii="Arial" w:cs="Arial" w:eastAsia="Arial" w:hAnsi="Arial"/>
-              <w:b w:val="0"/>
-              <w:i w:val="0"/>
-              <w:smallCaps w:val="0"/>
-              <w:strike w:val="0"/>
-              <w:color w:val="000000"/>
-              <w:sz w:val="22"/>
-              <w:szCs w:val="22"/>
-              <w:u w:val="none"/>
-              <w:shd w:fill="auto" w:val="clear"/>
-              <w:vertAlign w:val="baseline"/>
-            </w:rPr>
-          </w:pPr>
-          <w:hyperlink w:anchor="_heading=h.gepbm246cm6k">
-            <w:r>
-              <w:rPr>
-                <w:rFonts w:ascii="Arial" w:cs="Arial" w:eastAsia="Arial" w:hAnsi="Arial"/>
-                <w:b w:val="0"/>
-                <w:i w:val="0"/>
-                <w:smallCaps w:val="0"/>
-                <w:strike w:val="0"/>
-                <w:color w:val="000000"/>
-                <w:sz w:val="22"/>
-                <w:szCs w:val="22"/>
-                <w:u w:val="none"/>
-                <w:shd w:fill="auto" w:val="clear"/>
-                <w:vertAlign w:val="baseline"/>
-                <w:rtl w:val="0"/>
-              </w:rPr>
-              <w:t xml:space="preserve">4.1 Principles</w:t>
-              <w:tab/>
-              <w:t xml:space="preserve">3</w:t>
-            </w:r>
-          </w:hyperlink>
-          <w:r>
-            <w:rPr>
-              <w:rtl w:val="0"/>
-            </w:rPr>
-          </w:r>
-        </w:p>
-        <w:p>
-          <w:pPr>
-            <w:tabs>
-              <w:tab w:val="right" w:leader="none" w:pos="12000"/>
-            </w:tabs>
-            <w:spacing w:after="0" w:before="60" w:line="240" w:lineRule="auto"/>
-            <w:ind w:left="360" w:firstLine="0"/>
-            <w:rPr>
-              <w:rFonts w:ascii="Arial" w:cs="Arial" w:eastAsia="Arial" w:hAnsi="Arial"/>
-              <w:b w:val="0"/>
-              <w:i w:val="0"/>
-              <w:smallCaps w:val="0"/>
-              <w:strike w:val="0"/>
-              <w:color w:val="000000"/>
-              <w:sz w:val="22"/>
-              <w:szCs w:val="22"/>
-              <w:u w:val="none"/>
-              <w:shd w:fill="auto" w:val="clear"/>
-              <w:vertAlign w:val="baseline"/>
-            </w:rPr>
-          </w:pPr>
-          <w:hyperlink w:anchor="_heading=h.igbhclwzr0gl">
-            <w:r>
-              <w:rPr>
-                <w:rFonts w:ascii="Arial" w:cs="Arial" w:eastAsia="Arial" w:hAnsi="Arial"/>
-                <w:b w:val="0"/>
-                <w:i w:val="0"/>
-                <w:smallCaps w:val="0"/>
-                <w:strike w:val="0"/>
-                <w:color w:val="000000"/>
-                <w:sz w:val="22"/>
-                <w:szCs w:val="22"/>
-                <w:u w:val="none"/>
-                <w:shd w:fill="auto" w:val="clear"/>
-                <w:vertAlign w:val="baseline"/>
-                <w:rtl w:val="0"/>
-              </w:rPr>
-              <w:t xml:space="preserve">4.2 Consent</w:t>
-              <w:tab/>
-              <w:t xml:space="preserve">4</w:t>
-            </w:r>
-          </w:hyperlink>
-          <w:r>
-            <w:rPr>
-              <w:rtl w:val="0"/>
-            </w:rPr>
-          </w:r>
-        </w:p>
-        <w:p>
-          <w:pPr>
-            <w:tabs>
-              <w:tab w:val="right" w:leader="none" w:pos="12000"/>
-            </w:tabs>
-            <w:spacing w:after="0" w:before="60" w:line="240" w:lineRule="auto"/>
-            <w:ind w:left="360" w:firstLine="0"/>
-            <w:rPr>
-              <w:rFonts w:ascii="Arial" w:cs="Arial" w:eastAsia="Arial" w:hAnsi="Arial"/>
-              <w:b w:val="0"/>
-              <w:i w:val="0"/>
-              <w:smallCaps w:val="0"/>
-              <w:strike w:val="0"/>
-              <w:color w:val="000000"/>
-              <w:sz w:val="22"/>
-              <w:szCs w:val="22"/>
-              <w:u w:val="none"/>
-              <w:shd w:fill="auto" w:val="clear"/>
-              <w:vertAlign w:val="baseline"/>
-            </w:rPr>
-          </w:pPr>
-          <w:hyperlink w:anchor="_heading=h.2jcwnvouqzwc">
-            <w:r>
-              <w:rPr>
-                <w:rFonts w:ascii="Arial" w:cs="Arial" w:eastAsia="Arial" w:hAnsi="Arial"/>
-                <w:b w:val="0"/>
-                <w:i w:val="0"/>
-                <w:smallCaps w:val="0"/>
-                <w:strike w:val="0"/>
-                <w:color w:val="000000"/>
-                <w:sz w:val="22"/>
-                <w:szCs w:val="22"/>
-                <w:u w:val="none"/>
-                <w:shd w:fill="auto" w:val="clear"/>
-                <w:vertAlign w:val="baseline"/>
-                <w:rtl w:val="0"/>
-              </w:rPr>
-              <w:t xml:space="preserve">4.3 Recordkeeping</w:t>
-              <w:tab/>
-              <w:t xml:space="preserve">4</w:t>
-            </w:r>
-          </w:hyperlink>
-          <w:r>
-            <w:rPr>
-              <w:rtl w:val="0"/>
-            </w:rPr>
-          </w:r>
-        </w:p>
-        <w:p>
-          <w:pPr>
-            <w:tabs>
-              <w:tab w:val="right" w:leader="none" w:pos="12000"/>
-            </w:tabs>
-            <w:spacing w:after="0" w:before="60" w:line="240" w:lineRule="auto"/>
-            <w:rPr>
-              <w:rFonts w:ascii="Arial" w:cs="Arial" w:eastAsia="Arial" w:hAnsi="Arial"/>
-              <w:b w:val="1"/>
-              <w:i w:val="0"/>
-              <w:smallCaps w:val="0"/>
-              <w:strike w:val="0"/>
-              <w:color w:val="000000"/>
-              <w:sz w:val="22"/>
-              <w:szCs w:val="22"/>
-              <w:u w:val="none"/>
-              <w:shd w:fill="auto" w:val="clear"/>
-              <w:vertAlign w:val="baseline"/>
-            </w:rPr>
-          </w:pPr>
-          <w:hyperlink w:anchor="_heading=h.lixcchhqx724">
-            <w:r>
-              <w:rPr>
-                <w:rFonts w:ascii="Arial" w:cs="Arial" w:eastAsia="Arial" w:hAnsi="Arial"/>
-                <w:b w:val="1"/>
-                <w:i w:val="0"/>
-                <w:smallCaps w:val="0"/>
-                <w:strike w:val="0"/>
-                <w:color w:val="000000"/>
-                <w:sz w:val="22"/>
-                <w:szCs w:val="22"/>
-                <w:u w:val="none"/>
-                <w:shd w:fill="auto" w:val="clear"/>
-                <w:vertAlign w:val="baseline"/>
-                <w:rtl w:val="0"/>
-              </w:rPr>
-              <w:t xml:space="preserve">5. Data Transfer &amp; Cross-Border Policy</w:t>
-              <w:tab/>
-              <w:t xml:space="preserve">4</w:t>
-            </w:r>
-          </w:hyperlink>
-          <w:r>
-            <w:rPr>
-              <w:rtl w:val="0"/>
-            </w:rPr>
-          </w:r>
-        </w:p>
-        <w:p>
-          <w:pPr>
-            <w:tabs>
-              <w:tab w:val="right" w:leader="none" w:pos="12000"/>
-            </w:tabs>
-            <w:spacing w:after="0" w:before="60" w:line="240" w:lineRule="auto"/>
-            <w:ind w:left="360" w:firstLine="0"/>
-            <w:rPr>
-              <w:rFonts w:ascii="Arial" w:cs="Arial" w:eastAsia="Arial" w:hAnsi="Arial"/>
-              <w:b w:val="0"/>
-              <w:i w:val="0"/>
-              <w:smallCaps w:val="0"/>
-              <w:strike w:val="0"/>
-              <w:color w:val="000000"/>
-              <w:sz w:val="22"/>
-              <w:szCs w:val="22"/>
-              <w:u w:val="none"/>
-              <w:shd w:fill="auto" w:val="clear"/>
-              <w:vertAlign w:val="baseline"/>
-            </w:rPr>
-          </w:pPr>
-          <w:hyperlink w:anchor="_heading=h.9i198htepkjm">
-            <w:r>
-              <w:rPr>
-                <w:rFonts w:ascii="Arial" w:cs="Arial" w:eastAsia="Arial" w:hAnsi="Arial"/>
-                <w:b w:val="0"/>
-                <w:i w:val="0"/>
-                <w:smallCaps w:val="0"/>
-                <w:strike w:val="0"/>
-                <w:color w:val="000000"/>
-                <w:sz w:val="22"/>
-                <w:szCs w:val="22"/>
-                <w:u w:val="none"/>
-                <w:shd w:fill="auto" w:val="clear"/>
-                <w:vertAlign w:val="baseline"/>
-                <w:rtl w:val="0"/>
-              </w:rPr>
-              <w:t xml:space="preserve">5.1 Internal Transfers</w:t>
-              <w:tab/>
-              <w:t xml:space="preserve">4</w:t>
-            </w:r>
-          </w:hyperlink>
-          <w:r>
-            <w:rPr>
-              <w:rtl w:val="0"/>
-            </w:rPr>
-          </w:r>
-        </w:p>
-        <w:p>
-          <w:pPr>
-            <w:tabs>
-              <w:tab w:val="right" w:leader="none" w:pos="12000"/>
-            </w:tabs>
-            <w:spacing w:after="0" w:before="60" w:line="240" w:lineRule="auto"/>
-            <w:ind w:left="360" w:firstLine="0"/>
-            <w:rPr>
-              <w:rFonts w:ascii="Arial" w:cs="Arial" w:eastAsia="Arial" w:hAnsi="Arial"/>
-              <w:b w:val="0"/>
-              <w:i w:val="0"/>
-              <w:smallCaps w:val="0"/>
-              <w:strike w:val="0"/>
-              <w:color w:val="000000"/>
-              <w:sz w:val="22"/>
-              <w:szCs w:val="22"/>
-              <w:u w:val="none"/>
-              <w:shd w:fill="auto" w:val="clear"/>
-              <w:vertAlign w:val="baseline"/>
-            </w:rPr>
-          </w:pPr>
-          <w:hyperlink w:anchor="_heading=h.s1xbhpdizdrv">
-            <w:r>
-              <w:rPr>
-                <w:rFonts w:ascii="Arial" w:cs="Arial" w:eastAsia="Arial" w:hAnsi="Arial"/>
-                <w:b w:val="0"/>
-                <w:i w:val="0"/>
-                <w:smallCaps w:val="0"/>
-                <w:strike w:val="0"/>
-                <w:color w:val="000000"/>
-                <w:sz w:val="22"/>
-                <w:szCs w:val="22"/>
-                <w:u w:val="none"/>
-                <w:shd w:fill="auto" w:val="clear"/>
-                <w:vertAlign w:val="baseline"/>
-                <w:rtl w:val="0"/>
-              </w:rPr>
-              <w:t xml:space="preserve">5.2 External Transfers</w:t>
-              <w:tab/>
-              <w:t xml:space="preserve">4</w:t>
-            </w:r>
-          </w:hyperlink>
-          <w:r>
-            <w:rPr>
-              <w:rtl w:val="0"/>
-            </w:rPr>
-          </w:r>
-        </w:p>
-        <w:p>
-          <w:pPr>
-            <w:tabs>
-              <w:tab w:val="right" w:leader="none" w:pos="12000"/>
-            </w:tabs>
-            <w:spacing w:after="0" w:before="60" w:line="240" w:lineRule="auto"/>
-            <w:ind w:left="360" w:firstLine="0"/>
-            <w:rPr>
-              <w:rFonts w:ascii="Arial" w:cs="Arial" w:eastAsia="Arial" w:hAnsi="Arial"/>
-              <w:b w:val="0"/>
-              <w:i w:val="0"/>
-              <w:smallCaps w:val="0"/>
-              <w:strike w:val="0"/>
-              <w:color w:val="000000"/>
-              <w:sz w:val="22"/>
-              <w:szCs w:val="22"/>
-              <w:u w:val="none"/>
-              <w:shd w:fill="auto" w:val="clear"/>
-              <w:vertAlign w:val="baseline"/>
-            </w:rPr>
-          </w:pPr>
-          <w:hyperlink w:anchor="_heading=h.noat1nxfeipq">
-            <w:r>
-              <w:rPr>
-                <w:rFonts w:ascii="Arial" w:cs="Arial" w:eastAsia="Arial" w:hAnsi="Arial"/>
-                <w:b w:val="0"/>
-                <w:i w:val="0"/>
-                <w:smallCaps w:val="0"/>
-                <w:strike w:val="0"/>
-                <w:color w:val="000000"/>
-                <w:sz w:val="22"/>
-                <w:szCs w:val="22"/>
-                <w:u w:val="none"/>
-                <w:shd w:fill="auto" w:val="clear"/>
-                <w:vertAlign w:val="baseline"/>
-                <w:rtl w:val="0"/>
-              </w:rPr>
-              <w:t xml:space="preserve">5.3 Cross-Border Transfers</w:t>
-              <w:tab/>
-              <w:t xml:space="preserve">4</w:t>
-            </w:r>
-          </w:hyperlink>
-          <w:r>
-            <w:rPr>
-              <w:rtl w:val="0"/>
-            </w:rPr>
-          </w:r>
-        </w:p>
-        <w:p>
-          <w:pPr>
-            <w:tabs>
-              <w:tab w:val="right" w:leader="none" w:pos="12000"/>
-            </w:tabs>
-            <w:spacing w:after="0" w:before="60" w:line="240" w:lineRule="auto"/>
-            <w:rPr>
-              <w:rFonts w:ascii="Arial" w:cs="Arial" w:eastAsia="Arial" w:hAnsi="Arial"/>
-              <w:b w:val="1"/>
-              <w:i w:val="0"/>
-              <w:smallCaps w:val="0"/>
-              <w:strike w:val="0"/>
-              <w:color w:val="000000"/>
-              <w:sz w:val="22"/>
-              <w:szCs w:val="22"/>
-              <w:u w:val="none"/>
-              <w:shd w:fill="auto" w:val="clear"/>
-              <w:vertAlign w:val="baseline"/>
-            </w:rPr>
-          </w:pPr>
-          <w:hyperlink w:anchor="_heading=h.j9yn6elzkrc">
-            <w:r>
-              <w:rPr>
-                <w:rFonts w:ascii="Arial" w:cs="Arial" w:eastAsia="Arial" w:hAnsi="Arial"/>
-                <w:b w:val="1"/>
-                <w:i w:val="0"/>
-                <w:smallCaps w:val="0"/>
-                <w:strike w:val="0"/>
-                <w:color w:val="000000"/>
-                <w:sz w:val="22"/>
-                <w:szCs w:val="22"/>
-                <w:u w:val="none"/>
-                <w:shd w:fill="auto" w:val="clear"/>
-                <w:vertAlign w:val="baseline"/>
-                <w:rtl w:val="0"/>
-              </w:rPr>
-              <w:t xml:space="preserve">6. Data Breach Response &amp; Notification Procedure</w:t>
-              <w:tab/>
-              <w:t xml:space="preserve">5</w:t>
-            </w:r>
-          </w:hyperlink>
-          <w:r>
-            <w:rPr>
-              <w:rtl w:val="0"/>
-            </w:rPr>
-          </w:r>
-        </w:p>
-        <w:p>
-          <w:pPr>
-            <w:tabs>
-              <w:tab w:val="right" w:leader="none" w:pos="12000"/>
-            </w:tabs>
-            <w:spacing w:after="0" w:before="60" w:line="240" w:lineRule="auto"/>
-            <w:ind w:left="360" w:firstLine="0"/>
-            <w:rPr>
-              <w:rFonts w:ascii="Arial" w:cs="Arial" w:eastAsia="Arial" w:hAnsi="Arial"/>
-              <w:b w:val="0"/>
-              <w:i w:val="0"/>
-              <w:smallCaps w:val="0"/>
-              <w:strike w:val="0"/>
-              <w:color w:val="000000"/>
-              <w:sz w:val="22"/>
-              <w:szCs w:val="22"/>
-              <w:u w:val="none"/>
-              <w:shd w:fill="auto" w:val="clear"/>
-              <w:vertAlign w:val="baseline"/>
-            </w:rPr>
-          </w:pPr>
-          <w:hyperlink w:anchor="_heading=h.tdazvcwf5plu">
-            <w:r>
-              <w:rPr>
-                <w:rFonts w:ascii="Arial" w:cs="Arial" w:eastAsia="Arial" w:hAnsi="Arial"/>
-                <w:b w:val="0"/>
-                <w:i w:val="0"/>
-                <w:smallCaps w:val="0"/>
-                <w:strike w:val="0"/>
-                <w:color w:val="000000"/>
-                <w:sz w:val="22"/>
-                <w:szCs w:val="22"/>
-                <w:u w:val="none"/>
-                <w:shd w:fill="auto" w:val="clear"/>
-                <w:vertAlign w:val="baseline"/>
-                <w:rtl w:val="0"/>
-              </w:rPr>
-              <w:t xml:space="preserve">6.1 Incident Detection</w:t>
-              <w:tab/>
-              <w:t xml:space="preserve">5</w:t>
-            </w:r>
-          </w:hyperlink>
-          <w:r>
-            <w:rPr>
-              <w:rtl w:val="0"/>
-            </w:rPr>
-          </w:r>
-        </w:p>
-        <w:p>
-          <w:pPr>
-            <w:tabs>
-              <w:tab w:val="right" w:leader="none" w:pos="12000"/>
-            </w:tabs>
-            <w:spacing w:after="0" w:before="60" w:line="240" w:lineRule="auto"/>
-            <w:ind w:left="360" w:firstLine="0"/>
-            <w:rPr>
-              <w:rFonts w:ascii="Arial" w:cs="Arial" w:eastAsia="Arial" w:hAnsi="Arial"/>
-              <w:b w:val="0"/>
-              <w:i w:val="0"/>
-              <w:smallCaps w:val="0"/>
-              <w:strike w:val="0"/>
-              <w:color w:val="000000"/>
-              <w:sz w:val="22"/>
-              <w:szCs w:val="22"/>
-              <w:u w:val="none"/>
-              <w:shd w:fill="auto" w:val="clear"/>
-              <w:vertAlign w:val="baseline"/>
-            </w:rPr>
-          </w:pPr>
-          <w:hyperlink w:anchor="_heading=h.4lbs78ibwe3t">
-            <w:r>
-              <w:rPr>
-                <w:rFonts w:ascii="Arial" w:cs="Arial" w:eastAsia="Arial" w:hAnsi="Arial"/>
-                <w:b w:val="0"/>
-                <w:i w:val="0"/>
-                <w:smallCaps w:val="0"/>
-                <w:strike w:val="0"/>
-                <w:color w:val="000000"/>
-                <w:sz w:val="22"/>
-                <w:szCs w:val="22"/>
-                <w:u w:val="none"/>
-                <w:shd w:fill="auto" w:val="clear"/>
-                <w:vertAlign w:val="baseline"/>
-                <w:rtl w:val="0"/>
-              </w:rPr>
-              <w:t xml:space="preserve">6.2 Investigation</w:t>
-              <w:tab/>
-              <w:t xml:space="preserve">5</w:t>
-            </w:r>
-          </w:hyperlink>
-          <w:r>
-            <w:rPr>
-              <w:rtl w:val="0"/>
-            </w:rPr>
-          </w:r>
-        </w:p>
-        <w:p>
-          <w:pPr>
-            <w:tabs>
-              <w:tab w:val="right" w:leader="none" w:pos="12000"/>
-            </w:tabs>
-            <w:spacing w:after="0" w:before="60" w:line="240" w:lineRule="auto"/>
-            <w:ind w:left="360" w:firstLine="0"/>
-            <w:rPr>
-              <w:rFonts w:ascii="Arial" w:cs="Arial" w:eastAsia="Arial" w:hAnsi="Arial"/>
-              <w:b w:val="0"/>
-              <w:i w:val="0"/>
-              <w:smallCaps w:val="0"/>
-              <w:strike w:val="0"/>
-              <w:color w:val="000000"/>
-              <w:sz w:val="22"/>
-              <w:szCs w:val="22"/>
-              <w:u w:val="none"/>
-              <w:shd w:fill="auto" w:val="clear"/>
-              <w:vertAlign w:val="baseline"/>
-            </w:rPr>
-          </w:pPr>
-          <w:hyperlink w:anchor="_heading=h.v556bfdht44l">
-            <w:r>
-              <w:rPr>
-                <w:rFonts w:ascii="Arial" w:cs="Arial" w:eastAsia="Arial" w:hAnsi="Arial"/>
-                <w:b w:val="0"/>
-                <w:i w:val="0"/>
-                <w:smallCaps w:val="0"/>
-                <w:strike w:val="0"/>
-                <w:color w:val="000000"/>
-                <w:sz w:val="22"/>
-                <w:szCs w:val="22"/>
-                <w:u w:val="none"/>
-                <w:shd w:fill="auto" w:val="clear"/>
-                <w:vertAlign w:val="baseline"/>
-                <w:rtl w:val="0"/>
-              </w:rPr>
-              <w:t xml:space="preserve">6.3 Containment &amp; Remediation</w:t>
-              <w:tab/>
-              <w:t xml:space="preserve">5</w:t>
-            </w:r>
-          </w:hyperlink>
-          <w:r>
-            <w:rPr>
-              <w:rtl w:val="0"/>
-            </w:rPr>
-          </w:r>
-        </w:p>
-        <w:p>
-          <w:pPr>
-            <w:tabs>
-              <w:tab w:val="right" w:leader="none" w:pos="12000"/>
-            </w:tabs>
-            <w:spacing w:after="0" w:before="60" w:line="240" w:lineRule="auto"/>
-            <w:ind w:left="360" w:firstLine="0"/>
-            <w:rPr>
-              <w:rFonts w:ascii="Arial" w:cs="Arial" w:eastAsia="Arial" w:hAnsi="Arial"/>
-              <w:b w:val="0"/>
-              <w:i w:val="0"/>
-              <w:smallCaps w:val="0"/>
-              <w:strike w:val="0"/>
-              <w:color w:val="000000"/>
-              <w:sz w:val="22"/>
-              <w:szCs w:val="22"/>
-              <w:u w:val="none"/>
-              <w:shd w:fill="auto" w:val="clear"/>
-              <w:vertAlign w:val="baseline"/>
-            </w:rPr>
-          </w:pPr>
-          <w:hyperlink w:anchor="_heading=h.iyo08eoisgtm">
-            <w:r>
-              <w:rPr>
-                <w:rFonts w:ascii="Arial" w:cs="Arial" w:eastAsia="Arial" w:hAnsi="Arial"/>
-                <w:b w:val="0"/>
-                <w:i w:val="0"/>
-                <w:smallCaps w:val="0"/>
-                <w:strike w:val="0"/>
-                <w:color w:val="000000"/>
-                <w:sz w:val="22"/>
-                <w:szCs w:val="22"/>
-                <w:u w:val="none"/>
-                <w:shd w:fill="auto" w:val="clear"/>
-                <w:vertAlign w:val="baseline"/>
-                <w:rtl w:val="0"/>
-              </w:rPr>
-              <w:t xml:space="preserve">6.4 Notifications</w:t>
-              <w:tab/>
-              <w:t xml:space="preserve">5</w:t>
-            </w:r>
-          </w:hyperlink>
-          <w:r>
-            <w:rPr>
-              <w:rtl w:val="0"/>
-            </w:rPr>
-          </w:r>
-        </w:p>
-        <w:p>
-          <w:pPr>
-            <w:tabs>
-              <w:tab w:val="right" w:leader="none" w:pos="12000"/>
-            </w:tabs>
-            <w:spacing w:after="0" w:before="60" w:line="240" w:lineRule="auto"/>
-            <w:ind w:left="360" w:firstLine="0"/>
-            <w:rPr>
-              <w:rFonts w:ascii="Arial" w:cs="Arial" w:eastAsia="Arial" w:hAnsi="Arial"/>
-              <w:b w:val="0"/>
-              <w:i w:val="0"/>
-              <w:smallCaps w:val="0"/>
-              <w:strike w:val="0"/>
-              <w:color w:val="000000"/>
-              <w:sz w:val="22"/>
-              <w:szCs w:val="22"/>
-              <w:u w:val="none"/>
-              <w:shd w:fill="auto" w:val="clear"/>
-              <w:vertAlign w:val="baseline"/>
-            </w:rPr>
-          </w:pPr>
-          <w:hyperlink w:anchor="_heading=h.h3ptcunw11hs">
-            <w:r>
-              <w:rPr>
-                <w:rFonts w:ascii="Arial" w:cs="Arial" w:eastAsia="Arial" w:hAnsi="Arial"/>
-                <w:b w:val="0"/>
-                <w:i w:val="0"/>
-                <w:smallCaps w:val="0"/>
-                <w:strike w:val="0"/>
-                <w:color w:val="000000"/>
-                <w:sz w:val="22"/>
-                <w:szCs w:val="22"/>
-                <w:u w:val="none"/>
-                <w:shd w:fill="auto" w:val="clear"/>
-                <w:vertAlign w:val="baseline"/>
-                <w:rtl w:val="0"/>
-              </w:rPr>
-              <w:t xml:space="preserve">6.5 Documentation</w:t>
-              <w:tab/>
-              <w:t xml:space="preserve">5</w:t>
-            </w:r>
-          </w:hyperlink>
-          <w:r>
-            <w:rPr>
-              <w:rtl w:val="0"/>
-            </w:rPr>
-          </w:r>
-        </w:p>
-        <w:p>
-          <w:pPr>
-            <w:tabs>
-              <w:tab w:val="right" w:leader="none" w:pos="12000"/>
-            </w:tabs>
-            <w:spacing w:after="0" w:before="60" w:line="240" w:lineRule="auto"/>
-            <w:rPr>
-              <w:rFonts w:ascii="Arial" w:cs="Arial" w:eastAsia="Arial" w:hAnsi="Arial"/>
-              <w:b w:val="1"/>
-              <w:i w:val="0"/>
-              <w:smallCaps w:val="0"/>
-              <w:strike w:val="0"/>
-              <w:color w:val="000000"/>
-              <w:sz w:val="22"/>
-              <w:szCs w:val="22"/>
-              <w:u w:val="none"/>
-              <w:shd w:fill="auto" w:val="clear"/>
-              <w:vertAlign w:val="baseline"/>
-            </w:rPr>
-          </w:pPr>
-          <w:hyperlink w:anchor="_heading=h.gw4577sk4rvs">
-            <w:r>
-              <w:rPr>
-                <w:rFonts w:ascii="Arial" w:cs="Arial" w:eastAsia="Arial" w:hAnsi="Arial"/>
-                <w:b w:val="1"/>
-                <w:i w:val="0"/>
-                <w:smallCaps w:val="0"/>
-                <w:strike w:val="0"/>
-                <w:color w:val="000000"/>
-                <w:sz w:val="22"/>
-                <w:szCs w:val="22"/>
-                <w:u w:val="none"/>
-                <w:shd w:fill="auto" w:val="clear"/>
-                <w:vertAlign w:val="baseline"/>
-                <w:rtl w:val="0"/>
-              </w:rPr>
-              <w:t xml:space="preserve">7. Roles &amp; Responsibilities</w:t>
-              <w:tab/>
-              <w:t xml:space="preserve">5</w:t>
-            </w:r>
-          </w:hyperlink>
-          <w:r>
-            <w:rPr>
-              <w:rtl w:val="0"/>
-            </w:rPr>
-          </w:r>
-        </w:p>
-        <w:p>
-          <w:pPr>
-            <w:tabs>
-              <w:tab w:val="right" w:leader="none" w:pos="12000"/>
-            </w:tabs>
-            <w:spacing w:after="0" w:before="60" w:line="240" w:lineRule="auto"/>
-            <w:rPr>
-              <w:rFonts w:ascii="Arial" w:cs="Arial" w:eastAsia="Arial" w:hAnsi="Arial"/>
-              <w:b w:val="1"/>
-              <w:i w:val="0"/>
-              <w:smallCaps w:val="0"/>
-              <w:strike w:val="0"/>
-              <w:color w:val="000000"/>
-              <w:sz w:val="22"/>
-              <w:szCs w:val="22"/>
-              <w:u w:val="none"/>
-              <w:shd w:fill="auto" w:val="clear"/>
-              <w:vertAlign w:val="baseline"/>
-            </w:rPr>
-          </w:pPr>
-          <w:hyperlink w:anchor="_heading=h.dc5ayr8c8al">
-            <w:r>
-              <w:rPr>
-                <w:rFonts w:ascii="Arial" w:cs="Arial" w:eastAsia="Arial" w:hAnsi="Arial"/>
-                <w:b w:val="1"/>
-                <w:i w:val="0"/>
-                <w:smallCaps w:val="0"/>
-                <w:strike w:val="0"/>
-                <w:color w:val="000000"/>
-                <w:sz w:val="22"/>
-                <w:szCs w:val="22"/>
-                <w:u w:val="none"/>
-                <w:shd w:fill="auto" w:val="clear"/>
-                <w:vertAlign w:val="baseline"/>
-                <w:rtl w:val="0"/>
-              </w:rPr>
-              <w:t xml:space="preserve">8. Monitoring &amp; Audit</w:t>
-              <w:tab/>
-              <w:t xml:space="preserve">6</w:t>
-            </w:r>
-          </w:hyperlink>
-          <w:r>
-            <w:rPr>
-              <w:rtl w:val="0"/>
-            </w:rPr>
-          </w:r>
-        </w:p>
-        <w:p>
-          <w:pPr>
-            <w:tabs>
-              <w:tab w:val="right" w:leader="none" w:pos="12000"/>
-            </w:tabs>
-            <w:spacing w:after="0" w:before="60" w:line="240" w:lineRule="auto"/>
-            <w:rPr>
-              <w:rFonts w:ascii="Arial" w:cs="Arial" w:eastAsia="Arial" w:hAnsi="Arial"/>
-              <w:b w:val="1"/>
-              <w:i w:val="0"/>
-              <w:smallCaps w:val="0"/>
-              <w:strike w:val="0"/>
-              <w:color w:val="000000"/>
-              <w:sz w:val="22"/>
-              <w:szCs w:val="22"/>
-              <w:u w:val="none"/>
-              <w:shd w:fill="auto" w:val="clear"/>
-              <w:vertAlign w:val="baseline"/>
-            </w:rPr>
-          </w:pPr>
-          <w:hyperlink w:anchor="_heading=h.aegcbvgnuwu2">
-            <w:r>
-              <w:rPr>
-                <w:rFonts w:ascii="Arial" w:cs="Arial" w:eastAsia="Arial" w:hAnsi="Arial"/>
-                <w:b w:val="1"/>
-                <w:i w:val="0"/>
-                <w:smallCaps w:val="0"/>
-                <w:strike w:val="0"/>
-                <w:color w:val="000000"/>
-                <w:sz w:val="22"/>
-                <w:szCs w:val="22"/>
-                <w:u w:val="none"/>
-                <w:shd w:fill="auto" w:val="clear"/>
-                <w:vertAlign w:val="baseline"/>
-                <w:rtl w:val="0"/>
-              </w:rPr>
-              <w:t xml:space="preserve">9. Review Cycle</w:t>
-              <w:tab/>
-              <w:t xml:space="preserve">6</w:t>
-            </w:r>
-          </w:hyperlink>
-          <w:r>
-            <w:rPr>
-              <w:rtl w:val="0"/>
-            </w:rPr>
-          </w:r>
-          <w:r>
-            <w:fldChar w:fldCharType="end"/>
-          </w:r>
-        </w:p>
-      </w:sdtContent>
-    </w:sdt>
-    <w:p>
-      <w:pPr>
-        <w:widowControl w:val="1"/>
-        <w:spacing w:after="0" w:line="240" w:lineRule="auto"/>
-        <w:jc w:val="both"/>
-        <w:rPr>
-          <w:rFonts w:ascii="Verdana" w:cs="Verdana" w:eastAsia="Verdana" w:hAnsi="Verdana"/>
-          <w:smallCaps w:val="1"/>
-          <w:color w:val="ffffff"/>
-          <w:sz w:val="20"/>
-          <w:szCs w:val="20"/>
-        </w:rPr>
-      </w:pPr>
-      <w:r>
-        <w:rPr>
-          <w:rtl w:val="0"/>
-        </w:rPr>
-      </w:r>
-    </w:p>
-    <w:p>
-      <w:pPr>
-        <w:widowControl w:val="1"/>
-        <w:spacing w:after="0" w:line="240" w:lineRule="auto"/>
-        <w:jc w:val="both"/>
-        <w:rPr>
-          <w:rFonts w:ascii="Verdana" w:cs="Verdana" w:eastAsia="Verdana" w:hAnsi="Verdana"/>
-          <w:smallCaps w:val="1"/>
-          <w:color w:val="ffffff"/>
-          <w:sz w:val="20"/>
-          <w:szCs w:val="20"/>
-        </w:rPr>
-      </w:pPr>
-      <w:r>
-        <w:rPr>
-          <w:rtl w:val="0"/>
-        </w:rPr>
-      </w:r>
-    </w:p>
-    <w:p>
-      <w:pPr>
-        <w:widowControl w:val="1"/>
-        <w:spacing w:after="0" w:line="240" w:lineRule="auto"/>
-        <w:jc w:val="both"/>
-        <w:rPr>
-          <w:rFonts w:ascii="Verdana" w:cs="Verdana" w:eastAsia="Verdana" w:hAnsi="Verdana"/>
-          <w:smallCaps w:val="1"/>
-          <w:color w:val="ffffff"/>
-          <w:sz w:val="20"/>
-          <w:szCs w:val="20"/>
-        </w:rPr>
-      </w:pPr>
-      <w:r>
-        <w:rPr>
-          <w:rtl w:val="0"/>
-        </w:rPr>
-      </w:r>
-    </w:p>
-    <w:p>
-      <w:pPr>
-        <w:widowControl w:val="1"/>
-        <w:spacing w:after="0" w:line="240" w:lineRule="auto"/>
-        <w:ind w:left="1080" w:firstLine="0"/>
-        <w:rPr>
-          <w:rFonts w:ascii="Verdana" w:cs="Verdana" w:eastAsia="Verdana" w:hAnsi="Verdana"/>
-          <w:smallCaps w:val="1"/>
-          <w:color w:val="ffffff"/>
-          <w:sz w:val="20"/>
-          <w:szCs w:val="20"/>
-        </w:rPr>
-      </w:pPr>
-      <w:r>
-        <w:br w:type="page"/>
-      </w:r>
-      <w:r>
-        <w:rPr>
-          <w:rtl w:val="0"/>
-        </w:rPr>
-      </w:r>
-    </w:p>
-    <w:p>
-      <w:pPr>
-        <w:pStyle w:val="Heading2"/>
-        <w:keepNext w:val="0"/>
-        <w:widowControl w:val="1"/>
-        <w:pBdr>
-          <w:top w:color="000000" w:space="0" w:sz="0" w:val="none"/>
-          <w:left w:color="000000" w:space="0" w:sz="0" w:val="none"/>
-          <w:bottom w:color="000000" w:space="0" w:sz="0" w:val="none"/>
-          <w:right w:color="000000" w:space="0" w:sz="0" w:val="none"/>
-          <w:between w:color="000000" w:space="0" w:sz="0" w:val="none"/>
-        </w:pBdr>
-        <w:spacing w:after="80" w:before="360" w:line="259" w:lineRule="auto"/>
-        <w:rPr>
-          <w:rFonts w:ascii="Helvetica Neue" w:cs="Helvetica Neue" w:eastAsia="Helvetica Neue" w:hAnsi="Helvetica Neue"/>
-          <w:i w:val="0"/>
-          <w:sz w:val="34"/>
-          <w:szCs w:val="34"/>
-        </w:rPr>
-      </w:pPr>
-      <w:bookmarkStart w:colFirst="0" w:colLast="0" w:name="_heading=h.eh9n1nhqfji3" w:id="0"/>
-      <w:bookmarkEnd w:id="0"/>
-      <w:r>
-        <w:rPr>
-          <w:rFonts w:ascii="Helvetica Neue" w:cs="Helvetica Neue" w:eastAsia="Helvetica Neue" w:hAnsi="Helvetica Neue"/>
-          <w:i w:val="0"/>
-          <w:sz w:val="34"/>
-          <w:szCs w:val="34"/>
-          <w:rtl w:val="0"/>
-        </w:rPr>
-        <w:t xml:space="preserve">1. Purpose</w:t>
-      </w:r>
-    </w:p>
-    <w:p>
-      <w:pPr>
-        <w:widowControl w:val="1"/>
-        <w:pBdr>
-          <w:top w:color="000000" w:space="0" w:sz="0" w:val="none"/>
-          <w:left w:color="000000" w:space="0" w:sz="0" w:val="none"/>
-          <w:bottom w:color="000000" w:space="0" w:sz="0" w:val="none"/>
-          <w:right w:color="000000" w:space="0" w:sz="0" w:val="none"/>
-          <w:between w:color="000000" w:space="0" w:sz="0" w:val="none"/>
-        </w:pBdr>
-        <w:spacing w:after="240" w:before="240" w:line="259" w:lineRule="auto"/>
-        <w:rPr>
-          <w:rFonts w:ascii="Helvetica Neue" w:cs="Helvetica Neue" w:eastAsia="Helvetica Neue" w:hAnsi="Helvetica Neue"/>
-          <w:sz w:val="22"/>
-          <w:szCs w:val="22"/>
-        </w:rPr>
-      </w:pPr>
-      <w:r>
-        <w:rPr>
-          <w:rFonts w:ascii="Helvetica Neue" w:cs="Helvetica Neue" w:eastAsia="Helvetica Neue" w:hAnsi="Helvetica Neue"/>
-          <w:sz w:val="22"/>
-          <w:szCs w:val="22"/>
-          <w:rtl w:val="0"/>
-        </w:rPr>
-        <w:t xml:space="preserve">The purpose of this policy is to define Zediant’s principles and procedures for the collection, use, transfer, disclosure, and protection of personal information. This policy ensures that all activities are consistent with Zediant’s objectives related to privacy, meet contractual and regulatory obligations.</w:t>
-      </w:r>
-    </w:p>
-    <w:p>
-      <w:pPr>
-        <w:pStyle w:val="Heading2"/>
-        <w:keepNext w:val="0"/>
-        <w:widowControl w:val="1"/>
-        <w:pBdr>
-          <w:top w:color="000000" w:space="0" w:sz="0" w:val="none"/>
-          <w:left w:color="000000" w:space="0" w:sz="0" w:val="none"/>
-          <w:bottom w:color="000000" w:space="0" w:sz="0" w:val="none"/>
-          <w:right w:color="000000" w:space="0" w:sz="0" w:val="none"/>
-          <w:between w:color="000000" w:space="0" w:sz="0" w:val="none"/>
-        </w:pBdr>
-        <w:spacing w:after="80" w:before="360" w:line="259" w:lineRule="auto"/>
-        <w:rPr>
-          <w:rFonts w:ascii="Helvetica Neue" w:cs="Helvetica Neue" w:eastAsia="Helvetica Neue" w:hAnsi="Helvetica Neue"/>
-          <w:i w:val="0"/>
-          <w:sz w:val="34"/>
-          <w:szCs w:val="34"/>
-        </w:rPr>
-      </w:pPr>
-      <w:bookmarkStart w:colFirst="0" w:colLast="0" w:name="_heading=h.7z1ea7k4na3" w:id="1"/>
-      <w:bookmarkEnd w:id="1"/>
-      <w:r>
-        <w:rPr>
-          <w:rFonts w:ascii="Helvetica Neue" w:cs="Helvetica Neue" w:eastAsia="Helvetica Neue" w:hAnsi="Helvetica Neue"/>
-          <w:i w:val="0"/>
-          <w:sz w:val="34"/>
-          <w:szCs w:val="34"/>
-          <w:rtl w:val="0"/>
-        </w:rPr>
-        <w:t xml:space="preserve">2. Scope</w:t>
-      </w:r>
-    </w:p>
-    <w:p>
-      <w:pPr>
-        <w:widowControl w:val="1"/>
-        <w:pBdr>
-          <w:top w:color="000000" w:space="0" w:sz="0" w:val="none"/>
-          <w:left w:color="000000" w:space="0" w:sz="0" w:val="none"/>
-          <w:bottom w:color="000000" w:space="0" w:sz="0" w:val="none"/>
-          <w:right w:color="000000" w:space="0" w:sz="0" w:val="none"/>
-          <w:between w:color="000000" w:space="0" w:sz="0" w:val="none"/>
-        </w:pBdr>
-        <w:spacing w:after="240" w:before="240" w:line="259" w:lineRule="auto"/>
-        <w:rPr>
-          <w:rFonts w:ascii="Helvetica Neue" w:cs="Helvetica Neue" w:eastAsia="Helvetica Neue" w:hAnsi="Helvetica Neue"/>
-          <w:sz w:val="22"/>
-          <w:szCs w:val="22"/>
-        </w:rPr>
-      </w:pPr>
-      <w:r>
-        <w:rPr>
-          <w:rFonts w:ascii="Helvetica Neue" w:cs="Helvetica Neue" w:eastAsia="Helvetica Neue" w:hAnsi="Helvetica Neue"/>
-          <w:sz w:val="22"/>
-          <w:szCs w:val="22"/>
-          <w:rtl w:val="0"/>
-        </w:rPr>
-        <w:t xml:space="preserve">This policy applies to:</w:t>
-      </w:r>
-    </w:p>
-    <w:p>
-      <w:pPr>
-        <w:widowControl w:val="1"/>
-        <w:numPr>
-          <w:ilvl w:val="0"/>
-          <w:numId w:val="1"/>
-        </w:numPr>
-        <w:pBdr>
-          <w:top w:color="000000" w:space="0" w:sz="0" w:val="none"/>
-          <w:left w:color="000000" w:space="0" w:sz="0" w:val="none"/>
-          <w:bottom w:color="000000" w:space="0" w:sz="0" w:val="none"/>
-          <w:right w:color="000000" w:space="0" w:sz="0" w:val="none"/>
-          <w:between w:color="000000" w:space="0" w:sz="0" w:val="none"/>
-        </w:pBdr>
-        <w:spacing w:after="0" w:afterAutospacing="0" w:before="240" w:line="259" w:lineRule="auto"/>
-        <w:ind w:left="720" w:hanging="360"/>
-        <w:rPr>
-          <w:rFonts w:ascii="Helvetica Neue" w:cs="Helvetica Neue" w:eastAsia="Helvetica Neue" w:hAnsi="Helvetica Neue"/>
-          <w:sz w:val="22"/>
-          <w:szCs w:val="22"/>
-        </w:rPr>
-      </w:pPr>
-      <w:r>
-        <w:rPr>
-          <w:rFonts w:ascii="Helvetica Neue" w:cs="Helvetica Neue" w:eastAsia="Helvetica Neue" w:hAnsi="Helvetica Neue"/>
-          <w:sz w:val="22"/>
-          <w:szCs w:val="22"/>
-          <w:rtl w:val="0"/>
-        </w:rPr>
-        <w:t xml:space="preserve">All employees, contractors, vendors, and third parties handling data on behalf of Zediant.</w:t>
-      </w:r>
-    </w:p>
-    <w:p>
-      <w:pPr>
-        <w:widowControl w:val="1"/>
-        <w:numPr>
-          <w:ilvl w:val="0"/>
-          <w:numId w:val="1"/>
-        </w:numPr>
-        <w:pBdr>
-          <w:top w:color="000000" w:space="0" w:sz="0" w:val="none"/>
-          <w:left w:color="000000" w:space="0" w:sz="0" w:val="none"/>
-          <w:bottom w:color="000000" w:space="0" w:sz="0" w:val="none"/>
-          <w:right w:color="000000" w:space="0" w:sz="0" w:val="none"/>
-          <w:between w:color="000000" w:space="0" w:sz="0" w:val="none"/>
-        </w:pBdr>
-        <w:spacing w:after="0" w:afterAutospacing="0" w:before="0" w:beforeAutospacing="0" w:line="259" w:lineRule="auto"/>
-        <w:ind w:left="720" w:hanging="360"/>
-        <w:rPr>
-          <w:rFonts w:ascii="Helvetica Neue" w:cs="Helvetica Neue" w:eastAsia="Helvetica Neue" w:hAnsi="Helvetica Neue"/>
-          <w:sz w:val="22"/>
-          <w:szCs w:val="22"/>
-        </w:rPr>
-      </w:pPr>
-      <w:r>
-        <w:rPr>
-          <w:rFonts w:ascii="Helvetica Neue" w:cs="Helvetica Neue" w:eastAsia="Helvetica Neue" w:hAnsi="Helvetica Neue"/>
-          <w:sz w:val="22"/>
-          <w:szCs w:val="22"/>
-          <w:rtl w:val="0"/>
-        </w:rPr>
-        <w:t xml:space="preserve">All personal and sensitive data collected, processed, stored, transferred, or disclosed by Zediant.</w:t>
-      </w:r>
-    </w:p>
-    <w:p>
-      <w:pPr>
-        <w:widowControl w:val="1"/>
-        <w:numPr>
-          <w:ilvl w:val="0"/>
-          <w:numId w:val="1"/>
-        </w:numPr>
-        <w:pBdr>
-          <w:top w:color="000000" w:space="0" w:sz="0" w:val="none"/>
-          <w:left w:color="000000" w:space="0" w:sz="0" w:val="none"/>
-          <w:bottom w:color="000000" w:space="0" w:sz="0" w:val="none"/>
-          <w:right w:color="000000" w:space="0" w:sz="0" w:val="none"/>
-          <w:between w:color="000000" w:space="0" w:sz="0" w:val="none"/>
-        </w:pBdr>
-        <w:spacing w:after="240" w:before="0" w:beforeAutospacing="0" w:line="259" w:lineRule="auto"/>
-        <w:ind w:left="720" w:hanging="360"/>
-        <w:rPr>
-          <w:rFonts w:ascii="Helvetica Neue" w:cs="Helvetica Neue" w:eastAsia="Helvetica Neue" w:hAnsi="Helvetica Neue"/>
-          <w:sz w:val="22"/>
-          <w:szCs w:val="22"/>
-        </w:rPr>
-      </w:pPr>
-      <w:r>
-        <w:rPr>
-          <w:rFonts w:ascii="Helvetica Neue" w:cs="Helvetica Neue" w:eastAsia="Helvetica Neue" w:hAnsi="Helvetica Neue"/>
-          <w:sz w:val="22"/>
-          <w:szCs w:val="22"/>
-          <w:rtl w:val="0"/>
-        </w:rPr>
-        <w:t xml:space="preserve">All business processes, systems, and applications where personal data may reside.</w:t>
-      </w:r>
-    </w:p>
-    <w:p>
-      <w:pPr>
-        <w:pStyle w:val="Heading2"/>
-        <w:keepNext w:val="0"/>
-        <w:widowControl w:val="1"/>
-        <w:pBdr>
-          <w:top w:color="000000" w:space="0" w:sz="0" w:val="none"/>
-          <w:left w:color="000000" w:space="0" w:sz="0" w:val="none"/>
-          <w:bottom w:color="000000" w:space="0" w:sz="0" w:val="none"/>
-          <w:right w:color="000000" w:space="0" w:sz="0" w:val="none"/>
-          <w:between w:color="000000" w:space="0" w:sz="0" w:val="none"/>
-        </w:pBdr>
-        <w:spacing w:after="80" w:before="360" w:line="259" w:lineRule="auto"/>
-        <w:rPr>
-          <w:rFonts w:ascii="Helvetica Neue" w:cs="Helvetica Neue" w:eastAsia="Helvetica Neue" w:hAnsi="Helvetica Neue"/>
-          <w:i w:val="0"/>
-          <w:sz w:val="34"/>
-          <w:szCs w:val="34"/>
-        </w:rPr>
-      </w:pPr>
-      <w:bookmarkStart w:colFirst="0" w:colLast="0" w:name="_heading=h.z5e6opfye9ph" w:id="2"/>
-      <w:bookmarkEnd w:id="2"/>
-      <w:r>
-        <w:rPr>
-          <w:rFonts w:ascii="Helvetica Neue" w:cs="Helvetica Neue" w:eastAsia="Helvetica Neue" w:hAnsi="Helvetica Neue"/>
-          <w:i w:val="0"/>
-          <w:sz w:val="34"/>
-          <w:szCs w:val="34"/>
-          <w:rtl w:val="0"/>
-        </w:rPr>
-        <w:t xml:space="preserve">3. Data Collection Policy</w:t>
-      </w:r>
-    </w:p>
-    <w:p>
-      <w:pPr>
-        <w:pStyle w:val="Heading3"/>
-        <w:keepNext w:val="0"/>
-        <w:keepLines w:val="0"/>
-        <w:widowControl w:val="1"/>
-        <w:pBdr>
-          <w:top w:color="000000" w:space="0" w:sz="0" w:val="none"/>
-          <w:left w:color="000000" w:space="0" w:sz="0" w:val="none"/>
-          <w:bottom w:color="000000" w:space="0" w:sz="0" w:val="none"/>
-          <w:right w:color="000000" w:space="0" w:sz="0" w:val="none"/>
-          <w:between w:color="000000" w:space="0" w:sz="0" w:val="none"/>
-        </w:pBdr>
-        <w:spacing w:line="259" w:lineRule="auto"/>
-        <w:rPr>
-          <w:rFonts w:ascii="Helvetica Neue" w:cs="Helvetica Neue" w:eastAsia="Helvetica Neue" w:hAnsi="Helvetica Neue"/>
-          <w:sz w:val="26"/>
-          <w:szCs w:val="26"/>
-        </w:rPr>
-      </w:pPr>
-      <w:bookmarkStart w:colFirst="0" w:colLast="0" w:name="_heading=h.6cyjgivjb5lv" w:id="3"/>
-      <w:bookmarkEnd w:id="3"/>
-      <w:r>
-        <w:rPr>
-          <w:rFonts w:ascii="Helvetica Neue" w:cs="Helvetica Neue" w:eastAsia="Helvetica Neue" w:hAnsi="Helvetica Neue"/>
-          <w:sz w:val="26"/>
-          <w:szCs w:val="26"/>
-          <w:rtl w:val="0"/>
-        </w:rPr>
-        <w:t xml:space="preserve">3.1 Principles</w:t>
-      </w:r>
-    </w:p>
-    <w:p>
-      <w:pPr>
-        <w:widowControl w:val="1"/>
-        <w:numPr>
-          <w:ilvl w:val="0"/>
-          <w:numId w:val="2"/>
-        </w:numPr>
-        <w:pBdr>
-          <w:top w:color="000000" w:space="0" w:sz="0" w:val="none"/>
-          <w:left w:color="000000" w:space="0" w:sz="0" w:val="none"/>
-          <w:bottom w:color="000000" w:space="0" w:sz="0" w:val="none"/>
-          <w:right w:color="000000" w:space="0" w:sz="0" w:val="none"/>
-          <w:between w:color="000000" w:space="0" w:sz="0" w:val="none"/>
-        </w:pBdr>
-        <w:spacing w:after="0" w:afterAutospacing="0" w:before="240" w:line="259" w:lineRule="auto"/>
-        <w:ind w:left="720" w:hanging="360"/>
-        <w:rPr>
-          <w:rFonts w:ascii="Helvetica Neue" w:cs="Helvetica Neue" w:eastAsia="Helvetica Neue" w:hAnsi="Helvetica Neue"/>
-          <w:sz w:val="22"/>
-          <w:szCs w:val="22"/>
-        </w:rPr>
-      </w:pPr>
-      <w:r>
-        <w:rPr>
-          <w:rFonts w:ascii="Helvetica Neue" w:cs="Helvetica Neue" w:eastAsia="Helvetica Neue" w:hAnsi="Helvetica Neue"/>
-          <w:b w:val="1"/>
-          <w:sz w:val="22"/>
-          <w:szCs w:val="22"/>
-          <w:rtl w:val="0"/>
-        </w:rPr>
-        <w:t xml:space="preserve">Purpose Limitation:</w:t>
-      </w:r>
-      <w:r>
-        <w:rPr>
-          <w:rFonts w:ascii="Helvetica Neue" w:cs="Helvetica Neue" w:eastAsia="Helvetica Neue" w:hAnsi="Helvetica Neue"/>
-          <w:sz w:val="22"/>
-          <w:szCs w:val="22"/>
-          <w:rtl w:val="0"/>
-        </w:rPr>
-        <w:t xml:space="preserve"> Personal information will be collected only for specific, legitimate business purposes aligned with Zediant’s objectives (e.g., HR management, client services, legal compliance).</w:t>
-      </w:r>
-    </w:p>
-    <w:p>
-      <w:pPr>
-        <w:widowControl w:val="1"/>
-        <w:numPr>
-          <w:ilvl w:val="0"/>
-          <w:numId w:val="2"/>
-        </w:numPr>
-        <w:pBdr>
-          <w:top w:color="000000" w:space="0" w:sz="0" w:val="none"/>
-          <w:left w:color="000000" w:space="0" w:sz="0" w:val="none"/>
-          <w:bottom w:color="000000" w:space="0" w:sz="0" w:val="none"/>
-          <w:right w:color="000000" w:space="0" w:sz="0" w:val="none"/>
-          <w:between w:color="000000" w:space="0" w:sz="0" w:val="none"/>
-        </w:pBdr>
-        <w:spacing w:after="0" w:afterAutospacing="0" w:before="0" w:beforeAutospacing="0" w:line="259" w:lineRule="auto"/>
-        <w:ind w:left="720" w:hanging="360"/>
-        <w:rPr>
-          <w:rFonts w:ascii="Helvetica Neue" w:cs="Helvetica Neue" w:eastAsia="Helvetica Neue" w:hAnsi="Helvetica Neue"/>
-          <w:sz w:val="22"/>
-          <w:szCs w:val="22"/>
-        </w:rPr>
-      </w:pPr>
-      <w:r>
-        <w:rPr>
-          <w:rFonts w:ascii="Helvetica Neue" w:cs="Helvetica Neue" w:eastAsia="Helvetica Neue" w:hAnsi="Helvetica Neue"/>
-          <w:b w:val="1"/>
-          <w:sz w:val="22"/>
-          <w:szCs w:val="22"/>
-          <w:rtl w:val="0"/>
-        </w:rPr>
-        <w:t xml:space="preserve">Data Minimization:</w:t>
-      </w:r>
-      <w:r>
-        <w:rPr>
-          <w:rFonts w:ascii="Helvetica Neue" w:cs="Helvetica Neue" w:eastAsia="Helvetica Neue" w:hAnsi="Helvetica Neue"/>
-          <w:sz w:val="22"/>
-          <w:szCs w:val="22"/>
-          <w:rtl w:val="0"/>
-        </w:rPr>
-        <w:t xml:space="preserve"> Only the minimum necessary personal data required for operations will be collected.</w:t>
-      </w:r>
-    </w:p>
-    <w:p>
-      <w:pPr>
-        <w:widowControl w:val="1"/>
-        <w:numPr>
-          <w:ilvl w:val="0"/>
-          <w:numId w:val="2"/>
-        </w:numPr>
-        <w:pBdr>
-          <w:top w:color="000000" w:space="0" w:sz="0" w:val="none"/>
-          <w:left w:color="000000" w:space="0" w:sz="0" w:val="none"/>
-          <w:bottom w:color="000000" w:space="0" w:sz="0" w:val="none"/>
-          <w:right w:color="000000" w:space="0" w:sz="0" w:val="none"/>
-          <w:between w:color="000000" w:space="0" w:sz="0" w:val="none"/>
-        </w:pBdr>
-        <w:spacing w:after="0" w:afterAutospacing="0" w:before="0" w:beforeAutospacing="0" w:line="259" w:lineRule="auto"/>
-        <w:ind w:left="720" w:hanging="360"/>
-        <w:rPr>
-          <w:rFonts w:ascii="Helvetica Neue" w:cs="Helvetica Neue" w:eastAsia="Helvetica Neue" w:hAnsi="Helvetica Neue"/>
-          <w:sz w:val="22"/>
-          <w:szCs w:val="22"/>
-        </w:rPr>
-      </w:pPr>
-      <w:r>
-        <w:rPr>
-          <w:rFonts w:ascii="Helvetica Neue" w:cs="Helvetica Neue" w:eastAsia="Helvetica Neue" w:hAnsi="Helvetica Neue"/>
-          <w:b w:val="1"/>
-          <w:sz w:val="22"/>
-          <w:szCs w:val="22"/>
-          <w:rtl w:val="0"/>
-        </w:rPr>
-        <w:t xml:space="preserve">Transparency:</w:t>
-      </w:r>
-      <w:r>
-        <w:rPr>
-          <w:rFonts w:ascii="Helvetica Neue" w:cs="Helvetica Neue" w:eastAsia="Helvetica Neue" w:hAnsi="Helvetica Neue"/>
-          <w:sz w:val="22"/>
-          <w:szCs w:val="22"/>
-          <w:rtl w:val="0"/>
-        </w:rPr>
-        <w:t xml:space="preserve"> Employees, clients, and other data subjects will be informed about the purpose of data collection at or before the time of collection.</w:t>
-      </w:r>
-    </w:p>
-    <w:p>
-      <w:pPr>
-        <w:widowControl w:val="1"/>
-        <w:numPr>
-          <w:ilvl w:val="0"/>
-          <w:numId w:val="2"/>
-        </w:numPr>
-        <w:pBdr>
-          <w:top w:color="000000" w:space="0" w:sz="0" w:val="none"/>
-          <w:left w:color="000000" w:space="0" w:sz="0" w:val="none"/>
-          <w:bottom w:color="000000" w:space="0" w:sz="0" w:val="none"/>
-          <w:right w:color="000000" w:space="0" w:sz="0" w:val="none"/>
-          <w:between w:color="000000" w:space="0" w:sz="0" w:val="none"/>
-        </w:pBdr>
-        <w:spacing w:after="240" w:before="0" w:beforeAutospacing="0" w:line="259" w:lineRule="auto"/>
-        <w:ind w:left="720" w:hanging="360"/>
-        <w:rPr>
-          <w:rFonts w:ascii="Helvetica Neue" w:cs="Helvetica Neue" w:eastAsia="Helvetica Neue" w:hAnsi="Helvetica Neue"/>
-          <w:sz w:val="22"/>
-          <w:szCs w:val="22"/>
-        </w:rPr>
-      </w:pPr>
-      <w:r>
-        <w:rPr>
-          <w:rFonts w:ascii="Helvetica Neue" w:cs="Helvetica Neue" w:eastAsia="Helvetica Neue" w:hAnsi="Helvetica Neue"/>
-          <w:b w:val="1"/>
-          <w:sz w:val="22"/>
-          <w:szCs w:val="22"/>
-          <w:rtl w:val="0"/>
-        </w:rPr>
-        <w:t xml:space="preserve">Consent:</w:t>
-      </w:r>
-      <w:r>
-        <w:rPr>
-          <w:rFonts w:ascii="Helvetica Neue" w:cs="Helvetica Neue" w:eastAsia="Helvetica Neue" w:hAnsi="Helvetica Neue"/>
-          <w:sz w:val="22"/>
-          <w:szCs w:val="22"/>
-          <w:rtl w:val="0"/>
-        </w:rPr>
-        <w:t xml:space="preserve"> Where required, explicit consent will be obtained prior to collecting sensitive personal information.</w:t>
-      </w:r>
-    </w:p>
-    <w:p>
-      <w:pPr>
-        <w:pStyle w:val="Heading3"/>
-        <w:keepNext w:val="0"/>
-        <w:keepLines w:val="0"/>
-        <w:widowControl w:val="1"/>
-        <w:pBdr>
-          <w:top w:color="000000" w:space="0" w:sz="0" w:val="none"/>
-          <w:left w:color="000000" w:space="0" w:sz="0" w:val="none"/>
-          <w:bottom w:color="000000" w:space="0" w:sz="0" w:val="none"/>
-          <w:right w:color="000000" w:space="0" w:sz="0" w:val="none"/>
-          <w:between w:color="000000" w:space="0" w:sz="0" w:val="none"/>
-        </w:pBdr>
-        <w:spacing w:line="259" w:lineRule="auto"/>
-        <w:rPr>
-          <w:rFonts w:ascii="Helvetica Neue" w:cs="Helvetica Neue" w:eastAsia="Helvetica Neue" w:hAnsi="Helvetica Neue"/>
-          <w:sz w:val="26"/>
-          <w:szCs w:val="26"/>
-        </w:rPr>
-      </w:pPr>
-      <w:bookmarkStart w:colFirst="0" w:colLast="0" w:name="_heading=h.ma85yywgh3ra" w:id="4"/>
-      <w:bookmarkEnd w:id="4"/>
-      <w:r>
-        <w:rPr>
-          <w:rFonts w:ascii="Helvetica Neue" w:cs="Helvetica Neue" w:eastAsia="Helvetica Neue" w:hAnsi="Helvetica Neue"/>
-          <w:sz w:val="26"/>
-          <w:szCs w:val="26"/>
-          <w:rtl w:val="0"/>
-        </w:rPr>
-        <w:t xml:space="preserve">3.2 Responsibilities</w:t>
-      </w:r>
-    </w:p>
-    <w:p>
-      <w:pPr>
-        <w:widowControl w:val="1"/>
-        <w:numPr>
-          <w:ilvl w:val="0"/>
-          <w:numId w:val="5"/>
-        </w:numPr>
-        <w:pBdr>
-          <w:top w:color="000000" w:space="0" w:sz="0" w:val="none"/>
-          <w:left w:color="000000" w:space="0" w:sz="0" w:val="none"/>
-          <w:bottom w:color="000000" w:space="0" w:sz="0" w:val="none"/>
-          <w:right w:color="000000" w:space="0" w:sz="0" w:val="none"/>
-          <w:between w:color="000000" w:space="0" w:sz="0" w:val="none"/>
-        </w:pBdr>
-        <w:spacing w:after="0" w:afterAutospacing="0" w:before="240" w:line="259" w:lineRule="auto"/>
-        <w:ind w:left="720" w:hanging="360"/>
-        <w:rPr>
-          <w:rFonts w:ascii="Helvetica Neue" w:cs="Helvetica Neue" w:eastAsia="Helvetica Neue" w:hAnsi="Helvetica Neue"/>
-          <w:sz w:val="22"/>
-          <w:szCs w:val="22"/>
-        </w:rPr>
-      </w:pPr>
-      <w:r>
-        <w:rPr>
-          <w:rFonts w:ascii="Helvetica Neue" w:cs="Helvetica Neue" w:eastAsia="Helvetica Neue" w:hAnsi="Helvetica Neue"/>
-          <w:sz w:val="22"/>
-          <w:szCs w:val="22"/>
-          <w:rtl w:val="0"/>
-        </w:rPr>
-        <w:t xml:space="preserve">HR is responsible for employee data collection and compliance with employment laws.</w:t>
-      </w:r>
-    </w:p>
-    <w:p>
-      <w:pPr>
-        <w:widowControl w:val="1"/>
-        <w:numPr>
-          <w:ilvl w:val="0"/>
-          <w:numId w:val="5"/>
-        </w:numPr>
-        <w:pBdr>
-          <w:top w:color="000000" w:space="0" w:sz="0" w:val="none"/>
-          <w:left w:color="000000" w:space="0" w:sz="0" w:val="none"/>
-          <w:bottom w:color="000000" w:space="0" w:sz="0" w:val="none"/>
-          <w:right w:color="000000" w:space="0" w:sz="0" w:val="none"/>
-          <w:between w:color="000000" w:space="0" w:sz="0" w:val="none"/>
-        </w:pBdr>
-        <w:spacing w:after="0" w:afterAutospacing="0" w:before="0" w:beforeAutospacing="0" w:line="259" w:lineRule="auto"/>
-        <w:ind w:left="720" w:hanging="360"/>
-        <w:rPr>
-          <w:rFonts w:ascii="Helvetica Neue" w:cs="Helvetica Neue" w:eastAsia="Helvetica Neue" w:hAnsi="Helvetica Neue"/>
-          <w:sz w:val="22"/>
-          <w:szCs w:val="22"/>
-        </w:rPr>
-      </w:pPr>
-      <w:r>
-        <w:rPr>
-          <w:rFonts w:ascii="Helvetica Neue" w:cs="Helvetica Neue" w:eastAsia="Helvetica Neue" w:hAnsi="Helvetica Neue"/>
-          <w:sz w:val="22"/>
-          <w:szCs w:val="22"/>
-          <w:rtl w:val="0"/>
-        </w:rPr>
-        <w:t xml:space="preserve">Client Engagement Teams ensure contractual consent requirements are met.</w:t>
-      </w:r>
-    </w:p>
-    <w:p>
-      <w:pPr>
-        <w:widowControl w:val="1"/>
-        <w:numPr>
-          <w:ilvl w:val="0"/>
-          <w:numId w:val="5"/>
-        </w:numPr>
-        <w:pBdr>
-          <w:top w:color="000000" w:space="0" w:sz="0" w:val="none"/>
-          <w:left w:color="000000" w:space="0" w:sz="0" w:val="none"/>
-          <w:bottom w:color="000000" w:space="0" w:sz="0" w:val="none"/>
-          <w:right w:color="000000" w:space="0" w:sz="0" w:val="none"/>
-          <w:between w:color="000000" w:space="0" w:sz="0" w:val="none"/>
-        </w:pBdr>
-        <w:spacing w:after="240" w:before="0" w:beforeAutospacing="0" w:line="259" w:lineRule="auto"/>
-        <w:ind w:left="720" w:hanging="360"/>
-        <w:rPr>
-          <w:rFonts w:ascii="Helvetica Neue" w:cs="Helvetica Neue" w:eastAsia="Helvetica Neue" w:hAnsi="Helvetica Neue"/>
-          <w:sz w:val="22"/>
-          <w:szCs w:val="22"/>
-        </w:rPr>
-      </w:pPr>
-      <w:r>
-        <w:rPr>
-          <w:rFonts w:ascii="Helvetica Neue" w:cs="Helvetica Neue" w:eastAsia="Helvetica Neue" w:hAnsi="Helvetica Neue"/>
-          <w:sz w:val="22"/>
-          <w:szCs w:val="22"/>
-          <w:rtl w:val="0"/>
-        </w:rPr>
-        <w:t>IT Security ensures technical controls protect collected data.</w:t>
-      </w:r>
-    </w:p>
-    <w:p>
-      <w:pPr>
-        <w:pStyle w:val="Heading2"/>
-        <w:keepNext w:val="0"/>
-        <w:widowControl w:val="1"/>
-        <w:pBdr>
-          <w:top w:color="000000" w:space="0" w:sz="0" w:val="none"/>
-          <w:left w:color="000000" w:space="0" w:sz="0" w:val="none"/>
-          <w:bottom w:color="000000" w:space="0" w:sz="0" w:val="none"/>
-          <w:right w:color="000000" w:space="0" w:sz="0" w:val="none"/>
-          <w:between w:color="000000" w:space="0" w:sz="0" w:val="none"/>
-        </w:pBdr>
-        <w:spacing w:after="80" w:before="360" w:line="259" w:lineRule="auto"/>
-        <w:rPr>
-          <w:rFonts w:ascii="Helvetica Neue" w:cs="Helvetica Neue" w:eastAsia="Helvetica Neue" w:hAnsi="Helvetica Neue"/>
-          <w:i w:val="0"/>
-          <w:sz w:val="34"/>
-          <w:szCs w:val="34"/>
-        </w:rPr>
-      </w:pPr>
-      <w:bookmarkStart w:colFirst="0" w:colLast="0" w:name="_heading=h.chsinfissq74" w:id="5"/>
-      <w:bookmarkEnd w:id="5"/>
-      <w:r>
-        <w:rPr>
-          <w:rFonts w:ascii="Helvetica Neue" w:cs="Helvetica Neue" w:eastAsia="Helvetica Neue" w:hAnsi="Helvetica Neue"/>
-          <w:i w:val="0"/>
-          <w:sz w:val="34"/>
-          <w:szCs w:val="34"/>
-          <w:rtl w:val="0"/>
-        </w:rPr>
-        <w:t xml:space="preserve">4. Data Disclosure &amp; Third-Party Sharing Policy</w:t>
-      </w:r>
-    </w:p>
-    <w:p>
-      <w:pPr>
-        <w:pStyle w:val="Heading3"/>
-        <w:keepNext w:val="0"/>
-        <w:keepLines w:val="0"/>
-        <w:widowControl w:val="1"/>
-        <w:pBdr>
-          <w:top w:color="000000" w:space="0" w:sz="0" w:val="none"/>
-          <w:left w:color="000000" w:space="0" w:sz="0" w:val="none"/>
-          <w:bottom w:color="000000" w:space="0" w:sz="0" w:val="none"/>
-          <w:right w:color="000000" w:space="0" w:sz="0" w:val="none"/>
-          <w:between w:color="000000" w:space="0" w:sz="0" w:val="none"/>
-        </w:pBdr>
-        <w:spacing w:line="259" w:lineRule="auto"/>
-        <w:rPr>
-          <w:rFonts w:ascii="Helvetica Neue" w:cs="Helvetica Neue" w:eastAsia="Helvetica Neue" w:hAnsi="Helvetica Neue"/>
-          <w:sz w:val="26"/>
-          <w:szCs w:val="26"/>
-        </w:rPr>
-      </w:pPr>
-      <w:bookmarkStart w:colFirst="0" w:colLast="0" w:name="_heading=h.gepbm246cm6k" w:id="6"/>
-      <w:bookmarkEnd w:id="6"/>
-      <w:r>
-        <w:rPr>
-          <w:rFonts w:ascii="Helvetica Neue" w:cs="Helvetica Neue" w:eastAsia="Helvetica Neue" w:hAnsi="Helvetica Neue"/>
-          <w:sz w:val="26"/>
-          <w:szCs w:val="26"/>
-          <w:rtl w:val="0"/>
-        </w:rPr>
-        <w:t xml:space="preserve">4.1 Principles</w:t>
-      </w:r>
-    </w:p>
-    <w:p>
-      <w:pPr>
-        <w:widowControl w:val="1"/>
-        <w:numPr>
-          <w:ilvl w:val="0"/>
-          <w:numId w:val="3"/>
-        </w:numPr>
-        <w:pBdr>
-          <w:top w:color="000000" w:space="0" w:sz="0" w:val="none"/>
-          <w:left w:color="000000" w:space="0" w:sz="0" w:val="none"/>
-          <w:bottom w:color="000000" w:space="0" w:sz="0" w:val="none"/>
-          <w:right w:color="000000" w:space="0" w:sz="0" w:val="none"/>
-          <w:between w:color="000000" w:space="0" w:sz="0" w:val="none"/>
-        </w:pBdr>
-        <w:spacing w:after="0" w:afterAutospacing="0" w:before="240" w:line="259" w:lineRule="auto"/>
-        <w:ind w:left="720" w:hanging="360"/>
-        <w:rPr>
-          <w:rFonts w:ascii="Helvetica Neue" w:cs="Helvetica Neue" w:eastAsia="Helvetica Neue" w:hAnsi="Helvetica Neue"/>
-          <w:sz w:val="22"/>
-          <w:szCs w:val="22"/>
-        </w:rPr>
-      </w:pPr>
-      <w:r>
-        <w:rPr>
-          <w:rFonts w:ascii="Helvetica Neue" w:cs="Helvetica Neue" w:eastAsia="Helvetica Neue" w:hAnsi="Helvetica Neue"/>
-          <w:sz w:val="22"/>
-          <w:szCs w:val="22"/>
-          <w:rtl w:val="0"/>
-        </w:rPr>
-        <w:t xml:space="preserve">Zediant will not disclose personal information to third parties without explicit consent from the data subject, unless required by law or contract.</w:t>
-      </w:r>
-    </w:p>
-    <w:p>
-      <w:pPr>
-        <w:widowControl w:val="1"/>
-        <w:numPr>
-          <w:ilvl w:val="0"/>
-          <w:numId w:val="3"/>
-        </w:numPr>
-        <w:pBdr>
-          <w:top w:color="000000" w:space="0" w:sz="0" w:val="none"/>
-          <w:left w:color="000000" w:space="0" w:sz="0" w:val="none"/>
-          <w:bottom w:color="000000" w:space="0" w:sz="0" w:val="none"/>
-          <w:right w:color="000000" w:space="0" w:sz="0" w:val="none"/>
-          <w:between w:color="000000" w:space="0" w:sz="0" w:val="none"/>
-        </w:pBdr>
-        <w:spacing w:after="0" w:afterAutospacing="0" w:before="0" w:beforeAutospacing="0" w:line="259" w:lineRule="auto"/>
-        <w:ind w:left="720" w:hanging="360"/>
-        <w:rPr>
-          <w:rFonts w:ascii="Helvetica Neue" w:cs="Helvetica Neue" w:eastAsia="Helvetica Neue" w:hAnsi="Helvetica Neue"/>
-          <w:sz w:val="22"/>
-          <w:szCs w:val="22"/>
-        </w:rPr>
-      </w:pPr>
-      <w:r>
-        <w:rPr>
-          <w:rFonts w:ascii="Helvetica Neue" w:cs="Helvetica Neue" w:eastAsia="Helvetica Neue" w:hAnsi="Helvetica Neue"/>
-          <w:sz w:val="22"/>
-          <w:szCs w:val="22"/>
-          <w:rtl w:val="0"/>
-        </w:rPr>
-        <w:t xml:space="preserve">Disclosures must be limited to the minimum necessary to achieve the business purpose.</w:t>
-      </w:r>
-    </w:p>
-    <w:p>
-      <w:pPr>
-        <w:widowControl w:val="1"/>
-        <w:numPr>
-          <w:ilvl w:val="0"/>
-          <w:numId w:val="3"/>
-        </w:numPr>
-        <w:pBdr>
-          <w:top w:color="000000" w:space="0" w:sz="0" w:val="none"/>
-          <w:left w:color="000000" w:space="0" w:sz="0" w:val="none"/>
-          <w:bottom w:color="000000" w:space="0" w:sz="0" w:val="none"/>
-          <w:right w:color="000000" w:space="0" w:sz="0" w:val="none"/>
-          <w:between w:color="000000" w:space="0" w:sz="0" w:val="none"/>
-        </w:pBdr>
-        <w:spacing w:after="240" w:before="0" w:beforeAutospacing="0" w:line="259" w:lineRule="auto"/>
-        <w:ind w:left="720" w:hanging="360"/>
-        <w:rPr>
-          <w:rFonts w:ascii="Helvetica Neue" w:cs="Helvetica Neue" w:eastAsia="Helvetica Neue" w:hAnsi="Helvetica Neue"/>
-          <w:sz w:val="22"/>
-          <w:szCs w:val="22"/>
-        </w:rPr>
-      </w:pPr>
-      <w:r>
-        <w:rPr>
-          <w:rFonts w:ascii="Helvetica Neue" w:cs="Helvetica Neue" w:eastAsia="Helvetica Neue" w:hAnsi="Helvetica Neue"/>
-          <w:sz w:val="22"/>
-          <w:szCs w:val="22"/>
-          <w:rtl w:val="0"/>
-        </w:rPr>
-        <w:t xml:space="preserve">Third parties receiving personal data must sign a </w:t>
-      </w:r>
-      <w:r>
-        <w:rPr>
-          <w:rFonts w:ascii="Helvetica Neue" w:cs="Helvetica Neue" w:eastAsia="Helvetica Neue" w:hAnsi="Helvetica Neue"/>
-          <w:b w:val="1"/>
-          <w:sz w:val="22"/>
-          <w:szCs w:val="22"/>
-          <w:rtl w:val="0"/>
-        </w:rPr>
-        <w:t xml:space="preserve">Data Processing Agreement (DPA)</w:t>
-      </w:r>
-      <w:r>
-        <w:rPr>
-          <w:rFonts w:ascii="Helvetica Neue" w:cs="Helvetica Neue" w:eastAsia="Helvetica Neue" w:hAnsi="Helvetica Neue"/>
-          <w:sz w:val="22"/>
-          <w:szCs w:val="22"/>
-          <w:rtl w:val="0"/>
-        </w:rPr>
-        <w:t xml:space="preserve"> to ensure equivalent privacy and security standards.</w:t>
-      </w:r>
-    </w:p>
-    <w:p>
-      <w:pPr>
-        <w:pStyle w:val="Heading3"/>
-        <w:keepNext w:val="0"/>
-        <w:keepLines w:val="0"/>
-        <w:widowControl w:val="1"/>
-        <w:pBdr>
-          <w:top w:color="000000" w:space="0" w:sz="0" w:val="none"/>
-          <w:left w:color="000000" w:space="0" w:sz="0" w:val="none"/>
-          <w:bottom w:color="000000" w:space="0" w:sz="0" w:val="none"/>
-          <w:right w:color="000000" w:space="0" w:sz="0" w:val="none"/>
-          <w:between w:color="000000" w:space="0" w:sz="0" w:val="none"/>
-        </w:pBdr>
-        <w:spacing w:line="259" w:lineRule="auto"/>
-        <w:rPr>
-          <w:rFonts w:ascii="Helvetica Neue" w:cs="Helvetica Neue" w:eastAsia="Helvetica Neue" w:hAnsi="Helvetica Neue"/>
-          <w:sz w:val="26"/>
-          <w:szCs w:val="26"/>
-        </w:rPr>
-      </w:pPr>
-      <w:bookmarkStart w:colFirst="0" w:colLast="0" w:name="_heading=h.igbhclwzr0gl" w:id="7"/>
-      <w:bookmarkEnd w:id="7"/>
-      <w:r>
-        <w:rPr>
-          <w:rFonts w:ascii="Helvetica Neue" w:cs="Helvetica Neue" w:eastAsia="Helvetica Neue" w:hAnsi="Helvetica Neue"/>
-          <w:sz w:val="26"/>
-          <w:szCs w:val="26"/>
-          <w:rtl w:val="0"/>
-        </w:rPr>
-        <w:t xml:space="preserve">4.2 Consent</w:t>
-      </w:r>
-    </w:p>
-    <w:p>
-      <w:pPr>
-        <w:widowControl w:val="1"/>
-        <w:numPr>
-          <w:ilvl w:val="0"/>
-          <w:numId w:val="8"/>
-        </w:numPr>
-        <w:pBdr>
-          <w:top w:color="000000" w:space="0" w:sz="0" w:val="none"/>
-          <w:left w:color="000000" w:space="0" w:sz="0" w:val="none"/>
-          <w:bottom w:color="000000" w:space="0" w:sz="0" w:val="none"/>
-          <w:right w:color="000000" w:space="0" w:sz="0" w:val="none"/>
-          <w:between w:color="000000" w:space="0" w:sz="0" w:val="none"/>
-        </w:pBdr>
-        <w:spacing w:after="0" w:afterAutospacing="0" w:before="240" w:line="259" w:lineRule="auto"/>
-        <w:ind w:left="720" w:hanging="360"/>
-        <w:rPr>
-          <w:rFonts w:ascii="Helvetica Neue" w:cs="Helvetica Neue" w:eastAsia="Helvetica Neue" w:hAnsi="Helvetica Neue"/>
-          <w:sz w:val="22"/>
-          <w:szCs w:val="22"/>
-        </w:rPr>
-      </w:pPr>
-      <w:r>
-        <w:rPr>
-          <w:rFonts w:ascii="Helvetica Neue" w:cs="Helvetica Neue" w:eastAsia="Helvetica Neue" w:hAnsi="Helvetica Neue"/>
-          <w:sz w:val="22"/>
-          <w:szCs w:val="22"/>
-          <w:rtl w:val="0"/>
-        </w:rPr>
-        <w:t xml:space="preserve">Consent must be obtained in writing (digital or physical) before data is shared.</w:t>
-      </w:r>
-    </w:p>
-    <w:p>
-      <w:pPr>
-        <w:widowControl w:val="1"/>
-        <w:numPr>
-          <w:ilvl w:val="0"/>
-          <w:numId w:val="8"/>
-        </w:numPr>
-        <w:pBdr>
-          <w:top w:color="000000" w:space="0" w:sz="0" w:val="none"/>
-          <w:left w:color="000000" w:space="0" w:sz="0" w:val="none"/>
-          <w:bottom w:color="000000" w:space="0" w:sz="0" w:val="none"/>
-          <w:right w:color="000000" w:space="0" w:sz="0" w:val="none"/>
-          <w:between w:color="000000" w:space="0" w:sz="0" w:val="none"/>
-        </w:pBdr>
-        <w:spacing w:after="0" w:afterAutospacing="0" w:before="0" w:beforeAutospacing="0" w:line="259" w:lineRule="auto"/>
-        <w:ind w:left="720" w:hanging="360"/>
-        <w:rPr>
-          <w:rFonts w:ascii="Helvetica Neue" w:cs="Helvetica Neue" w:eastAsia="Helvetica Neue" w:hAnsi="Helvetica Neue"/>
-          <w:sz w:val="22"/>
-          <w:szCs w:val="22"/>
-        </w:rPr>
-      </w:pPr>
-      <w:r>
-        <w:rPr>
-          <w:rFonts w:ascii="Helvetica Neue" w:cs="Helvetica Neue" w:eastAsia="Helvetica Neue" w:hAnsi="Helvetica Neue"/>
-          <w:sz w:val="22"/>
-          <w:szCs w:val="22"/>
-          <w:rtl w:val="0"/>
-        </w:rPr>
-        <w:t xml:space="preserve">The consent must specify:</w:t>
-      </w:r>
-    </w:p>
-    <w:p>
-      <w:pPr>
-        <w:widowControl w:val="1"/>
-        <w:numPr>
-          <w:ilvl w:val="1"/>
-          <w:numId w:val="8"/>
-        </w:numPr>
-        <w:pBdr>
-          <w:top w:color="000000" w:space="0" w:sz="0" w:val="none"/>
-          <w:left w:color="000000" w:space="0" w:sz="0" w:val="none"/>
-          <w:bottom w:color="000000" w:space="0" w:sz="0" w:val="none"/>
-          <w:right w:color="000000" w:space="0" w:sz="0" w:val="none"/>
-          <w:between w:color="000000" w:space="0" w:sz="0" w:val="none"/>
-        </w:pBdr>
-        <w:spacing w:after="0" w:afterAutospacing="0" w:before="0" w:beforeAutospacing="0" w:line="259" w:lineRule="auto"/>
-        <w:ind w:left="1440" w:hanging="360"/>
-        <w:rPr>
-          <w:rFonts w:ascii="Helvetica Neue" w:cs="Helvetica Neue" w:eastAsia="Helvetica Neue" w:hAnsi="Helvetica Neue"/>
-          <w:sz w:val="22"/>
-          <w:szCs w:val="22"/>
-        </w:rPr>
-      </w:pPr>
-      <w:r>
-        <w:rPr>
-          <w:rFonts w:ascii="Helvetica Neue" w:cs="Helvetica Neue" w:eastAsia="Helvetica Neue" w:hAnsi="Helvetica Neue"/>
-          <w:sz w:val="22"/>
-          <w:szCs w:val="22"/>
-          <w:rtl w:val="0"/>
-        </w:rPr>
-        <w:t xml:space="preserve">What data will be shared.</w:t>
-      </w:r>
-    </w:p>
-    <w:p>
-      <w:pPr>
-        <w:widowControl w:val="1"/>
-        <w:numPr>
-          <w:ilvl w:val="1"/>
-          <w:numId w:val="8"/>
-        </w:numPr>
-        <w:pBdr>
-          <w:top w:color="000000" w:space="0" w:sz="0" w:val="none"/>
-          <w:left w:color="000000" w:space="0" w:sz="0" w:val="none"/>
-          <w:bottom w:color="000000" w:space="0" w:sz="0" w:val="none"/>
-          <w:right w:color="000000" w:space="0" w:sz="0" w:val="none"/>
-          <w:between w:color="000000" w:space="0" w:sz="0" w:val="none"/>
-        </w:pBdr>
-        <w:spacing w:after="0" w:afterAutospacing="0" w:before="0" w:beforeAutospacing="0" w:line="259" w:lineRule="auto"/>
-        <w:ind w:left="1440" w:hanging="360"/>
-        <w:rPr>
-          <w:rFonts w:ascii="Helvetica Neue" w:cs="Helvetica Neue" w:eastAsia="Helvetica Neue" w:hAnsi="Helvetica Neue"/>
-          <w:sz w:val="22"/>
-          <w:szCs w:val="22"/>
-        </w:rPr>
-      </w:pPr>
-      <w:r>
-        <w:rPr>
-          <w:rFonts w:ascii="Helvetica Neue" w:cs="Helvetica Neue" w:eastAsia="Helvetica Neue" w:hAnsi="Helvetica Neue"/>
-          <w:sz w:val="22"/>
-          <w:szCs w:val="22"/>
-          <w:rtl w:val="0"/>
-        </w:rPr>
-        <w:t xml:space="preserve">Who it will be shared with.</w:t>
-      </w:r>
-    </w:p>
-    <w:p>
-      <w:pPr>
-        <w:widowControl w:val="1"/>
-        <w:numPr>
-          <w:ilvl w:val="1"/>
-          <w:numId w:val="8"/>
-        </w:numPr>
-        <w:pBdr>
-          <w:top w:color="000000" w:space="0" w:sz="0" w:val="none"/>
-          <w:left w:color="000000" w:space="0" w:sz="0" w:val="none"/>
-          <w:bottom w:color="000000" w:space="0" w:sz="0" w:val="none"/>
-          <w:right w:color="000000" w:space="0" w:sz="0" w:val="none"/>
-          <w:between w:color="000000" w:space="0" w:sz="0" w:val="none"/>
-        </w:pBdr>
-        <w:spacing w:after="240" w:before="0" w:beforeAutospacing="0" w:line="259" w:lineRule="auto"/>
-        <w:ind w:left="1440" w:hanging="360"/>
-        <w:rPr>
-          <w:rFonts w:ascii="Helvetica Neue" w:cs="Helvetica Neue" w:eastAsia="Helvetica Neue" w:hAnsi="Helvetica Neue"/>
-          <w:sz w:val="22"/>
-          <w:szCs w:val="22"/>
-        </w:rPr>
-      </w:pPr>
-      <w:r>
-        <w:rPr>
-          <w:rFonts w:ascii="Helvetica Neue" w:cs="Helvetica Neue" w:eastAsia="Helvetica Neue" w:hAnsi="Helvetica Neue"/>
-          <w:sz w:val="22"/>
-          <w:szCs w:val="22"/>
-          <w:rtl w:val="0"/>
-        </w:rPr>
-        <w:t xml:space="preserve">For what purpose.</w:t>
-      </w:r>
-    </w:p>
-    <w:p>
-      <w:pPr>
-        <w:pStyle w:val="Heading3"/>
-        <w:keepNext w:val="0"/>
-        <w:keepLines w:val="0"/>
-        <w:widowControl w:val="1"/>
-        <w:pBdr>
-          <w:top w:color="000000" w:space="0" w:sz="0" w:val="none"/>
-          <w:left w:color="000000" w:space="0" w:sz="0" w:val="none"/>
-          <w:bottom w:color="000000" w:space="0" w:sz="0" w:val="none"/>
-          <w:right w:color="000000" w:space="0" w:sz="0" w:val="none"/>
-          <w:between w:color="000000" w:space="0" w:sz="0" w:val="none"/>
-        </w:pBdr>
-        <w:spacing w:line="259" w:lineRule="auto"/>
-        <w:rPr>
-          <w:rFonts w:ascii="Helvetica Neue" w:cs="Helvetica Neue" w:eastAsia="Helvetica Neue" w:hAnsi="Helvetica Neue"/>
-          <w:sz w:val="26"/>
-          <w:szCs w:val="26"/>
-        </w:rPr>
-      </w:pPr>
-      <w:bookmarkStart w:colFirst="0" w:colLast="0" w:name="_heading=h.2jcwnvouqzwc" w:id="8"/>
-      <w:bookmarkEnd w:id="8"/>
-      <w:r>
-        <w:rPr>
-          <w:rFonts w:ascii="Helvetica Neue" w:cs="Helvetica Neue" w:eastAsia="Helvetica Neue" w:hAnsi="Helvetica Neue"/>
-          <w:sz w:val="26"/>
-          <w:szCs w:val="26"/>
-          <w:rtl w:val="0"/>
-        </w:rPr>
-        <w:t xml:space="preserve">4.3 Recordkeeping</w:t>
-      </w:r>
-    </w:p>
-    <w:p>
-      <w:pPr>
-        <w:widowControl w:val="1"/>
-        <w:numPr>
-          <w:ilvl w:val="0"/>
-          <w:numId w:val="14"/>
-        </w:numPr>
-        <w:pBdr>
-          <w:top w:color="000000" w:space="0" w:sz="0" w:val="none"/>
-          <w:left w:color="000000" w:space="0" w:sz="0" w:val="none"/>
-          <w:bottom w:color="000000" w:space="0" w:sz="0" w:val="none"/>
-          <w:right w:color="000000" w:space="0" w:sz="0" w:val="none"/>
-          <w:between w:color="000000" w:space="0" w:sz="0" w:val="none"/>
-        </w:pBdr>
-        <w:spacing w:after="0" w:afterAutospacing="0" w:before="240" w:line="259" w:lineRule="auto"/>
-        <w:ind w:left="720" w:hanging="360"/>
-        <w:rPr>
-          <w:rFonts w:ascii="Helvetica Neue" w:cs="Helvetica Neue" w:eastAsia="Helvetica Neue" w:hAnsi="Helvetica Neue"/>
-          <w:sz w:val="22"/>
-          <w:szCs w:val="22"/>
-        </w:rPr>
-      </w:pPr>
-      <w:r>
-        <w:rPr>
-          <w:rFonts w:ascii="Helvetica Neue" w:cs="Helvetica Neue" w:eastAsia="Helvetica Neue" w:hAnsi="Helvetica Neue"/>
-          <w:sz w:val="22"/>
-          <w:szCs w:val="22"/>
-          <w:rtl w:val="0"/>
-        </w:rPr>
-        <w:t xml:space="preserve">All disclosures must be logged in the </w:t>
-      </w:r>
-      <w:r>
-        <w:rPr>
-          <w:rFonts w:ascii="Helvetica Neue" w:cs="Helvetica Neue" w:eastAsia="Helvetica Neue" w:hAnsi="Helvetica Neue"/>
-          <w:b w:val="1"/>
-          <w:sz w:val="22"/>
-          <w:szCs w:val="22"/>
-          <w:rtl w:val="0"/>
-        </w:rPr>
-        <w:t xml:space="preserve">Data Disclosure Register</w:t>
-      </w:r>
-      <w:r>
-        <w:rPr>
-          <w:rFonts w:ascii="Helvetica Neue" w:cs="Helvetica Neue" w:eastAsia="Helvetica Neue" w:hAnsi="Helvetica Neue"/>
-          <w:sz w:val="22"/>
-          <w:szCs w:val="22"/>
-          <w:rtl w:val="0"/>
-        </w:rPr>
-        <w:t xml:space="preserve"> including:</w:t>
-      </w:r>
-    </w:p>
-    <w:p>
-      <w:pPr>
-        <w:widowControl w:val="1"/>
-        <w:numPr>
-          <w:ilvl w:val="1"/>
-          <w:numId w:val="14"/>
-        </w:numPr>
-        <w:pBdr>
-          <w:top w:color="000000" w:space="0" w:sz="0" w:val="none"/>
-          <w:left w:color="000000" w:space="0" w:sz="0" w:val="none"/>
-          <w:bottom w:color="000000" w:space="0" w:sz="0" w:val="none"/>
-          <w:right w:color="000000" w:space="0" w:sz="0" w:val="none"/>
-          <w:between w:color="000000" w:space="0" w:sz="0" w:val="none"/>
-        </w:pBdr>
-        <w:spacing w:after="240" w:before="0" w:beforeAutospacing="0" w:line="259" w:lineRule="auto"/>
-        <w:ind w:left="1440" w:hanging="360"/>
-        <w:rPr>
-          <w:rFonts w:ascii="Helvetica Neue" w:cs="Helvetica Neue" w:eastAsia="Helvetica Neue" w:hAnsi="Helvetica Neue"/>
-          <w:sz w:val="22"/>
-          <w:szCs w:val="22"/>
-        </w:rPr>
-      </w:pPr>
-      <w:r>
-        <w:rPr>
-          <w:rFonts w:ascii="Helvetica Neue" w:cs="Helvetica Neue" w:eastAsia="Helvetica Neue" w:hAnsi="Helvetica Neue"/>
-          <w:sz w:val="22"/>
-          <w:szCs w:val="22"/>
-          <w:rtl w:val="0"/>
-        </w:rPr>
-        <w:t xml:space="preserve">Date, recipient, type of data shared, purpose, method of transfer, and consent evidence.</w:t>
-      </w:r>
-    </w:p>
-    <w:p>
-      <w:pPr>
-        <w:pStyle w:val="Heading2"/>
-        <w:keepNext w:val="0"/>
-        <w:widowControl w:val="1"/>
-        <w:pBdr>
-          <w:top w:color="000000" w:space="0" w:sz="0" w:val="none"/>
-          <w:left w:color="000000" w:space="0" w:sz="0" w:val="none"/>
-          <w:bottom w:color="000000" w:space="0" w:sz="0" w:val="none"/>
-          <w:right w:color="000000" w:space="0" w:sz="0" w:val="none"/>
-          <w:between w:color="000000" w:space="0" w:sz="0" w:val="none"/>
-        </w:pBdr>
-        <w:spacing w:after="80" w:before="360" w:line="259" w:lineRule="auto"/>
-        <w:rPr>
-          <w:rFonts w:ascii="Helvetica Neue" w:cs="Helvetica Neue" w:eastAsia="Helvetica Neue" w:hAnsi="Helvetica Neue"/>
-          <w:i w:val="0"/>
-          <w:sz w:val="34"/>
-          <w:szCs w:val="34"/>
-        </w:rPr>
-      </w:pPr>
-      <w:bookmarkStart w:colFirst="0" w:colLast="0" w:name="_heading=h.lixcchhqx724" w:id="9"/>
-      <w:bookmarkEnd w:id="9"/>
-      <w:r>
-        <w:rPr>
-          <w:rFonts w:ascii="Helvetica Neue" w:cs="Helvetica Neue" w:eastAsia="Helvetica Neue" w:hAnsi="Helvetica Neue"/>
-          <w:i w:val="0"/>
-          <w:sz w:val="34"/>
-          <w:szCs w:val="34"/>
-          <w:rtl w:val="0"/>
-        </w:rPr>
-        <w:t xml:space="preserve">5. Data Transfer &amp; Cross-Border Policy</w:t>
-      </w:r>
-    </w:p>
-    <w:p>
-      <w:pPr>
-        <w:pStyle w:val="Heading3"/>
-        <w:keepNext w:val="0"/>
-        <w:keepLines w:val="0"/>
-        <w:widowControl w:val="1"/>
-        <w:pBdr>
-          <w:top w:color="000000" w:space="0" w:sz="0" w:val="none"/>
-          <w:left w:color="000000" w:space="0" w:sz="0" w:val="none"/>
-          <w:bottom w:color="000000" w:space="0" w:sz="0" w:val="none"/>
-          <w:right w:color="000000" w:space="0" w:sz="0" w:val="none"/>
-          <w:between w:color="000000" w:space="0" w:sz="0" w:val="none"/>
-        </w:pBdr>
-        <w:spacing w:line="259" w:lineRule="auto"/>
-        <w:rPr>
-          <w:rFonts w:ascii="Helvetica Neue" w:cs="Helvetica Neue" w:eastAsia="Helvetica Neue" w:hAnsi="Helvetica Neue"/>
-          <w:sz w:val="26"/>
-          <w:szCs w:val="26"/>
-        </w:rPr>
-      </w:pPr>
-      <w:bookmarkStart w:colFirst="0" w:colLast="0" w:name="_heading=h.9i198htepkjm" w:id="10"/>
-      <w:bookmarkEnd w:id="10"/>
-      <w:r>
-        <w:rPr>
-          <w:rFonts w:ascii="Helvetica Neue" w:cs="Helvetica Neue" w:eastAsia="Helvetica Neue" w:hAnsi="Helvetica Neue"/>
-          <w:sz w:val="26"/>
-          <w:szCs w:val="26"/>
-          <w:rtl w:val="0"/>
-        </w:rPr>
-        <w:t xml:space="preserve">5.1 Internal Transfers</w:t>
-      </w:r>
-    </w:p>
-    <w:p>
-      <w:pPr>
-        <w:widowControl w:val="1"/>
-        <w:numPr>
-          <w:ilvl w:val="0"/>
-          <w:numId w:val="10"/>
-        </w:numPr>
-        <w:pBdr>
-          <w:top w:color="000000" w:space="0" w:sz="0" w:val="none"/>
-          <w:left w:color="000000" w:space="0" w:sz="0" w:val="none"/>
-          <w:bottom w:color="000000" w:space="0" w:sz="0" w:val="none"/>
-          <w:right w:color="000000" w:space="0" w:sz="0" w:val="none"/>
-          <w:between w:color="000000" w:space="0" w:sz="0" w:val="none"/>
-        </w:pBdr>
-        <w:spacing w:after="240" w:before="240" w:line="259" w:lineRule="auto"/>
-        <w:ind w:left="720" w:hanging="360"/>
-        <w:rPr>
-          <w:rFonts w:ascii="Helvetica Neue" w:cs="Helvetica Neue" w:eastAsia="Helvetica Neue" w:hAnsi="Helvetica Neue"/>
-          <w:sz w:val="22"/>
-          <w:szCs w:val="22"/>
-        </w:rPr>
-      </w:pPr>
-      <w:r>
-        <w:rPr>
-          <w:rFonts w:ascii="Helvetica Neue" w:cs="Helvetica Neue" w:eastAsia="Helvetica Neue" w:hAnsi="Helvetica Neue"/>
-          <w:sz w:val="22"/>
-          <w:szCs w:val="22"/>
-          <w:rtl w:val="0"/>
-        </w:rPr>
-        <w:t xml:space="preserve">Transfers within Zediant (e.g., across departments or offices) must follow least-privilege access controls.</w:t>
-      </w:r>
-    </w:p>
-    <w:p>
-      <w:pPr>
-        <w:pStyle w:val="Heading3"/>
-        <w:keepNext w:val="0"/>
-        <w:keepLines w:val="0"/>
-        <w:widowControl w:val="1"/>
-        <w:pBdr>
-          <w:top w:color="000000" w:space="0" w:sz="0" w:val="none"/>
-          <w:left w:color="000000" w:space="0" w:sz="0" w:val="none"/>
-          <w:bottom w:color="000000" w:space="0" w:sz="0" w:val="none"/>
-          <w:right w:color="000000" w:space="0" w:sz="0" w:val="none"/>
-          <w:between w:color="000000" w:space="0" w:sz="0" w:val="none"/>
-        </w:pBdr>
-        <w:spacing w:line="259" w:lineRule="auto"/>
-        <w:rPr>
-          <w:rFonts w:ascii="Helvetica Neue" w:cs="Helvetica Neue" w:eastAsia="Helvetica Neue" w:hAnsi="Helvetica Neue"/>
-          <w:sz w:val="26"/>
-          <w:szCs w:val="26"/>
-        </w:rPr>
-      </w:pPr>
-      <w:bookmarkStart w:colFirst="0" w:colLast="0" w:name="_heading=h.s1xbhpdizdrv" w:id="11"/>
-      <w:bookmarkEnd w:id="11"/>
-      <w:r>
-        <w:rPr>
-          <w:rFonts w:ascii="Helvetica Neue" w:cs="Helvetica Neue" w:eastAsia="Helvetica Neue" w:hAnsi="Helvetica Neue"/>
-          <w:sz w:val="26"/>
-          <w:szCs w:val="26"/>
-          <w:rtl w:val="0"/>
-        </w:rPr>
-        <w:t xml:space="preserve">5.2 External Transfers</w:t>
-      </w:r>
-    </w:p>
-    <w:p>
-      <w:pPr>
-        <w:widowControl w:val="1"/>
-        <w:numPr>
-          <w:ilvl w:val="0"/>
-          <w:numId w:val="12"/>
-        </w:numPr>
-        <w:pBdr>
-          <w:top w:color="000000" w:space="0" w:sz="0" w:val="none"/>
-          <w:left w:color="000000" w:space="0" w:sz="0" w:val="none"/>
-          <w:bottom w:color="000000" w:space="0" w:sz="0" w:val="none"/>
-          <w:right w:color="000000" w:space="0" w:sz="0" w:val="none"/>
-          <w:between w:color="000000" w:space="0" w:sz="0" w:val="none"/>
-        </w:pBdr>
-        <w:spacing w:after="0" w:afterAutospacing="0" w:before="240" w:line="259" w:lineRule="auto"/>
-        <w:ind w:left="720" w:hanging="360"/>
-        <w:rPr>
-          <w:rFonts w:ascii="Helvetica Neue" w:cs="Helvetica Neue" w:eastAsia="Helvetica Neue" w:hAnsi="Helvetica Neue"/>
-          <w:sz w:val="22"/>
-          <w:szCs w:val="22"/>
-        </w:rPr>
-      </w:pPr>
-      <w:r>
-        <w:rPr>
-          <w:rFonts w:ascii="Helvetica Neue" w:cs="Helvetica Neue" w:eastAsia="Helvetica Neue" w:hAnsi="Helvetica Neue"/>
-          <w:sz w:val="22"/>
-          <w:szCs w:val="22"/>
-          <w:rtl w:val="0"/>
-        </w:rPr>
-        <w:t xml:space="preserve">Personal data may be transferred to third parties only if:</w:t>
-      </w:r>
-    </w:p>
-    <w:p>
-      <w:pPr>
-        <w:widowControl w:val="1"/>
-        <w:numPr>
-          <w:ilvl w:val="1"/>
-          <w:numId w:val="12"/>
-        </w:numPr>
-        <w:pBdr>
-          <w:top w:color="000000" w:space="0" w:sz="0" w:val="none"/>
-          <w:left w:color="000000" w:space="0" w:sz="0" w:val="none"/>
-          <w:bottom w:color="000000" w:space="0" w:sz="0" w:val="none"/>
-          <w:right w:color="000000" w:space="0" w:sz="0" w:val="none"/>
-          <w:between w:color="000000" w:space="0" w:sz="0" w:val="none"/>
-        </w:pBdr>
-        <w:spacing w:after="0" w:afterAutospacing="0" w:before="0" w:beforeAutospacing="0" w:line="259" w:lineRule="auto"/>
-        <w:ind w:left="1440" w:hanging="360"/>
-        <w:rPr>
-          <w:rFonts w:ascii="Helvetica Neue" w:cs="Helvetica Neue" w:eastAsia="Helvetica Neue" w:hAnsi="Helvetica Neue"/>
-          <w:sz w:val="22"/>
-          <w:szCs w:val="22"/>
-        </w:rPr>
-      </w:pPr>
-      <w:r>
-        <w:rPr>
-          <w:rFonts w:ascii="Helvetica Neue" w:cs="Helvetica Neue" w:eastAsia="Helvetica Neue" w:hAnsi="Helvetica Neue"/>
-          <w:sz w:val="22"/>
-          <w:szCs w:val="22"/>
-          <w:rtl w:val="0"/>
-        </w:rPr>
-        <w:t xml:space="preserve">A valid business purpose exists.</w:t>
-      </w:r>
-    </w:p>
-    <w:p>
-      <w:pPr>
-        <w:widowControl w:val="1"/>
-        <w:numPr>
-          <w:ilvl w:val="1"/>
-          <w:numId w:val="12"/>
-        </w:numPr>
-        <w:pBdr>
-          <w:top w:color="000000" w:space="0" w:sz="0" w:val="none"/>
-          <w:left w:color="000000" w:space="0" w:sz="0" w:val="none"/>
-          <w:bottom w:color="000000" w:space="0" w:sz="0" w:val="none"/>
-          <w:right w:color="000000" w:space="0" w:sz="0" w:val="none"/>
-          <w:between w:color="000000" w:space="0" w:sz="0" w:val="none"/>
-        </w:pBdr>
-        <w:spacing w:after="0" w:afterAutospacing="0" w:before="0" w:beforeAutospacing="0" w:line="259" w:lineRule="auto"/>
-        <w:ind w:left="1440" w:hanging="360"/>
-        <w:rPr>
-          <w:rFonts w:ascii="Helvetica Neue" w:cs="Helvetica Neue" w:eastAsia="Helvetica Neue" w:hAnsi="Helvetica Neue"/>
-          <w:sz w:val="22"/>
-          <w:szCs w:val="22"/>
-        </w:rPr>
-      </w:pPr>
-      <w:r>
-        <w:rPr>
-          <w:rFonts w:ascii="Helvetica Neue" w:cs="Helvetica Neue" w:eastAsia="Helvetica Neue" w:hAnsi="Helvetica Neue"/>
-          <w:sz w:val="22"/>
-          <w:szCs w:val="22"/>
-          <w:rtl w:val="0"/>
-        </w:rPr>
-        <w:t xml:space="preserve">The third party has signed a DPA or confidentiality agreement.</w:t>
-      </w:r>
-    </w:p>
-    <w:p>
-      <w:pPr>
-        <w:widowControl w:val="1"/>
-        <w:numPr>
-          <w:ilvl w:val="1"/>
-          <w:numId w:val="12"/>
-        </w:numPr>
-        <w:pBdr>
-          <w:top w:color="000000" w:space="0" w:sz="0" w:val="none"/>
-          <w:left w:color="000000" w:space="0" w:sz="0" w:val="none"/>
-          <w:bottom w:color="000000" w:space="0" w:sz="0" w:val="none"/>
-          <w:right w:color="000000" w:space="0" w:sz="0" w:val="none"/>
-          <w:between w:color="000000" w:space="0" w:sz="0" w:val="none"/>
-        </w:pBdr>
-        <w:spacing w:after="240" w:before="0" w:beforeAutospacing="0" w:line="259" w:lineRule="auto"/>
-        <w:ind w:left="1440" w:hanging="360"/>
-        <w:rPr>
-          <w:rFonts w:ascii="Helvetica Neue" w:cs="Helvetica Neue" w:eastAsia="Helvetica Neue" w:hAnsi="Helvetica Neue"/>
-          <w:sz w:val="22"/>
-          <w:szCs w:val="22"/>
-        </w:rPr>
-      </w:pPr>
-      <w:r>
-        <w:rPr>
-          <w:rFonts w:ascii="Helvetica Neue" w:cs="Helvetica Neue" w:eastAsia="Helvetica Neue" w:hAnsi="Helvetica Neue"/>
-          <w:sz w:val="22"/>
-          <w:szCs w:val="22"/>
-          <w:rtl w:val="0"/>
-        </w:rPr>
-        <w:t xml:space="preserve">Technical safeguards (encryption in transit, secure protocols) are applied.</w:t>
-      </w:r>
-    </w:p>
-    <w:p>
-      <w:pPr>
-        <w:pStyle w:val="Heading3"/>
-        <w:keepNext w:val="0"/>
-        <w:keepLines w:val="0"/>
-        <w:widowControl w:val="1"/>
-        <w:pBdr>
-          <w:top w:color="000000" w:space="0" w:sz="0" w:val="none"/>
-          <w:left w:color="000000" w:space="0" w:sz="0" w:val="none"/>
-          <w:bottom w:color="000000" w:space="0" w:sz="0" w:val="none"/>
-          <w:right w:color="000000" w:space="0" w:sz="0" w:val="none"/>
-          <w:between w:color="000000" w:space="0" w:sz="0" w:val="none"/>
-        </w:pBdr>
-        <w:spacing w:line="259" w:lineRule="auto"/>
-        <w:rPr>
-          <w:rFonts w:ascii="Helvetica Neue" w:cs="Helvetica Neue" w:eastAsia="Helvetica Neue" w:hAnsi="Helvetica Neue"/>
-          <w:sz w:val="26"/>
-          <w:szCs w:val="26"/>
-        </w:rPr>
-      </w:pPr>
-      <w:bookmarkStart w:colFirst="0" w:colLast="0" w:name="_heading=h.noat1nxfeipq" w:id="12"/>
-      <w:bookmarkEnd w:id="12"/>
-      <w:r>
-        <w:rPr>
-          <w:rFonts w:ascii="Helvetica Neue" w:cs="Helvetica Neue" w:eastAsia="Helvetica Neue" w:hAnsi="Helvetica Neue"/>
-          <w:sz w:val="26"/>
-          <w:szCs w:val="26"/>
-          <w:rtl w:val="0"/>
-        </w:rPr>
-        <w:t xml:space="preserve">5.3 Cross-Border Transfers</w:t>
-      </w:r>
-    </w:p>
-    <w:p>
-      <w:pPr>
-        <w:widowControl w:val="1"/>
-        <w:numPr>
-          <w:ilvl w:val="0"/>
-          <w:numId w:val="9"/>
-        </w:numPr>
-        <w:pBdr>
-          <w:top w:color="000000" w:space="0" w:sz="0" w:val="none"/>
-          <w:left w:color="000000" w:space="0" w:sz="0" w:val="none"/>
-          <w:bottom w:color="000000" w:space="0" w:sz="0" w:val="none"/>
-          <w:right w:color="000000" w:space="0" w:sz="0" w:val="none"/>
-          <w:between w:color="000000" w:space="0" w:sz="0" w:val="none"/>
-        </w:pBdr>
-        <w:spacing w:after="0" w:afterAutospacing="0" w:before="240" w:line="259" w:lineRule="auto"/>
-        <w:ind w:left="720" w:hanging="360"/>
-        <w:rPr>
-          <w:rFonts w:ascii="Helvetica Neue" w:cs="Helvetica Neue" w:eastAsia="Helvetica Neue" w:hAnsi="Helvetica Neue"/>
-          <w:sz w:val="22"/>
-          <w:szCs w:val="22"/>
-        </w:rPr>
-      </w:pPr>
-      <w:r>
-        <w:rPr>
-          <w:rFonts w:ascii="Helvetica Neue" w:cs="Helvetica Neue" w:eastAsia="Helvetica Neue" w:hAnsi="Helvetica Neue"/>
-          <w:sz w:val="22"/>
-          <w:szCs w:val="22"/>
-          <w:rtl w:val="0"/>
-        </w:rPr>
-        <w:t xml:space="preserve">Personal data transferred outside India must comply with applicable data protection laws (e.g., GDPR where relevant).</w:t>
-      </w:r>
-    </w:p>
-    <w:p>
-      <w:pPr>
-        <w:widowControl w:val="1"/>
-        <w:numPr>
-          <w:ilvl w:val="0"/>
-          <w:numId w:val="9"/>
-        </w:numPr>
-        <w:pBdr>
-          <w:top w:color="000000" w:space="0" w:sz="0" w:val="none"/>
-          <w:left w:color="000000" w:space="0" w:sz="0" w:val="none"/>
-          <w:bottom w:color="000000" w:space="0" w:sz="0" w:val="none"/>
-          <w:right w:color="000000" w:space="0" w:sz="0" w:val="none"/>
-          <w:between w:color="000000" w:space="0" w:sz="0" w:val="none"/>
-        </w:pBdr>
-        <w:spacing w:after="0" w:afterAutospacing="0" w:before="0" w:beforeAutospacing="0" w:line="259" w:lineRule="auto"/>
-        <w:ind w:left="720" w:hanging="360"/>
-        <w:rPr>
-          <w:rFonts w:ascii="Helvetica Neue" w:cs="Helvetica Neue" w:eastAsia="Helvetica Neue" w:hAnsi="Helvetica Neue"/>
-          <w:sz w:val="22"/>
-          <w:szCs w:val="22"/>
-        </w:rPr>
-      </w:pPr>
-      <w:r>
-        <w:rPr>
-          <w:rFonts w:ascii="Helvetica Neue" w:cs="Helvetica Neue" w:eastAsia="Helvetica Neue" w:hAnsi="Helvetica Neue"/>
-          <w:sz w:val="22"/>
-          <w:szCs w:val="22"/>
-          <w:rtl w:val="0"/>
-        </w:rPr>
-        <w:t xml:space="preserve">Cross-border transfers require:</w:t>
-      </w:r>
-    </w:p>
-    <w:p>
-      <w:pPr>
-        <w:widowControl w:val="1"/>
-        <w:numPr>
-          <w:ilvl w:val="1"/>
-          <w:numId w:val="9"/>
-        </w:numPr>
-        <w:pBdr>
-          <w:top w:color="000000" w:space="0" w:sz="0" w:val="none"/>
-          <w:left w:color="000000" w:space="0" w:sz="0" w:val="none"/>
-          <w:bottom w:color="000000" w:space="0" w:sz="0" w:val="none"/>
-          <w:right w:color="000000" w:space="0" w:sz="0" w:val="none"/>
-          <w:between w:color="000000" w:space="0" w:sz="0" w:val="none"/>
-        </w:pBdr>
-        <w:spacing w:after="0" w:afterAutospacing="0" w:before="0" w:beforeAutospacing="0" w:line="259" w:lineRule="auto"/>
-        <w:ind w:left="1440" w:hanging="360"/>
-        <w:rPr>
-          <w:rFonts w:ascii="Helvetica Neue" w:cs="Helvetica Neue" w:eastAsia="Helvetica Neue" w:hAnsi="Helvetica Neue"/>
-          <w:sz w:val="22"/>
-          <w:szCs w:val="22"/>
-        </w:rPr>
-      </w:pPr>
-      <w:r>
-        <w:rPr>
-          <w:rFonts w:ascii="Helvetica Neue" w:cs="Helvetica Neue" w:eastAsia="Helvetica Neue" w:hAnsi="Helvetica Neue"/>
-          <w:sz w:val="22"/>
-          <w:szCs w:val="22"/>
-          <w:rtl w:val="0"/>
-        </w:rPr>
-        <w:t xml:space="preserve">Legal basis (contractual necessity, consent, regulatory requirement).</w:t>
-      </w:r>
-    </w:p>
-    <w:p>
-      <w:pPr>
-        <w:widowControl w:val="1"/>
-        <w:numPr>
-          <w:ilvl w:val="1"/>
-          <w:numId w:val="9"/>
-        </w:numPr>
-        <w:pBdr>
-          <w:top w:color="000000" w:space="0" w:sz="0" w:val="none"/>
-          <w:left w:color="000000" w:space="0" w:sz="0" w:val="none"/>
-          <w:bottom w:color="000000" w:space="0" w:sz="0" w:val="none"/>
-          <w:right w:color="000000" w:space="0" w:sz="0" w:val="none"/>
-          <w:between w:color="000000" w:space="0" w:sz="0" w:val="none"/>
-        </w:pBdr>
-        <w:spacing w:after="240" w:before="0" w:beforeAutospacing="0" w:line="259" w:lineRule="auto"/>
-        <w:ind w:left="1440" w:hanging="360"/>
-        <w:rPr>
-          <w:rFonts w:ascii="Helvetica Neue" w:cs="Helvetica Neue" w:eastAsia="Helvetica Neue" w:hAnsi="Helvetica Neue"/>
-          <w:sz w:val="22"/>
-          <w:szCs w:val="22"/>
-        </w:rPr>
-      </w:pPr>
-      <w:r>
-        <w:rPr>
-          <w:rFonts w:ascii="Helvetica Neue" w:cs="Helvetica Neue" w:eastAsia="Helvetica Neue" w:hAnsi="Helvetica Neue"/>
-          <w:sz w:val="22"/>
-          <w:szCs w:val="22"/>
-          <w:rtl w:val="0"/>
-        </w:rPr>
-        <w:t xml:space="preserve">Documentation of safeguards (e.g., standard contractual clauses).</w:t>
-      </w:r>
-    </w:p>
-    <w:p>
-      <w:pPr>
-        <w:widowControl w:val="1"/>
-        <w:pBdr>
-          <w:top w:color="000000" w:space="0" w:sz="0" w:val="none"/>
-          <w:left w:color="000000" w:space="0" w:sz="0" w:val="none"/>
-          <w:bottom w:color="000000" w:space="0" w:sz="0" w:val="none"/>
-          <w:right w:color="000000" w:space="0" w:sz="0" w:val="none"/>
-          <w:between w:color="000000" w:space="0" w:sz="0" w:val="none"/>
-        </w:pBdr>
-        <w:spacing w:after="240" w:before="240" w:line="259" w:lineRule="auto"/>
-        <w:rPr>
-          <w:rFonts w:ascii="Helvetica Neue" w:cs="Helvetica Neue" w:eastAsia="Helvetica Neue" w:hAnsi="Helvetica Neue"/>
-          <w:sz w:val="22"/>
-          <w:szCs w:val="22"/>
-        </w:rPr>
-      </w:pPr>
-      <w:r>
-        <w:rPr>
-          <w:rtl w:val="0"/>
-        </w:rPr>
-      </w:r>
-    </w:p>
-    <w:p>
-      <w:pPr>
-        <w:widowControl w:val="1"/>
-        <w:pBdr>
-          <w:top w:color="000000" w:space="0" w:sz="0" w:val="none"/>
-          <w:left w:color="000000" w:space="0" w:sz="0" w:val="none"/>
-          <w:bottom w:color="000000" w:space="0" w:sz="0" w:val="none"/>
-          <w:right w:color="000000" w:space="0" w:sz="0" w:val="none"/>
-          <w:between w:color="000000" w:space="0" w:sz="0" w:val="none"/>
-        </w:pBdr>
-        <w:spacing w:after="240" w:before="240" w:line="259" w:lineRule="auto"/>
-        <w:rPr>
-          <w:rFonts w:ascii="Helvetica Neue" w:cs="Helvetica Neue" w:eastAsia="Helvetica Neue" w:hAnsi="Helvetica Neue"/>
-          <w:sz w:val="22"/>
-          <w:szCs w:val="22"/>
-        </w:rPr>
-      </w:pPr>
-      <w:r>
-        <w:rPr>
-          <w:rtl w:val="0"/>
-        </w:rPr>
-      </w:r>
-    </w:p>
-    <w:p>
-      <w:pPr>
-        <w:widowControl w:val="1"/>
-        <w:pBdr>
-          <w:top w:color="000000" w:space="0" w:sz="0" w:val="none"/>
-          <w:left w:color="000000" w:space="0" w:sz="0" w:val="none"/>
-          <w:bottom w:color="000000" w:space="0" w:sz="0" w:val="none"/>
-          <w:right w:color="000000" w:space="0" w:sz="0" w:val="none"/>
-          <w:between w:color="000000" w:space="0" w:sz="0" w:val="none"/>
-        </w:pBdr>
-        <w:spacing w:after="240" w:before="240" w:line="259" w:lineRule="auto"/>
-        <w:rPr>
-          <w:rFonts w:ascii="Helvetica Neue" w:cs="Helvetica Neue" w:eastAsia="Helvetica Neue" w:hAnsi="Helvetica Neue"/>
-          <w:sz w:val="22"/>
-          <w:szCs w:val="22"/>
-        </w:rPr>
-      </w:pPr>
-      <w:r>
-        <w:rPr>
-          <w:rtl w:val="0"/>
-        </w:rPr>
-      </w:r>
-    </w:p>
-    <w:p>
-      <w:pPr>
-        <w:pStyle w:val="Heading2"/>
-        <w:keepNext w:val="0"/>
-        <w:widowControl w:val="1"/>
-        <w:pBdr>
-          <w:top w:color="000000" w:space="0" w:sz="0" w:val="none"/>
-          <w:left w:color="000000" w:space="0" w:sz="0" w:val="none"/>
-          <w:bottom w:color="000000" w:space="0" w:sz="0" w:val="none"/>
-          <w:right w:color="000000" w:space="0" w:sz="0" w:val="none"/>
-          <w:between w:color="000000" w:space="0" w:sz="0" w:val="none"/>
-        </w:pBdr>
-        <w:spacing w:after="80" w:before="360" w:line="259" w:lineRule="auto"/>
-        <w:rPr>
-          <w:rFonts w:ascii="Helvetica Neue" w:cs="Helvetica Neue" w:eastAsia="Helvetica Neue" w:hAnsi="Helvetica Neue"/>
-          <w:i w:val="0"/>
-          <w:sz w:val="34"/>
-          <w:szCs w:val="34"/>
-        </w:rPr>
-      </w:pPr>
-      <w:bookmarkStart w:colFirst="0" w:colLast="0" w:name="_heading=h.j9yn6elzkrc" w:id="13"/>
-      <w:bookmarkEnd w:id="13"/>
-      <w:r>
-        <w:rPr>
-          <w:rFonts w:ascii="Helvetica Neue" w:cs="Helvetica Neue" w:eastAsia="Helvetica Neue" w:hAnsi="Helvetica Neue"/>
-          <w:i w:val="0"/>
-          <w:sz w:val="34"/>
-          <w:szCs w:val="34"/>
-          <w:rtl w:val="0"/>
-        </w:rPr>
-        <w:t xml:space="preserve">6. Data Breach Response &amp; Notification Procedure</w:t>
-      </w:r>
-    </w:p>
-    <w:p>
-      <w:pPr>
-        <w:pStyle w:val="Heading3"/>
-        <w:keepNext w:val="0"/>
-        <w:keepLines w:val="0"/>
-        <w:widowControl w:val="1"/>
-        <w:pBdr>
-          <w:top w:color="000000" w:space="0" w:sz="0" w:val="none"/>
-          <w:left w:color="000000" w:space="0" w:sz="0" w:val="none"/>
-          <w:bottom w:color="000000" w:space="0" w:sz="0" w:val="none"/>
-          <w:right w:color="000000" w:space="0" w:sz="0" w:val="none"/>
-          <w:between w:color="000000" w:space="0" w:sz="0" w:val="none"/>
-        </w:pBdr>
-        <w:spacing w:line="259" w:lineRule="auto"/>
-        <w:rPr>
-          <w:rFonts w:ascii="Helvetica Neue" w:cs="Helvetica Neue" w:eastAsia="Helvetica Neue" w:hAnsi="Helvetica Neue"/>
-          <w:sz w:val="26"/>
-          <w:szCs w:val="26"/>
-        </w:rPr>
-      </w:pPr>
-      <w:bookmarkStart w:colFirst="0" w:colLast="0" w:name="_heading=h.tdazvcwf5plu" w:id="14"/>
-      <w:bookmarkEnd w:id="14"/>
-      <w:r>
-        <w:rPr>
-          <w:rFonts w:ascii="Helvetica Neue" w:cs="Helvetica Neue" w:eastAsia="Helvetica Neue" w:hAnsi="Helvetica Neue"/>
-          <w:sz w:val="26"/>
-          <w:szCs w:val="26"/>
-          <w:rtl w:val="0"/>
-        </w:rPr>
-        <w:t xml:space="preserve">6.1 Incident Detection</w:t>
-      </w:r>
-    </w:p>
-    <w:p>
-      <w:pPr>
-        <w:widowControl w:val="1"/>
-        <w:numPr>
-          <w:ilvl w:val="0"/>
-          <w:numId w:val="11"/>
-        </w:numPr>
-        <w:pBdr>
-          <w:top w:color="000000" w:space="0" w:sz="0" w:val="none"/>
-          <w:left w:color="000000" w:space="0" w:sz="0" w:val="none"/>
-          <w:bottom w:color="000000" w:space="0" w:sz="0" w:val="none"/>
-          <w:right w:color="000000" w:space="0" w:sz="0" w:val="none"/>
-          <w:between w:color="000000" w:space="0" w:sz="0" w:val="none"/>
-        </w:pBdr>
-        <w:spacing w:after="0" w:afterAutospacing="0" w:before="240" w:line="259" w:lineRule="auto"/>
-        <w:ind w:left="720" w:hanging="360"/>
-        <w:rPr>
-          <w:rFonts w:ascii="Helvetica Neue" w:cs="Helvetica Neue" w:eastAsia="Helvetica Neue" w:hAnsi="Helvetica Neue"/>
-          <w:sz w:val="22"/>
-          <w:szCs w:val="22"/>
-        </w:rPr>
-      </w:pPr>
-      <w:r>
-        <w:rPr>
-          <w:rFonts w:ascii="Helvetica Neue" w:cs="Helvetica Neue" w:eastAsia="Helvetica Neue" w:hAnsi="Helvetica Neue"/>
-          <w:sz w:val="22"/>
-          <w:szCs w:val="22"/>
-          <w:rtl w:val="0"/>
-        </w:rPr>
-        <w:t xml:space="preserve">All employees must immediately report suspected or actual data breaches to the IT Security team.</w:t>
-      </w:r>
-    </w:p>
-    <w:p>
-      <w:pPr>
-        <w:widowControl w:val="1"/>
-        <w:numPr>
-          <w:ilvl w:val="0"/>
-          <w:numId w:val="11"/>
-        </w:numPr>
-        <w:pBdr>
-          <w:top w:color="000000" w:space="0" w:sz="0" w:val="none"/>
-          <w:left w:color="000000" w:space="0" w:sz="0" w:val="none"/>
-          <w:bottom w:color="000000" w:space="0" w:sz="0" w:val="none"/>
-          <w:right w:color="000000" w:space="0" w:sz="0" w:val="none"/>
-          <w:between w:color="000000" w:space="0" w:sz="0" w:val="none"/>
-        </w:pBdr>
-        <w:spacing w:after="240" w:before="0" w:beforeAutospacing="0" w:line="259" w:lineRule="auto"/>
-        <w:ind w:left="720" w:hanging="360"/>
-        <w:rPr>
-          <w:rFonts w:ascii="Helvetica Neue" w:cs="Helvetica Neue" w:eastAsia="Helvetica Neue" w:hAnsi="Helvetica Neue"/>
-          <w:sz w:val="22"/>
-          <w:szCs w:val="22"/>
-        </w:rPr>
-      </w:pPr>
-      <w:r>
-        <w:rPr>
-          <w:rFonts w:ascii="Helvetica Neue" w:cs="Helvetica Neue" w:eastAsia="Helvetica Neue" w:hAnsi="Helvetica Neue"/>
-          <w:sz w:val="22"/>
-          <w:szCs w:val="22"/>
-          <w:rtl w:val="0"/>
-        </w:rPr>
-        <w:t xml:space="preserve">Breaches include unauthorized access, data leakage, loss, theft, or accidental disclosure.</w:t>
-      </w:r>
-    </w:p>
-    <w:p>
-      <w:pPr>
-        <w:pStyle w:val="Heading3"/>
-        <w:keepNext w:val="0"/>
-        <w:keepLines w:val="0"/>
-        <w:widowControl w:val="1"/>
-        <w:pBdr>
-          <w:top w:color="000000" w:space="0" w:sz="0" w:val="none"/>
-          <w:left w:color="000000" w:space="0" w:sz="0" w:val="none"/>
-          <w:bottom w:color="000000" w:space="0" w:sz="0" w:val="none"/>
-          <w:right w:color="000000" w:space="0" w:sz="0" w:val="none"/>
-          <w:between w:color="000000" w:space="0" w:sz="0" w:val="none"/>
-        </w:pBdr>
-        <w:spacing w:line="259" w:lineRule="auto"/>
-        <w:rPr>
-          <w:rFonts w:ascii="Helvetica Neue" w:cs="Helvetica Neue" w:eastAsia="Helvetica Neue" w:hAnsi="Helvetica Neue"/>
-          <w:sz w:val="26"/>
-          <w:szCs w:val="26"/>
-        </w:rPr>
-      </w:pPr>
-      <w:bookmarkStart w:colFirst="0" w:colLast="0" w:name="_heading=h.4lbs78ibwe3t" w:id="15"/>
-      <w:bookmarkEnd w:id="15"/>
-      <w:r>
-        <w:rPr>
-          <w:rFonts w:ascii="Helvetica Neue" w:cs="Helvetica Neue" w:eastAsia="Helvetica Neue" w:hAnsi="Helvetica Neue"/>
-          <w:sz w:val="26"/>
-          <w:szCs w:val="26"/>
-          <w:rtl w:val="0"/>
-        </w:rPr>
-        <w:t xml:space="preserve">6.2 Investigation</w:t>
-      </w:r>
-    </w:p>
-    <w:p>
-      <w:pPr>
-        <w:widowControl w:val="1"/>
-        <w:numPr>
-          <w:ilvl w:val="0"/>
-          <w:numId w:val="4"/>
-        </w:numPr>
-        <w:pBdr>
-          <w:top w:color="000000" w:space="0" w:sz="0" w:val="none"/>
-          <w:left w:color="000000" w:space="0" w:sz="0" w:val="none"/>
-          <w:bottom w:color="000000" w:space="0" w:sz="0" w:val="none"/>
-          <w:right w:color="000000" w:space="0" w:sz="0" w:val="none"/>
-          <w:between w:color="000000" w:space="0" w:sz="0" w:val="none"/>
-        </w:pBdr>
-        <w:spacing w:after="0" w:afterAutospacing="0" w:before="240" w:line="259" w:lineRule="auto"/>
-        <w:ind w:left="720" w:hanging="360"/>
-        <w:rPr>
-          <w:rFonts w:ascii="Helvetica Neue" w:cs="Helvetica Neue" w:eastAsia="Helvetica Neue" w:hAnsi="Helvetica Neue"/>
-          <w:sz w:val="22"/>
-          <w:szCs w:val="22"/>
-        </w:rPr>
-      </w:pPr>
-      <w:r>
-        <w:rPr>
-          <w:rFonts w:ascii="Helvetica Neue" w:cs="Helvetica Neue" w:eastAsia="Helvetica Neue" w:hAnsi="Helvetica Neue"/>
-          <w:sz w:val="22"/>
-          <w:szCs w:val="22"/>
-          <w:rtl w:val="0"/>
-        </w:rPr>
-        <w:t xml:space="preserve">IT Security will investigate the breach, document the root cause, impacted systems, and affected data.</w:t>
-      </w:r>
-    </w:p>
-    <w:p>
-      <w:pPr>
-        <w:widowControl w:val="1"/>
-        <w:numPr>
-          <w:ilvl w:val="0"/>
-          <w:numId w:val="4"/>
-        </w:numPr>
-        <w:pBdr>
-          <w:top w:color="000000" w:space="0" w:sz="0" w:val="none"/>
-          <w:left w:color="000000" w:space="0" w:sz="0" w:val="none"/>
-          <w:bottom w:color="000000" w:space="0" w:sz="0" w:val="none"/>
-          <w:right w:color="000000" w:space="0" w:sz="0" w:val="none"/>
-          <w:between w:color="000000" w:space="0" w:sz="0" w:val="none"/>
-        </w:pBdr>
-        <w:spacing w:after="240" w:before="0" w:beforeAutospacing="0" w:line="259" w:lineRule="auto"/>
-        <w:ind w:left="720" w:hanging="360"/>
-        <w:rPr>
-          <w:rFonts w:ascii="Helvetica Neue" w:cs="Helvetica Neue" w:eastAsia="Helvetica Neue" w:hAnsi="Helvetica Neue"/>
-          <w:sz w:val="22"/>
-          <w:szCs w:val="22"/>
-        </w:rPr>
-      </w:pPr>
-      <w:r>
-        <w:rPr>
-          <w:rFonts w:ascii="Helvetica Neue" w:cs="Helvetica Neue" w:eastAsia="Helvetica Neue" w:hAnsi="Helvetica Neue"/>
-          <w:sz w:val="22"/>
-          <w:szCs w:val="22"/>
-          <w:rtl w:val="0"/>
-        </w:rPr>
-        <w:t xml:space="preserve">The Compliance team will assess the severity and regulatory reporting obligations.</w:t>
-      </w:r>
-    </w:p>
-    <w:p>
-      <w:pPr>
-        <w:pStyle w:val="Heading3"/>
-        <w:keepNext w:val="0"/>
-        <w:keepLines w:val="0"/>
-        <w:widowControl w:val="1"/>
-        <w:pBdr>
-          <w:top w:color="000000" w:space="0" w:sz="0" w:val="none"/>
-          <w:left w:color="000000" w:space="0" w:sz="0" w:val="none"/>
-          <w:bottom w:color="000000" w:space="0" w:sz="0" w:val="none"/>
-          <w:right w:color="000000" w:space="0" w:sz="0" w:val="none"/>
-          <w:between w:color="000000" w:space="0" w:sz="0" w:val="none"/>
-        </w:pBdr>
-        <w:spacing w:line="259" w:lineRule="auto"/>
-        <w:rPr>
-          <w:rFonts w:ascii="Helvetica Neue" w:cs="Helvetica Neue" w:eastAsia="Helvetica Neue" w:hAnsi="Helvetica Neue"/>
-          <w:sz w:val="26"/>
-          <w:szCs w:val="26"/>
-        </w:rPr>
-      </w:pPr>
-      <w:bookmarkStart w:colFirst="0" w:colLast="0" w:name="_heading=h.v556bfdht44l" w:id="16"/>
-      <w:bookmarkEnd w:id="16"/>
-      <w:r>
-        <w:rPr>
-          <w:rFonts w:ascii="Helvetica Neue" w:cs="Helvetica Neue" w:eastAsia="Helvetica Neue" w:hAnsi="Helvetica Neue"/>
-          <w:sz w:val="26"/>
-          <w:szCs w:val="26"/>
-          <w:rtl w:val="0"/>
-        </w:rPr>
-        <w:t xml:space="preserve">6.3 Containment &amp; Remediation</w:t>
-      </w:r>
-    </w:p>
-    <w:p>
-      <w:pPr>
-        <w:widowControl w:val="1"/>
-        <w:numPr>
-          <w:ilvl w:val="0"/>
-          <w:numId w:val="15"/>
-        </w:numPr>
-        <w:pBdr>
-          <w:top w:color="000000" w:space="0" w:sz="0" w:val="none"/>
-          <w:left w:color="000000" w:space="0" w:sz="0" w:val="none"/>
-          <w:bottom w:color="000000" w:space="0" w:sz="0" w:val="none"/>
-          <w:right w:color="000000" w:space="0" w:sz="0" w:val="none"/>
-          <w:between w:color="000000" w:space="0" w:sz="0" w:val="none"/>
-        </w:pBdr>
-        <w:spacing w:after="0" w:afterAutospacing="0" w:before="240" w:line="259" w:lineRule="auto"/>
-        <w:ind w:left="720" w:hanging="360"/>
-        <w:rPr>
-          <w:rFonts w:ascii="Helvetica Neue" w:cs="Helvetica Neue" w:eastAsia="Helvetica Neue" w:hAnsi="Helvetica Neue"/>
-          <w:sz w:val="22"/>
-          <w:szCs w:val="22"/>
-        </w:rPr>
-      </w:pPr>
-      <w:r>
-        <w:rPr>
-          <w:rFonts w:ascii="Helvetica Neue" w:cs="Helvetica Neue" w:eastAsia="Helvetica Neue" w:hAnsi="Helvetica Neue"/>
-          <w:sz w:val="22"/>
-          <w:szCs w:val="22"/>
-          <w:rtl w:val="0"/>
-        </w:rPr>
-        <w:t xml:space="preserve">Immediate containment steps (e.g., disabling accounts, isolating systems) will be taken.</w:t>
-      </w:r>
-    </w:p>
-    <w:p>
-      <w:pPr>
-        <w:widowControl w:val="1"/>
-        <w:numPr>
-          <w:ilvl w:val="0"/>
-          <w:numId w:val="15"/>
-        </w:numPr>
-        <w:pBdr>
-          <w:top w:color="000000" w:space="0" w:sz="0" w:val="none"/>
-          <w:left w:color="000000" w:space="0" w:sz="0" w:val="none"/>
-          <w:bottom w:color="000000" w:space="0" w:sz="0" w:val="none"/>
-          <w:right w:color="000000" w:space="0" w:sz="0" w:val="none"/>
-          <w:between w:color="000000" w:space="0" w:sz="0" w:val="none"/>
-        </w:pBdr>
-        <w:spacing w:after="240" w:before="0" w:beforeAutospacing="0" w:line="259" w:lineRule="auto"/>
-        <w:ind w:left="720" w:hanging="360"/>
-        <w:rPr>
-          <w:rFonts w:ascii="Helvetica Neue" w:cs="Helvetica Neue" w:eastAsia="Helvetica Neue" w:hAnsi="Helvetica Neue"/>
-          <w:sz w:val="22"/>
-          <w:szCs w:val="22"/>
-        </w:rPr>
-      </w:pPr>
-      <w:r>
-        <w:rPr>
-          <w:rFonts w:ascii="Helvetica Neue" w:cs="Helvetica Neue" w:eastAsia="Helvetica Neue" w:hAnsi="Helvetica Neue"/>
-          <w:sz w:val="22"/>
-          <w:szCs w:val="22"/>
-          <w:rtl w:val="0"/>
-        </w:rPr>
-        <w:t xml:space="preserve">Corrective actions will be implemented to prevent recurrence.</w:t>
-      </w:r>
-    </w:p>
-    <w:p>
-      <w:pPr>
-        <w:pStyle w:val="Heading3"/>
-        <w:keepNext w:val="0"/>
-        <w:keepLines w:val="0"/>
-        <w:widowControl w:val="1"/>
-        <w:pBdr>
-          <w:top w:color="000000" w:space="0" w:sz="0" w:val="none"/>
-          <w:left w:color="000000" w:space="0" w:sz="0" w:val="none"/>
-          <w:bottom w:color="000000" w:space="0" w:sz="0" w:val="none"/>
-          <w:right w:color="000000" w:space="0" w:sz="0" w:val="none"/>
-          <w:between w:color="000000" w:space="0" w:sz="0" w:val="none"/>
-        </w:pBdr>
-        <w:spacing w:line="259" w:lineRule="auto"/>
-        <w:rPr>
-          <w:rFonts w:ascii="Helvetica Neue" w:cs="Helvetica Neue" w:eastAsia="Helvetica Neue" w:hAnsi="Helvetica Neue"/>
-          <w:sz w:val="26"/>
-          <w:szCs w:val="26"/>
-        </w:rPr>
-      </w:pPr>
-      <w:bookmarkStart w:colFirst="0" w:colLast="0" w:name="_heading=h.iyo08eoisgtm" w:id="17"/>
-      <w:bookmarkEnd w:id="17"/>
-      <w:r>
-        <w:rPr>
-          <w:rFonts w:ascii="Helvetica Neue" w:cs="Helvetica Neue" w:eastAsia="Helvetica Neue" w:hAnsi="Helvetica Neue"/>
-          <w:sz w:val="26"/>
-          <w:szCs w:val="26"/>
-          <w:rtl w:val="0"/>
-        </w:rPr>
-        <w:t xml:space="preserve">6.4 Notifications</w:t>
-      </w:r>
-    </w:p>
-    <w:p>
-      <w:pPr>
-        <w:widowControl w:val="1"/>
-        <w:numPr>
-          <w:ilvl w:val="0"/>
-          <w:numId w:val="7"/>
-        </w:numPr>
-        <w:pBdr>
-          <w:top w:color="000000" w:space="0" w:sz="0" w:val="none"/>
-          <w:left w:color="000000" w:space="0" w:sz="0" w:val="none"/>
-          <w:bottom w:color="000000" w:space="0" w:sz="0" w:val="none"/>
-          <w:right w:color="000000" w:space="0" w:sz="0" w:val="none"/>
-          <w:between w:color="000000" w:space="0" w:sz="0" w:val="none"/>
-        </w:pBdr>
-        <w:spacing w:after="0" w:afterAutospacing="0" w:before="240" w:line="259" w:lineRule="auto"/>
-        <w:ind w:left="720" w:hanging="360"/>
-        <w:rPr>
-          <w:rFonts w:ascii="Helvetica Neue" w:cs="Helvetica Neue" w:eastAsia="Helvetica Neue" w:hAnsi="Helvetica Neue"/>
-          <w:sz w:val="22"/>
-          <w:szCs w:val="22"/>
-        </w:rPr>
-      </w:pPr>
-      <w:r>
-        <w:rPr>
-          <w:rFonts w:ascii="Helvetica Neue" w:cs="Helvetica Neue" w:eastAsia="Helvetica Neue" w:hAnsi="Helvetica Neue"/>
-          <w:sz w:val="22"/>
-          <w:szCs w:val="22"/>
-          <w:rtl w:val="0"/>
-        </w:rPr>
-        <w:t xml:space="preserve">Zediant will notify affected data subjects and regulators </w:t>
-      </w:r>
-      <w:r>
-        <w:rPr>
-          <w:rFonts w:ascii="Helvetica Neue" w:cs="Helvetica Neue" w:eastAsia="Helvetica Neue" w:hAnsi="Helvetica Neue"/>
-          <w:b w:val="1"/>
-          <w:sz w:val="22"/>
-          <w:szCs w:val="22"/>
-          <w:rtl w:val="0"/>
-        </w:rPr>
-        <w:t xml:space="preserve">without undue delay</w:t>
-      </w:r>
-      <w:r>
-        <w:rPr>
-          <w:rFonts w:ascii="Helvetica Neue" w:cs="Helvetica Neue" w:eastAsia="Helvetica Neue" w:hAnsi="Helvetica Neue"/>
-          <w:sz w:val="22"/>
-          <w:szCs w:val="22"/>
-          <w:rtl w:val="0"/>
-        </w:rPr>
-        <w:t xml:space="preserve"> if the breach is likely to result in significant harm.</w:t>
-      </w:r>
-    </w:p>
-    <w:p>
-      <w:pPr>
-        <w:widowControl w:val="1"/>
-        <w:numPr>
-          <w:ilvl w:val="0"/>
-          <w:numId w:val="7"/>
-        </w:numPr>
-        <w:pBdr>
-          <w:top w:color="000000" w:space="0" w:sz="0" w:val="none"/>
-          <w:left w:color="000000" w:space="0" w:sz="0" w:val="none"/>
-          <w:bottom w:color="000000" w:space="0" w:sz="0" w:val="none"/>
-          <w:right w:color="000000" w:space="0" w:sz="0" w:val="none"/>
-          <w:between w:color="000000" w:space="0" w:sz="0" w:val="none"/>
-        </w:pBdr>
-        <w:spacing w:after="0" w:afterAutospacing="0" w:before="0" w:beforeAutospacing="0" w:line="259" w:lineRule="auto"/>
-        <w:ind w:left="720" w:hanging="360"/>
-        <w:rPr>
-          <w:rFonts w:ascii="Helvetica Neue" w:cs="Helvetica Neue" w:eastAsia="Helvetica Neue" w:hAnsi="Helvetica Neue"/>
-          <w:sz w:val="22"/>
-          <w:szCs w:val="22"/>
-        </w:rPr>
-      </w:pPr>
-      <w:r>
-        <w:rPr>
-          <w:rFonts w:ascii="Helvetica Neue" w:cs="Helvetica Neue" w:eastAsia="Helvetica Neue" w:hAnsi="Helvetica Neue"/>
-          <w:sz w:val="22"/>
-          <w:szCs w:val="22"/>
-          <w:rtl w:val="0"/>
-        </w:rPr>
-        <w:t xml:space="preserve">Notifications will include:</w:t>
-      </w:r>
-    </w:p>
-    <w:p>
-      <w:pPr>
-        <w:widowControl w:val="1"/>
-        <w:numPr>
-          <w:ilvl w:val="1"/>
-          <w:numId w:val="7"/>
-        </w:numPr>
-        <w:pBdr>
-          <w:top w:color="000000" w:space="0" w:sz="0" w:val="none"/>
-          <w:left w:color="000000" w:space="0" w:sz="0" w:val="none"/>
-          <w:bottom w:color="000000" w:space="0" w:sz="0" w:val="none"/>
-          <w:right w:color="000000" w:space="0" w:sz="0" w:val="none"/>
-          <w:between w:color="000000" w:space="0" w:sz="0" w:val="none"/>
-        </w:pBdr>
-        <w:spacing w:after="0" w:afterAutospacing="0" w:before="0" w:beforeAutospacing="0" w:line="259" w:lineRule="auto"/>
-        <w:ind w:left="1440" w:hanging="360"/>
-        <w:rPr>
-          <w:rFonts w:ascii="Helvetica Neue" w:cs="Helvetica Neue" w:eastAsia="Helvetica Neue" w:hAnsi="Helvetica Neue"/>
-          <w:sz w:val="22"/>
-          <w:szCs w:val="22"/>
-        </w:rPr>
-      </w:pPr>
-      <w:r>
-        <w:rPr>
-          <w:rFonts w:ascii="Helvetica Neue" w:cs="Helvetica Neue" w:eastAsia="Helvetica Neue" w:hAnsi="Helvetica Neue"/>
-          <w:sz w:val="22"/>
-          <w:szCs w:val="22"/>
-          <w:rtl w:val="0"/>
-        </w:rPr>
-        <w:t xml:space="preserve">Nature of the breach.</w:t>
-      </w:r>
-    </w:p>
-    <w:p>
-      <w:pPr>
-        <w:widowControl w:val="1"/>
-        <w:numPr>
-          <w:ilvl w:val="1"/>
-          <w:numId w:val="7"/>
-        </w:numPr>
-        <w:pBdr>
-          <w:top w:color="000000" w:space="0" w:sz="0" w:val="none"/>
-          <w:left w:color="000000" w:space="0" w:sz="0" w:val="none"/>
-          <w:bottom w:color="000000" w:space="0" w:sz="0" w:val="none"/>
-          <w:right w:color="000000" w:space="0" w:sz="0" w:val="none"/>
-          <w:between w:color="000000" w:space="0" w:sz="0" w:val="none"/>
-        </w:pBdr>
-        <w:spacing w:after="0" w:afterAutospacing="0" w:before="0" w:beforeAutospacing="0" w:line="259" w:lineRule="auto"/>
-        <w:ind w:left="1440" w:hanging="360"/>
-        <w:rPr>
-          <w:rFonts w:ascii="Helvetica Neue" w:cs="Helvetica Neue" w:eastAsia="Helvetica Neue" w:hAnsi="Helvetica Neue"/>
-          <w:sz w:val="22"/>
-          <w:szCs w:val="22"/>
-        </w:rPr>
-      </w:pPr>
-      <w:r>
-        <w:rPr>
-          <w:rFonts w:ascii="Helvetica Neue" w:cs="Helvetica Neue" w:eastAsia="Helvetica Neue" w:hAnsi="Helvetica Neue"/>
-          <w:sz w:val="22"/>
-          <w:szCs w:val="22"/>
-          <w:rtl w:val="0"/>
-        </w:rPr>
-        <w:t xml:space="preserve">Types of data involved.</w:t>
-      </w:r>
-    </w:p>
-    <w:p>
-      <w:pPr>
-        <w:widowControl w:val="1"/>
-        <w:numPr>
-          <w:ilvl w:val="1"/>
-          <w:numId w:val="7"/>
-        </w:numPr>
-        <w:pBdr>
-          <w:top w:color="000000" w:space="0" w:sz="0" w:val="none"/>
-          <w:left w:color="000000" w:space="0" w:sz="0" w:val="none"/>
-          <w:bottom w:color="000000" w:space="0" w:sz="0" w:val="none"/>
-          <w:right w:color="000000" w:space="0" w:sz="0" w:val="none"/>
-          <w:between w:color="000000" w:space="0" w:sz="0" w:val="none"/>
-        </w:pBdr>
-        <w:spacing w:after="0" w:afterAutospacing="0" w:before="0" w:beforeAutospacing="0" w:line="259" w:lineRule="auto"/>
-        <w:ind w:left="1440" w:hanging="360"/>
-        <w:rPr>
-          <w:rFonts w:ascii="Helvetica Neue" w:cs="Helvetica Neue" w:eastAsia="Helvetica Neue" w:hAnsi="Helvetica Neue"/>
-          <w:sz w:val="22"/>
-          <w:szCs w:val="22"/>
-        </w:rPr>
-      </w:pPr>
-      <w:r>
-        <w:rPr>
-          <w:rFonts w:ascii="Helvetica Neue" w:cs="Helvetica Neue" w:eastAsia="Helvetica Neue" w:hAnsi="Helvetica Neue"/>
-          <w:sz w:val="22"/>
-          <w:szCs w:val="22"/>
-          <w:rtl w:val="0"/>
-        </w:rPr>
-        <w:t xml:space="preserve">Likely consequences.</w:t>
-      </w:r>
-    </w:p>
-    <w:p>
-      <w:pPr>
-        <w:widowControl w:val="1"/>
-        <w:numPr>
-          <w:ilvl w:val="1"/>
-          <w:numId w:val="7"/>
-        </w:numPr>
-        <w:pBdr>
-          <w:top w:color="000000" w:space="0" w:sz="0" w:val="none"/>
-          <w:left w:color="000000" w:space="0" w:sz="0" w:val="none"/>
-          <w:bottom w:color="000000" w:space="0" w:sz="0" w:val="none"/>
-          <w:right w:color="000000" w:space="0" w:sz="0" w:val="none"/>
-          <w:between w:color="000000" w:space="0" w:sz="0" w:val="none"/>
-        </w:pBdr>
-        <w:spacing w:after="240" w:before="0" w:beforeAutospacing="0" w:line="259" w:lineRule="auto"/>
-        <w:ind w:left="1440" w:hanging="360"/>
-        <w:rPr>
-          <w:rFonts w:ascii="Helvetica Neue" w:cs="Helvetica Neue" w:eastAsia="Helvetica Neue" w:hAnsi="Helvetica Neue"/>
-          <w:sz w:val="22"/>
-          <w:szCs w:val="22"/>
-        </w:rPr>
-      </w:pPr>
-      <w:r>
-        <w:rPr>
-          <w:rFonts w:ascii="Helvetica Neue" w:cs="Helvetica Neue" w:eastAsia="Helvetica Neue" w:hAnsi="Helvetica Neue"/>
-          <w:sz w:val="22"/>
-          <w:szCs w:val="22"/>
-          <w:rtl w:val="0"/>
-        </w:rPr>
-        <w:t xml:space="preserve">Actions taken and recommended protective measures.</w:t>
-      </w:r>
-    </w:p>
-    <w:p>
-      <w:pPr>
-        <w:pStyle w:val="Heading3"/>
-        <w:keepNext w:val="0"/>
-        <w:keepLines w:val="0"/>
-        <w:widowControl w:val="1"/>
-        <w:pBdr>
-          <w:top w:color="000000" w:space="0" w:sz="0" w:val="none"/>
-          <w:left w:color="000000" w:space="0" w:sz="0" w:val="none"/>
-          <w:bottom w:color="000000" w:space="0" w:sz="0" w:val="none"/>
-          <w:right w:color="000000" w:space="0" w:sz="0" w:val="none"/>
-          <w:between w:color="000000" w:space="0" w:sz="0" w:val="none"/>
-        </w:pBdr>
-        <w:spacing w:line="259" w:lineRule="auto"/>
-        <w:rPr>
-          <w:rFonts w:ascii="Helvetica Neue" w:cs="Helvetica Neue" w:eastAsia="Helvetica Neue" w:hAnsi="Helvetica Neue"/>
-          <w:sz w:val="26"/>
-          <w:szCs w:val="26"/>
-        </w:rPr>
-      </w:pPr>
-      <w:bookmarkStart w:colFirst="0" w:colLast="0" w:name="_heading=h.h3ptcunw11hs" w:id="18"/>
-      <w:bookmarkEnd w:id="18"/>
-      <w:r>
-        <w:rPr>
-          <w:rFonts w:ascii="Helvetica Neue" w:cs="Helvetica Neue" w:eastAsia="Helvetica Neue" w:hAnsi="Helvetica Neue"/>
-          <w:sz w:val="26"/>
-          <w:szCs w:val="26"/>
-          <w:rtl w:val="0"/>
-        </w:rPr>
-        <w:t xml:space="preserve">6.5 Documentation</w:t>
-      </w:r>
-    </w:p>
-    <w:p>
-      <w:pPr>
-        <w:widowControl w:val="1"/>
-        <w:numPr>
-          <w:ilvl w:val="0"/>
-          <w:numId w:val="16"/>
-        </w:numPr>
-        <w:pBdr>
-          <w:top w:color="000000" w:space="0" w:sz="0" w:val="none"/>
-          <w:left w:color="000000" w:space="0" w:sz="0" w:val="none"/>
-          <w:bottom w:color="000000" w:space="0" w:sz="0" w:val="none"/>
-          <w:right w:color="000000" w:space="0" w:sz="0" w:val="none"/>
-          <w:between w:color="000000" w:space="0" w:sz="0" w:val="none"/>
-        </w:pBdr>
-        <w:spacing w:after="240" w:before="240" w:line="259" w:lineRule="auto"/>
-        <w:ind w:left="720" w:hanging="360"/>
-        <w:rPr>
-          <w:rFonts w:ascii="Helvetica Neue" w:cs="Helvetica Neue" w:eastAsia="Helvetica Neue" w:hAnsi="Helvetica Neue"/>
-          <w:sz w:val="22"/>
-          <w:szCs w:val="22"/>
-        </w:rPr>
-      </w:pPr>
-      <w:r>
-        <w:rPr>
-          <w:rFonts w:ascii="Helvetica Neue" w:cs="Helvetica Neue" w:eastAsia="Helvetica Neue" w:hAnsi="Helvetica Neue"/>
-          <w:sz w:val="22"/>
-          <w:szCs w:val="22"/>
-          <w:rtl w:val="0"/>
-        </w:rPr>
-        <w:t xml:space="preserve">All breaches must be logged in the </w:t>
-      </w:r>
-      <w:r>
-        <w:rPr>
-          <w:rFonts w:ascii="Helvetica Neue" w:cs="Helvetica Neue" w:eastAsia="Helvetica Neue" w:hAnsi="Helvetica Neue"/>
-          <w:b w:val="1"/>
-          <w:sz w:val="22"/>
-          <w:szCs w:val="22"/>
-          <w:rtl w:val="0"/>
-        </w:rPr>
-        <w:t xml:space="preserve">Incident Register</w:t>
-      </w:r>
-      <w:r>
-        <w:rPr>
-          <w:rFonts w:ascii="Helvetica Neue" w:cs="Helvetica Neue" w:eastAsia="Helvetica Neue" w:hAnsi="Helvetica Neue"/>
-          <w:sz w:val="22"/>
-          <w:szCs w:val="22"/>
-          <w:rtl w:val="0"/>
-        </w:rPr>
-        <w:t xml:space="preserve">, including detection date, description, containment steps, notifications made, and closure status.</w:t>
-      </w:r>
-    </w:p>
-    <w:p>
-      <w:pPr>
-        <w:pStyle w:val="Heading2"/>
-        <w:keepNext w:val="0"/>
-        <w:widowControl w:val="1"/>
-        <w:pBdr>
-          <w:top w:color="000000" w:space="0" w:sz="0" w:val="none"/>
-          <w:left w:color="000000" w:space="0" w:sz="0" w:val="none"/>
-          <w:bottom w:color="000000" w:space="0" w:sz="0" w:val="none"/>
-          <w:right w:color="000000" w:space="0" w:sz="0" w:val="none"/>
-          <w:between w:color="000000" w:space="0" w:sz="0" w:val="none"/>
-        </w:pBdr>
-        <w:spacing w:after="80" w:before="360" w:line="259" w:lineRule="auto"/>
-        <w:rPr>
-          <w:rFonts w:ascii="Helvetica Neue" w:cs="Helvetica Neue" w:eastAsia="Helvetica Neue" w:hAnsi="Helvetica Neue"/>
-          <w:i w:val="0"/>
-          <w:sz w:val="34"/>
-          <w:szCs w:val="34"/>
-        </w:rPr>
-      </w:pPr>
-      <w:bookmarkStart w:colFirst="0" w:colLast="0" w:name="_heading=h.gw4577sk4rvs" w:id="19"/>
-      <w:bookmarkEnd w:id="19"/>
-      <w:r>
-        <w:rPr>
-          <w:rFonts w:ascii="Helvetica Neue" w:cs="Helvetica Neue" w:eastAsia="Helvetica Neue" w:hAnsi="Helvetica Neue"/>
-          <w:i w:val="0"/>
-          <w:sz w:val="34"/>
-          <w:szCs w:val="34"/>
-          <w:rtl w:val="0"/>
-        </w:rPr>
-        <w:t xml:space="preserve">7. Roles &amp; Responsibilities</w:t>
-      </w:r>
-    </w:p>
-    <w:p>
-      <w:pPr>
-        <w:widowControl w:val="1"/>
-        <w:numPr>
-          <w:ilvl w:val="0"/>
-          <w:numId w:val="6"/>
-        </w:numPr>
-        <w:pBdr>
-          <w:top w:color="000000" w:space="0" w:sz="0" w:val="none"/>
-          <w:left w:color="000000" w:space="0" w:sz="0" w:val="none"/>
-          <w:bottom w:color="000000" w:space="0" w:sz="0" w:val="none"/>
-          <w:right w:color="000000" w:space="0" w:sz="0" w:val="none"/>
-          <w:between w:color="000000" w:space="0" w:sz="0" w:val="none"/>
-        </w:pBdr>
-        <w:spacing w:after="0" w:afterAutospacing="0" w:before="240" w:line="259" w:lineRule="auto"/>
-        <w:ind w:left="720" w:hanging="360"/>
-        <w:rPr>
-          <w:rFonts w:ascii="Helvetica Neue" w:cs="Helvetica Neue" w:eastAsia="Helvetica Neue" w:hAnsi="Helvetica Neue"/>
-          <w:sz w:val="22"/>
-          <w:szCs w:val="22"/>
-        </w:rPr>
-      </w:pPr>
-      <w:r>
-        <w:rPr>
-          <w:rFonts w:ascii="Helvetica Neue" w:cs="Helvetica Neue" w:eastAsia="Helvetica Neue" w:hAnsi="Helvetica Neue"/>
-          <w:b w:val="1"/>
-          <w:sz w:val="22"/>
-          <w:szCs w:val="22"/>
-          <w:rtl w:val="0"/>
-        </w:rPr>
-        <w:t xml:space="preserve">Employees:</w:t>
-      </w:r>
-      <w:r>
-        <w:rPr>
-          <w:rFonts w:ascii="Helvetica Neue" w:cs="Helvetica Neue" w:eastAsia="Helvetica Neue" w:hAnsi="Helvetica Neue"/>
-          <w:sz w:val="22"/>
-          <w:szCs w:val="22"/>
-          <w:rtl w:val="0"/>
-        </w:rPr>
-        <w:t xml:space="preserve"> Report incidents, comply with policies, and protect personal data.</w:t>
-      </w:r>
-    </w:p>
-    <w:p>
-      <w:pPr>
-        <w:widowControl w:val="1"/>
-        <w:numPr>
-          <w:ilvl w:val="0"/>
-          <w:numId w:val="6"/>
-        </w:numPr>
-        <w:pBdr>
-          <w:top w:color="000000" w:space="0" w:sz="0" w:val="none"/>
-          <w:left w:color="000000" w:space="0" w:sz="0" w:val="none"/>
-          <w:bottom w:color="000000" w:space="0" w:sz="0" w:val="none"/>
-          <w:right w:color="000000" w:space="0" w:sz="0" w:val="none"/>
-          <w:between w:color="000000" w:space="0" w:sz="0" w:val="none"/>
-        </w:pBdr>
-        <w:spacing w:after="0" w:afterAutospacing="0" w:before="0" w:beforeAutospacing="0" w:line="259" w:lineRule="auto"/>
-        <w:ind w:left="720" w:hanging="360"/>
-        <w:rPr>
-          <w:rFonts w:ascii="Helvetica Neue" w:cs="Helvetica Neue" w:eastAsia="Helvetica Neue" w:hAnsi="Helvetica Neue"/>
-          <w:sz w:val="22"/>
-          <w:szCs w:val="22"/>
-        </w:rPr>
-      </w:pPr>
-      <w:r>
-        <w:rPr>
-          <w:rFonts w:ascii="Helvetica Neue" w:cs="Helvetica Neue" w:eastAsia="Helvetica Neue" w:hAnsi="Helvetica Neue"/>
-          <w:b w:val="1"/>
-          <w:sz w:val="22"/>
-          <w:szCs w:val="22"/>
-          <w:rtl w:val="0"/>
-        </w:rPr>
-        <w:t xml:space="preserve">HR Department:</w:t>
-      </w:r>
-      <w:r>
-        <w:rPr>
-          <w:rFonts w:ascii="Helvetica Neue" w:cs="Helvetica Neue" w:eastAsia="Helvetica Neue" w:hAnsi="Helvetica Neue"/>
-          <w:sz w:val="22"/>
-          <w:szCs w:val="22"/>
-          <w:rtl w:val="0"/>
-        </w:rPr>
-        <w:t xml:space="preserve"> Ensure employee privacy and manage HR data.</w:t>
-      </w:r>
-    </w:p>
-    <w:p>
-      <w:pPr>
-        <w:widowControl w:val="1"/>
-        <w:numPr>
-          <w:ilvl w:val="0"/>
-          <w:numId w:val="6"/>
-        </w:numPr>
-        <w:pBdr>
-          <w:top w:color="000000" w:space="0" w:sz="0" w:val="none"/>
-          <w:left w:color="000000" w:space="0" w:sz="0" w:val="none"/>
-          <w:bottom w:color="000000" w:space="0" w:sz="0" w:val="none"/>
-          <w:right w:color="000000" w:space="0" w:sz="0" w:val="none"/>
-          <w:between w:color="000000" w:space="0" w:sz="0" w:val="none"/>
-        </w:pBdr>
-        <w:spacing w:after="0" w:afterAutospacing="0" w:before="0" w:beforeAutospacing="0" w:line="259" w:lineRule="auto"/>
-        <w:ind w:left="720" w:hanging="360"/>
-        <w:rPr>
-          <w:rFonts w:ascii="Helvetica Neue" w:cs="Helvetica Neue" w:eastAsia="Helvetica Neue" w:hAnsi="Helvetica Neue"/>
-          <w:sz w:val="22"/>
-          <w:szCs w:val="22"/>
-        </w:rPr>
-      </w:pPr>
-      <w:r>
-        <w:rPr>
-          <w:rFonts w:ascii="Helvetica Neue" w:cs="Helvetica Neue" w:eastAsia="Helvetica Neue" w:hAnsi="Helvetica Neue"/>
-          <w:b w:val="1"/>
-          <w:sz w:val="22"/>
-          <w:szCs w:val="22"/>
-          <w:rtl w:val="0"/>
-        </w:rPr>
-        <w:t xml:space="preserve">Legal &amp; Compliance:</w:t>
-      </w:r>
-      <w:r>
-        <w:rPr>
-          <w:rFonts w:ascii="Helvetica Neue" w:cs="Helvetica Neue" w:eastAsia="Helvetica Neue" w:hAnsi="Helvetica Neue"/>
-          <w:sz w:val="22"/>
-          <w:szCs w:val="22"/>
-          <w:rtl w:val="0"/>
-        </w:rPr>
-        <w:t xml:space="preserve"> Ensure disclosures, transfers, and notifications comply with laws.</w:t>
-      </w:r>
-    </w:p>
-    <w:p>
-      <w:pPr>
-        <w:widowControl w:val="1"/>
-        <w:numPr>
-          <w:ilvl w:val="0"/>
-          <w:numId w:val="6"/>
-        </w:numPr>
-        <w:pBdr>
-          <w:top w:color="000000" w:space="0" w:sz="0" w:val="none"/>
-          <w:left w:color="000000" w:space="0" w:sz="0" w:val="none"/>
-          <w:bottom w:color="000000" w:space="0" w:sz="0" w:val="none"/>
-          <w:right w:color="000000" w:space="0" w:sz="0" w:val="none"/>
-          <w:between w:color="000000" w:space="0" w:sz="0" w:val="none"/>
-        </w:pBdr>
-        <w:spacing w:after="0" w:afterAutospacing="0" w:before="0" w:beforeAutospacing="0" w:line="259" w:lineRule="auto"/>
-        <w:ind w:left="720" w:hanging="360"/>
-        <w:rPr>
-          <w:rFonts w:ascii="Helvetica Neue" w:cs="Helvetica Neue" w:eastAsia="Helvetica Neue" w:hAnsi="Helvetica Neue"/>
-          <w:sz w:val="22"/>
-          <w:szCs w:val="22"/>
-        </w:rPr>
-      </w:pPr>
-      <w:r>
-        <w:rPr>
-          <w:rFonts w:ascii="Helvetica Neue" w:cs="Helvetica Neue" w:eastAsia="Helvetica Neue" w:hAnsi="Helvetica Neue"/>
-          <w:b w:val="1"/>
-          <w:sz w:val="22"/>
-          <w:szCs w:val="22"/>
-          <w:rtl w:val="0"/>
-        </w:rPr>
-        <w:t xml:space="preserve">IT Security:</w:t>
-      </w:r>
-      <w:r>
-        <w:rPr>
-          <w:rFonts w:ascii="Helvetica Neue" w:cs="Helvetica Neue" w:eastAsia="Helvetica Neue" w:hAnsi="Helvetica Neue"/>
-          <w:sz w:val="22"/>
-          <w:szCs w:val="22"/>
-          <w:rtl w:val="0"/>
-        </w:rPr>
-        <w:t xml:space="preserve"> Monitor systems, investigate incidents, enforce controls, and manage breach responses.</w:t>
-      </w:r>
-    </w:p>
-    <w:p>
-      <w:pPr>
-        <w:widowControl w:val="1"/>
-        <w:numPr>
-          <w:ilvl w:val="0"/>
-          <w:numId w:val="6"/>
-        </w:numPr>
-        <w:pBdr>
-          <w:top w:color="000000" w:space="0" w:sz="0" w:val="none"/>
-          <w:left w:color="000000" w:space="0" w:sz="0" w:val="none"/>
-          <w:bottom w:color="000000" w:space="0" w:sz="0" w:val="none"/>
-          <w:right w:color="000000" w:space="0" w:sz="0" w:val="none"/>
-          <w:between w:color="000000" w:space="0" w:sz="0" w:val="none"/>
-        </w:pBdr>
-        <w:spacing w:after="240" w:before="0" w:beforeAutospacing="0" w:line="259" w:lineRule="auto"/>
-        <w:ind w:left="720" w:hanging="360"/>
-        <w:rPr>
-          <w:rFonts w:ascii="Helvetica Neue" w:cs="Helvetica Neue" w:eastAsia="Helvetica Neue" w:hAnsi="Helvetica Neue"/>
-          <w:sz w:val="22"/>
-          <w:szCs w:val="22"/>
-        </w:rPr>
-      </w:pPr>
-      <w:r>
-        <w:rPr>
-          <w:rFonts w:ascii="Helvetica Neue" w:cs="Helvetica Neue" w:eastAsia="Helvetica Neue" w:hAnsi="Helvetica Neue"/>
-          <w:b w:val="1"/>
-          <w:sz w:val="22"/>
-          <w:szCs w:val="22"/>
-          <w:rtl w:val="0"/>
-        </w:rPr>
-        <w:t xml:space="preserve">Management:</w:t>
-      </w:r>
-      <w:r>
-        <w:rPr>
-          <w:rFonts w:ascii="Helvetica Neue" w:cs="Helvetica Neue" w:eastAsia="Helvetica Neue" w:hAnsi="Helvetica Neue"/>
-          <w:sz w:val="22"/>
-          <w:szCs w:val="22"/>
-          <w:rtl w:val="0"/>
-        </w:rPr>
-        <w:t xml:space="preserve"> Oversee policy enforcement and provide resources.</w:t>
-      </w:r>
-    </w:p>
-    <w:p>
-      <w:pPr>
-        <w:pStyle w:val="Heading2"/>
-        <w:keepNext w:val="0"/>
-        <w:widowControl w:val="1"/>
-        <w:pBdr>
-          <w:top w:color="000000" w:space="0" w:sz="0" w:val="none"/>
-          <w:left w:color="000000" w:space="0" w:sz="0" w:val="none"/>
-          <w:bottom w:color="000000" w:space="0" w:sz="0" w:val="none"/>
-          <w:right w:color="000000" w:space="0" w:sz="0" w:val="none"/>
-          <w:between w:color="000000" w:space="0" w:sz="0" w:val="none"/>
-        </w:pBdr>
-        <w:spacing w:after="80" w:before="360" w:line="259" w:lineRule="auto"/>
-        <w:rPr>
-          <w:rFonts w:ascii="Helvetica Neue" w:cs="Helvetica Neue" w:eastAsia="Helvetica Neue" w:hAnsi="Helvetica Neue"/>
-          <w:i w:val="0"/>
-          <w:sz w:val="34"/>
-          <w:szCs w:val="34"/>
-        </w:rPr>
-      </w:pPr>
-      <w:bookmarkStart w:colFirst="0" w:colLast="0" w:name="_heading=h.dc5ayr8c8al" w:id="20"/>
-      <w:bookmarkEnd w:id="20"/>
-      <w:r>
-        <w:rPr>
-          <w:rFonts w:ascii="Helvetica Neue" w:cs="Helvetica Neue" w:eastAsia="Helvetica Neue" w:hAnsi="Helvetica Neue"/>
-          <w:i w:val="0"/>
-          <w:sz w:val="34"/>
-          <w:szCs w:val="34"/>
-          <w:rtl w:val="0"/>
-        </w:rPr>
-        <w:t xml:space="preserve">8. Monitoring &amp; Audit</w:t>
-      </w:r>
-    </w:p>
-    <w:p>
-      <w:pPr>
-        <w:widowControl w:val="1"/>
-        <w:numPr>
-          <w:ilvl w:val="0"/>
-          <w:numId w:val="13"/>
-        </w:numPr>
-        <w:pBdr>
-          <w:top w:color="000000" w:space="0" w:sz="0" w:val="none"/>
-          <w:left w:color="000000" w:space="0" w:sz="0" w:val="none"/>
-          <w:bottom w:color="000000" w:space="0" w:sz="0" w:val="none"/>
-          <w:right w:color="000000" w:space="0" w:sz="0" w:val="none"/>
-          <w:between w:color="000000" w:space="0" w:sz="0" w:val="none"/>
-        </w:pBdr>
-        <w:spacing w:after="0" w:afterAutospacing="0" w:before="240" w:line="259" w:lineRule="auto"/>
-        <w:ind w:left="720" w:hanging="360"/>
-        <w:rPr>
-          <w:rFonts w:ascii="Helvetica Neue" w:cs="Helvetica Neue" w:eastAsia="Helvetica Neue" w:hAnsi="Helvetica Neue"/>
-          <w:sz w:val="22"/>
-          <w:szCs w:val="22"/>
-        </w:rPr>
-      </w:pPr>
-      <w:r>
-        <w:rPr>
-          <w:rFonts w:ascii="Helvetica Neue" w:cs="Helvetica Neue" w:eastAsia="Helvetica Neue" w:hAnsi="Helvetica Neue"/>
-          <w:b w:val="1"/>
-          <w:sz w:val="22"/>
-          <w:szCs w:val="22"/>
-          <w:rtl w:val="0"/>
-        </w:rPr>
-        <w:t xml:space="preserve">Quarterly audits</w:t>
-      </w:r>
-      <w:r>
-        <w:rPr>
-          <w:rFonts w:ascii="Helvetica Neue" w:cs="Helvetica Neue" w:eastAsia="Helvetica Neue" w:hAnsi="Helvetica Neue"/>
-          <w:sz w:val="22"/>
-          <w:szCs w:val="22"/>
-          <w:rtl w:val="0"/>
-        </w:rPr>
-        <w:t xml:space="preserve"> will confirm compliance with data collection, disclosure, and transfer procedures.</w:t>
-      </w:r>
-    </w:p>
-    <w:p>
-      <w:pPr>
-        <w:widowControl w:val="1"/>
-        <w:numPr>
-          <w:ilvl w:val="0"/>
-          <w:numId w:val="13"/>
-        </w:numPr>
-        <w:pBdr>
-          <w:top w:color="000000" w:space="0" w:sz="0" w:val="none"/>
-          <w:left w:color="000000" w:space="0" w:sz="0" w:val="none"/>
-          <w:bottom w:color="000000" w:space="0" w:sz="0" w:val="none"/>
-          <w:right w:color="000000" w:space="0" w:sz="0" w:val="none"/>
-          <w:between w:color="000000" w:space="0" w:sz="0" w:val="none"/>
-        </w:pBdr>
-        <w:spacing w:after="0" w:afterAutospacing="0" w:before="0" w:beforeAutospacing="0" w:line="259" w:lineRule="auto"/>
-        <w:ind w:left="720" w:hanging="360"/>
-        <w:rPr>
-          <w:rFonts w:ascii="Helvetica Neue" w:cs="Helvetica Neue" w:eastAsia="Helvetica Neue" w:hAnsi="Helvetica Neue"/>
-          <w:sz w:val="22"/>
-          <w:szCs w:val="22"/>
-        </w:rPr>
-      </w:pPr>
-      <w:r>
-        <w:rPr>
-          <w:rFonts w:ascii="Helvetica Neue" w:cs="Helvetica Neue" w:eastAsia="Helvetica Neue" w:hAnsi="Helvetica Neue"/>
-          <w:b w:val="1"/>
-          <w:sz w:val="22"/>
-          <w:szCs w:val="22"/>
-          <w:rtl w:val="0"/>
-        </w:rPr>
-        <w:t xml:space="preserve">Annual reviews</w:t>
-      </w:r>
-      <w:r>
-        <w:rPr>
-          <w:rFonts w:ascii="Helvetica Neue" w:cs="Helvetica Neue" w:eastAsia="Helvetica Neue" w:hAnsi="Helvetica Neue"/>
-          <w:sz w:val="22"/>
-          <w:szCs w:val="22"/>
-          <w:rtl w:val="0"/>
-        </w:rPr>
-        <w:t xml:space="preserve"> will ensure breach response readiness.</w:t>
-      </w:r>
-    </w:p>
-    <w:p>
-      <w:pPr>
-        <w:widowControl w:val="1"/>
-        <w:numPr>
-          <w:ilvl w:val="0"/>
-          <w:numId w:val="13"/>
-        </w:numPr>
-        <w:pBdr>
-          <w:top w:color="000000" w:space="0" w:sz="0" w:val="none"/>
-          <w:left w:color="000000" w:space="0" w:sz="0" w:val="none"/>
-          <w:bottom w:color="000000" w:space="0" w:sz="0" w:val="none"/>
-          <w:right w:color="000000" w:space="0" w:sz="0" w:val="none"/>
-          <w:between w:color="000000" w:space="0" w:sz="0" w:val="none"/>
-        </w:pBdr>
-        <w:spacing w:after="240" w:before="0" w:beforeAutospacing="0" w:line="259" w:lineRule="auto"/>
-        <w:ind w:left="720" w:hanging="360"/>
-        <w:rPr>
-          <w:rFonts w:ascii="Helvetica Neue" w:cs="Helvetica Neue" w:eastAsia="Helvetica Neue" w:hAnsi="Helvetica Neue"/>
-          <w:sz w:val="22"/>
-          <w:szCs w:val="22"/>
-        </w:rPr>
-      </w:pPr>
-      <w:r>
-        <w:rPr>
-          <w:rFonts w:ascii="Helvetica Neue" w:cs="Helvetica Neue" w:eastAsia="Helvetica Neue" w:hAnsi="Helvetica Neue"/>
-          <w:sz w:val="22"/>
-          <w:szCs w:val="22"/>
-          <w:rtl w:val="0"/>
-        </w:rPr>
-        <w:t xml:space="preserve">Documentation (consent records, disclosure logs, and incident reports) will be retained as SOC 2 evidence.</w:t>
-      </w:r>
-    </w:p>
-    <w:p>
-      <w:pPr>
-        <w:pStyle w:val="Heading2"/>
-        <w:keepNext w:val="0"/>
-        <w:widowControl w:val="1"/>
-        <w:pBdr>
-          <w:top w:color="000000" w:space="0" w:sz="0" w:val="none"/>
-          <w:left w:color="000000" w:space="0" w:sz="0" w:val="none"/>
-          <w:bottom w:color="000000" w:space="0" w:sz="0" w:val="none"/>
-          <w:right w:color="000000" w:space="0" w:sz="0" w:val="none"/>
-          <w:between w:color="000000" w:space="0" w:sz="0" w:val="none"/>
-        </w:pBdr>
-        <w:spacing w:after="80" w:before="360" w:line="259" w:lineRule="auto"/>
-        <w:rPr>
-          <w:rFonts w:ascii="Helvetica Neue" w:cs="Helvetica Neue" w:eastAsia="Helvetica Neue" w:hAnsi="Helvetica Neue"/>
-          <w:i w:val="0"/>
-          <w:sz w:val="34"/>
-          <w:szCs w:val="34"/>
-        </w:rPr>
-      </w:pPr>
-      <w:bookmarkStart w:colFirst="0" w:colLast="0" w:name="_heading=h.aegcbvgnuwu2" w:id="21"/>
-      <w:bookmarkEnd w:id="21"/>
-      <w:r>
-        <w:rPr>
-          <w:rFonts w:ascii="Helvetica Neue" w:cs="Helvetica Neue" w:eastAsia="Helvetica Neue" w:hAnsi="Helvetica Neue"/>
-          <w:i w:val="0"/>
-          <w:sz w:val="34"/>
-          <w:szCs w:val="34"/>
-          <w:rtl w:val="0"/>
-        </w:rPr>
-        <w:t xml:space="preserve">9. Review Cycle</w:t>
-      </w:r>
-    </w:p>
-    <w:p>
-      <w:pPr>
-        <w:widowControl w:val="1"/>
-        <w:pBdr>
-          <w:top w:color="000000" w:space="0" w:sz="0" w:val="none"/>
-          <w:left w:color="000000" w:space="0" w:sz="0" w:val="none"/>
-          <w:bottom w:color="000000" w:space="0" w:sz="0" w:val="none"/>
-          <w:right w:color="000000" w:space="0" w:sz="0" w:val="none"/>
-          <w:between w:color="000000" w:space="0" w:sz="0" w:val="none"/>
-        </w:pBdr>
-        <w:spacing w:after="240" w:before="240" w:line="259" w:lineRule="auto"/>
-        <w:rPr>
-          <w:rFonts w:ascii="Helvetica Neue" w:cs="Helvetica Neue" w:eastAsia="Helvetica Neue" w:hAnsi="Helvetica Neue"/>
-          <w:sz w:val="22"/>
-          <w:szCs w:val="22"/>
-        </w:rPr>
-      </w:pPr>
-      <w:r>
-        <w:rPr>
-          <w:rFonts w:ascii="Helvetica Neue" w:cs="Helvetica Neue" w:eastAsia="Helvetica Neue" w:hAnsi="Helvetica Neue"/>
-          <w:sz w:val="22"/>
-          <w:szCs w:val="22"/>
-          <w:rtl w:val="0"/>
-        </w:rPr>
-        <w:t xml:space="preserve">This policy will be reviewed </w:t>
-      </w:r>
-      <w:r>
-        <w:rPr>
-          <w:rFonts w:ascii="Helvetica Neue" w:cs="Helvetica Neue" w:eastAsia="Helvetica Neue" w:hAnsi="Helvetica Neue"/>
-          <w:b w:val="1"/>
-          <w:sz w:val="22"/>
-          <w:szCs w:val="22"/>
-          <w:rtl w:val="0"/>
-        </w:rPr>
-        <w:t xml:space="preserve">annually</w:t>
-      </w:r>
-      <w:r>
-        <w:rPr>
-          <w:rFonts w:ascii="Helvetica Neue" w:cs="Helvetica Neue" w:eastAsia="Helvetica Neue" w:hAnsi="Helvetica Neue"/>
-          <w:sz w:val="22"/>
-          <w:szCs w:val="22"/>
-          <w:rtl w:val="0"/>
-        </w:rPr>
-        <w:t xml:space="preserve"> or after major incidents, regulatory changes, or SOC 2 audit findings.</w:t>
-      </w:r>
-    </w:p>
-    <w:p>
-      <w:pPr>
-        <w:widowControl w:val="1"/>
-        <w:spacing w:after="0" w:line="240" w:lineRule="auto"/>
-        <w:jc w:val="both"/>
-        <w:rPr/>
-      </w:pPr>
-      <w:r>
-        <w:rPr>
-          <w:rtl w:val="0"/>
-        </w:rPr>
+        <w:t>Approval name, role, signature/record reference, and approval date must be completed by authorized personnel after substantive review. This draft is not evidence of approval or operation during the audit period.</w:t>
       </w:r>
     </w:p>
     <w:sectPr>

--- a/Soc2Type2-chatgpt/Review_Output_2026-10-12_Final/01_Reviewed_Policies/08 - Data Collection & Privacy Handling Policy.docx
+++ b/Soc2Type2-chatgpt/Review_Output_2026-10-12_Final/01_Reviewed_Policies/08 - Data Collection & Privacy Handling Policy.docx
@@ -3,18 +3,6 @@
 <w:document xmlns:mc="http://schemas.openxmlformats.org/markup-compatibility/2006" xmlns:o="urn:schemas-microsoft-com:office:office" xmlns:r="http://schemas.openxmlformats.org/officeDocument/2006/relationships" xmlns:m="http://schemas.openxmlformats.org/officeDocument/2006/math" xmlns:v="urn:schemas-microsoft-com:vml" xmlns:wp="http://schemas.openxmlformats.org/drawingml/2006/wordprocessingDrawing" xmlns:w10="urn:schemas-microsoft-com:office:word" xmlns:w="http://schemas.openxmlformats.org/wordprocessingml/2006/main" xmlns:wne="http://schemas.microsoft.com/office/word/2006/wordml" xmlns:sl="http://schemas.openxmlformats.org/schemaLibrary/2006/main" xmlns:a="http://schemas.openxmlformats.org/drawingml/2006/main" xmlns:pic="http://schemas.openxmlformats.org/drawingml/2006/picture" xmlns:c="http://schemas.openxmlformats.org/drawingml/2006/chart" xmlns:lc="http://schemas.openxmlformats.org/drawingml/2006/lockedCanvas" xmlns:dgm="http://schemas.openxmlformats.org/drawingml/2006/diagram" xmlns:wps="http://schemas.microsoft.com/office/word/2010/wordprocessingShape" xmlns:wpg="http://schemas.microsoft.com/office/word/2010/wordprocessingGroup" xmlns:w14="http://schemas.microsoft.com/office/word/2010/wordml" xmlns:w15="http://schemas.microsoft.com/office/word/2012/wordml" xmlns:w16="http://schemas.microsoft.com/office/word/2018/wordml" xmlns:w16cex="http://schemas.microsoft.com/office/word/2018/wordml/cex" xmlns:w16cid="http://schemas.microsoft.com/office/word/2016/wordml/cid" xmlns="http://schemas.microsoft.com/office/tasks/2019/documenttasks" xmlns:cr="http://schemas.microsoft.com/office/comments/2020/reactions">
   <w:background w:color="FFFFFF"/>
   <w:body>
-    <w:p>
-      <w:pPr>
-        <w:jc w:val="center"/>
-      </w:pPr>
-      <w:r>
-        <w:rPr>
-          <w:b/>
-          <w:sz w:val="18"/>
-        </w:rPr>
-        <w:t>DRAFT — OWNER VALIDATION AND AUTHORIZED APPROVAL REQUIRED</w:t>
-      </w:r>
-    </w:p>
     <w:p>
       <w:pPr>
         <w:pStyle w:val="Title"/>
@@ -41,7 +29,10 @@
           </w:tcPr>
           <w:p>
             <w:r>
-              <w:t>Document owner</w:t>
+              <w:rPr>
+                <w:sz w:val="18"/>
+              </w:rPr>
+              <w:t>Policy Document ID</w:t>
             </w:r>
           </w:p>
         </w:tc>
@@ -51,7 +42,10 @@
           </w:tcPr>
           <w:p>
             <w:r>
-              <w:t>Assign by management</w:t>
+              <w:rPr>
+                <w:sz w:val="18"/>
+              </w:rPr>
+              <w:t>ZED-POL-08</w:t>
             </w:r>
           </w:p>
         </w:tc>
@@ -63,7 +57,10 @@
           </w:tcPr>
           <w:p>
             <w:r>
-              <w:t>Version</w:t>
+              <w:rPr>
+                <w:sz w:val="18"/>
+              </w:rPr>
+              <w:t>Document Version</w:t>
             </w:r>
           </w:p>
         </w:tc>
@@ -73,7 +70,10 @@
           </w:tcPr>
           <w:p>
             <w:r>
-              <w:t>Assign after review</w:t>
+              <w:rPr>
+                <w:sz w:val="18"/>
+              </w:rPr>
+              <w:t>v2.0 (Renewal 2025–2026)</w:t>
             </w:r>
           </w:p>
         </w:tc>
@@ -85,7 +85,10 @@
           </w:tcPr>
           <w:p>
             <w:r>
-              <w:t>Effective date</w:t>
+              <w:rPr>
+                <w:sz w:val="18"/>
+              </w:rPr>
+              <w:t>Last Review Date</w:t>
             </w:r>
           </w:p>
         </w:tc>
@@ -95,7 +98,7 @@
           </w:tcPr>
           <w:p>
             <w:r>
-              <w:t>Enter actual authorized date; do not backdate</w:t>
+              <w:t>October 1, 2025</w:t>
             </w:r>
           </w:p>
         </w:tc>
@@ -107,7 +110,10 @@
           </w:tcPr>
           <w:p>
             <w:r>
-              <w:t>Approved by</w:t>
+              <w:rPr>
+                <w:sz w:val="18"/>
+              </w:rPr>
+              <w:t>Approval Authority / Status</w:t>
             </w:r>
           </w:p>
         </w:tc>
@@ -117,7 +123,38 @@
           </w:tcPr>
           <w:p>
             <w:r>
-              <w:t>Authorized approver to complete</w:t>
+              <w:rPr>
+                <w:sz w:val="18"/>
+              </w:rPr>
+              <w:t>Chief Information Security Officer (CISO) &amp; Management; authorized approval to be recorded</w:t>
+            </w:r>
+          </w:p>
+        </w:tc>
+      </w:tr>
+      <w:tr>
+        <w:tc>
+          <w:tcPr>
+            <w:tcW w:type="dxa" w:w="4961"/>
+          </w:tcPr>
+          <w:p>
+            <w:r>
+              <w:rPr>
+                <w:sz w:val="18"/>
+              </w:rPr>
+              <w:t>Classification</w:t>
+            </w:r>
+          </w:p>
+        </w:tc>
+        <w:tc>
+          <w:tcPr>
+            <w:tcW w:type="dxa" w:w="4961"/>
+          </w:tcPr>
+          <w:p>
+            <w:r>
+              <w:rPr>
+                <w:sz w:val="18"/>
+              </w:rPr>
+              <w:t>Confidential – Internal &amp; Authorized Auditor Access Only</w:t>
             </w:r>
           </w:p>
         </w:tc>
